--- a/HRCP-KKU-Academic/uploads/academic/1/doc_0.docx
+++ b/HRCP-KKU-Academic/uploads/academic/1/doc_0.docx
@@ -203,20 +203,202 @@
           <w:color w:val="000000" w:themeColor="text1"/>
           <w:sz w:val="32"/>
           <w:szCs w:val="32"/>
-          <w:lang w:eastAsia="en-GB"/>
+          <w:lang w:val="en-US" w:eastAsia="en-GB"/>
         </w:rPr>
       </w:pPr>
-      <w:proofErr w:type="spellStart"/>
-      <w:proofErr w:type="spellEnd"/>
-      <w:proofErr w:type="spellStart"/>
-      <w:proofErr w:type="spellEnd"/>
-      <w:r>
-        <w:rPr>
-          <w:rFonts w:ascii="TH Sarabun New" w:hAnsi="TH Sarabun New" w:cs="TH Sarabun New" w:eastAsia="TH Sarabun New"/>
-          <w:sz w:val="32"/>
-          <w:b w:val="on"/>
-        </w:rPr>
-        <w:t>ที่  อว 660301.26.8/3		          	วันที่5 มีนาคม 2569</w:t>
+      <w:r>
+        <w:rPr>
+          <w:rFonts w:ascii="TH Sarabun New" w:eastAsia="Times New Roman" w:hAnsi="TH Sarabun New" w:cs="TH Sarabun New"/>
+          <w:b/>
+          <w:bCs/>
+          <w:color w:val="000000" w:themeColor="text1"/>
+          <w:sz w:val="32"/>
+          <w:szCs w:val="32"/>
+          <w:cs/>
+          <w:lang w:eastAsia="en-GB"/>
+        </w:rPr>
+        <w:t>ที่</w:t>
+      </w:r>
+      <w:r>
+        <w:rPr>
+          <w:rFonts w:ascii="TH Sarabun New" w:eastAsia="Times New Roman" w:hAnsi="TH Sarabun New" w:cs="TH Sarabun New"/>
+          <w:color w:val="000000" w:themeColor="text1"/>
+          <w:sz w:val="32"/>
+          <w:szCs w:val="32"/>
+          <w:lang w:eastAsia="en-GB"/>
+        </w:rPr>
+        <w:t xml:space="preserve">  </w:t>
+      </w:r>
+      <w:r>
+        <w:rPr>
+          <w:rFonts w:ascii="TH Sarabun New" w:eastAsia="Times New Roman" w:hAnsi="TH Sarabun New" w:cs="TH Sarabun New"/>
+          <w:color w:val="000000" w:themeColor="text1"/>
+          <w:sz w:val="32"/>
+          <w:szCs w:val="32"/>
+          <w:cs/>
+          <w:lang w:eastAsia="en-GB"/>
+        </w:rPr>
+        <w:t xml:space="preserve">อว </w:t>
+      </w:r>
+      <w:r>
+        <w:rPr>
+          <w:rFonts w:ascii="TH Sarabun New" w:eastAsia="Times New Roman" w:hAnsi="TH Sarabun New" w:cs="TH Sarabun New"/>
+          <w:color w:val="000000" w:themeColor="text1"/>
+          <w:sz w:val="32"/>
+          <w:szCs w:val="32"/>
+          <w:lang w:eastAsia="en-GB"/>
+        </w:rPr>
+        <w:t>660301</w:t>
+      </w:r>
+      <w:r>
+        <w:rPr>
+          <w:rFonts w:ascii="TH Sarabun New" w:eastAsia="Times New Roman" w:hAnsi="TH Sarabun New" w:cs="TH Sarabun New"/>
+          <w:color w:val="000000" w:themeColor="text1"/>
+          <w:sz w:val="32"/>
+          <w:szCs w:val="32"/>
+          <w:cs/>
+          <w:lang w:eastAsia="en-GB"/>
+        </w:rPr>
+        <w:t>.</w:t>
+      </w:r>
+      <w:r>
+        <w:rPr>
+          <w:rFonts w:ascii="TH Sarabun New" w:eastAsia="Times New Roman" w:hAnsi="TH Sarabun New" w:cs="TH Sarabun New"/>
+          <w:color w:val="000000" w:themeColor="text1"/>
+          <w:sz w:val="32"/>
+          <w:szCs w:val="32"/>
+          <w:lang w:eastAsia="en-GB"/>
+        </w:rPr>
+        <w:t>26</w:t>
+      </w:r>
+      <w:r>
+        <w:rPr>
+          <w:rFonts w:ascii="TH Sarabun New" w:eastAsia="Times New Roman" w:hAnsi="TH Sarabun New" w:cs="TH Sarabun New"/>
+          <w:color w:val="000000" w:themeColor="text1"/>
+          <w:sz w:val="32"/>
+          <w:szCs w:val="32"/>
+          <w:cs/>
+          <w:lang w:eastAsia="en-GB"/>
+        </w:rPr>
+        <w:t>.</w:t>
+      </w:r>
+      <w:r>
+        <w:rPr>
+          <w:rFonts w:ascii="TH Sarabun New" w:eastAsia="Times New Roman" w:hAnsi="TH Sarabun New" w:cs="TH Sarabun New"/>
+          <w:color w:val="000000" w:themeColor="text1"/>
+          <w:sz w:val="32"/>
+          <w:szCs w:val="32"/>
+          <w:lang w:eastAsia="en-GB"/>
+        </w:rPr>
+        <w:t>8</w:t>
+      </w:r>
+      <w:r>
+        <w:rPr>
+          <w:rFonts w:ascii="TH Sarabun New" w:eastAsia="Times New Roman" w:hAnsi="TH Sarabun New" w:cs="TH Sarabun New"/>
+          <w:color w:val="000000" w:themeColor="text1"/>
+          <w:sz w:val="32"/>
+          <w:szCs w:val="32"/>
+          <w:cs/>
+          <w:lang w:eastAsia="en-GB"/>
+        </w:rPr>
+        <w:t>/</w:t>
+      </w:r>
+      <w:r>
+        <w:rPr>
+          <w:rFonts w:ascii="TH Sarabun New" w:eastAsia="Times New Roman" w:hAnsi="TH Sarabun New" w:cs="TH Sarabun New"/>
+          <w:color w:val="000000" w:themeColor="text1"/>
+          <w:sz w:val="32"/>
+          <w:szCs w:val="32"/>
+          <w:lang w:eastAsia="en-GB"/>
+        </w:rPr>
+        <w:t/>
+      </w:r>
+      <w:r>
+        <w:rPr>
+          <w:rFonts w:ascii="TH Sarabun New" w:eastAsia="Times New Roman" w:hAnsi="TH Sarabun New" w:cs="TH Sarabun New"/>
+          <w:color w:val="000000" w:themeColor="text1"/>
+          <w:sz w:val="32"/>
+          <w:szCs w:val="32"/>
+          <w:lang w:val="en-US" w:eastAsia="en-GB"/>
+        </w:rPr>
+        <w:t/>
+      </w:r>
+      <w:r>
+        <w:rPr>
+          <w:rFonts w:ascii="TH Sarabun New" w:eastAsia="Times New Roman" w:hAnsi="TH Sarabun New" w:cs="TH Sarabun New"/>
+          <w:color w:val="000000" w:themeColor="text1"/>
+          <w:sz w:val="32"/>
+          <w:szCs w:val="32"/>
+          <w:lang w:eastAsia="en-GB"/>
+        </w:rPr>
+        <w:t/>
+      </w:r>
+      <w:r>
+        <w:rPr>
+          <w:rFonts w:ascii="TH Sarabun New" w:eastAsia="Times New Roman" w:hAnsi="TH Sarabun New" w:cs="TH Sarabun New"/>
+          <w:color w:val="000000" w:themeColor="text1"/>
+          <w:sz w:val="32"/>
+          <w:szCs w:val="32"/>
+          <w:lang w:eastAsia="en-GB"/>
+        </w:rPr>
+        <w:tab/>
+      </w:r>
+      <w:r>
+        <w:rPr>
+          <w:rFonts w:ascii="TH Sarabun New" w:eastAsia="Times New Roman" w:hAnsi="TH Sarabun New" w:cs="TH Sarabun New"/>
+          <w:color w:val="000000" w:themeColor="text1"/>
+          <w:sz w:val="32"/>
+          <w:szCs w:val="32"/>
+          <w:lang w:eastAsia="en-GB"/>
+        </w:rPr>
+        <w:tab/>
+        <w:t xml:space="preserve">          </w:t>
+      </w:r>
+      <w:r>
+        <w:rPr>
+          <w:rFonts w:ascii="TH Sarabun New" w:eastAsia="Times New Roman" w:hAnsi="TH Sarabun New" w:cs="TH Sarabun New"/>
+          <w:color w:val="000000" w:themeColor="text1"/>
+          <w:sz w:val="32"/>
+          <w:szCs w:val="32"/>
+          <w:lang w:eastAsia="en-GB"/>
+        </w:rPr>
+        <w:tab/>
+      </w:r>
+      <w:r>
+        <w:rPr>
+          <w:rFonts w:ascii="TH Sarabun New" w:eastAsia="Times New Roman" w:hAnsi="TH Sarabun New" w:cs="TH Sarabun New"/>
+          <w:b/>
+          <w:bCs/>
+          <w:color w:val="000000" w:themeColor="text1"/>
+          <w:sz w:val="32"/>
+          <w:szCs w:val="32"/>
+          <w:cs/>
+          <w:lang w:eastAsia="en-GB"/>
+        </w:rPr>
+        <w:t>วันที่</w:t>
+      </w:r>
+      <w:r>
+        <w:rPr>
+          <w:rFonts w:ascii="TH Sarabun New" w:eastAsia="Times New Roman" w:hAnsi="TH Sarabun New" w:cs="TH Sarabun New" w:hint="cs"/>
+          <w:b/>
+          <w:bCs/>
+          <w:color w:val="000000" w:themeColor="text1"/>
+          <w:sz w:val="32"/>
+          <w:szCs w:val="32"/>
+          <w:cs/>
+          <w:lang w:eastAsia="en-GB"/>
+        </w:rPr>
+        <w:t xml:space="preserve"> </w:t>
+      </w:r>
+      <w:r>
+        <w:rPr>
+          <w:rFonts w:ascii="TH Sarabun New" w:eastAsia="Times New Roman" w:hAnsi="TH Sarabun New" w:cs="TH Sarabun New"/>
+          <w:color w:val="000000" w:themeColor="text1"/>
+          <w:sz w:val="32"/>
+          <w:szCs w:val="32"/>
+          <w:lang w:eastAsia="en-GB"/>
+        </w:rPr>
+        <w:t>19 มีนาคม 2569</w:t>
       </w:r>
     </w:p>
     <w:p>
@@ -227,6 +409,7 @@
           <w:color w:val="000000" w:themeColor="text1"/>
           <w:sz w:val="16"/>
           <w:szCs w:val="16"/>
+          <w:cs/>
           <w:lang w:eastAsia="en-GB"/>
         </w:rPr>
       </w:pPr>
@@ -374,21 +557,408 @@
           <w:lang w:val="en-US" w:eastAsia="en-GB"/>
         </w:rPr>
       </w:pPr>
-      <w:proofErr w:type="spellStart"/>
-      <w:proofErr w:type="spellEnd"/>
-      <w:proofErr w:type="spellStart"/>
-      <w:proofErr w:type="spellEnd"/>
-      <w:proofErr w:type="spellStart"/>
-      <w:proofErr w:type="spellEnd"/>
-      <w:proofErr w:type="spellStart"/>
-      <w:proofErr w:type="spellEnd"/>
-      <w:r>
-        <w:rPr>
-          <w:rFonts w:ascii="TH Sarabun New" w:hAnsi="TH Sarabun New" w:cs="TH Sarabun New" w:eastAsia="TH Sarabun New"/>
-          <w:sz w:val="32"/>
-          <w:b w:val="off"/>
-        </w:rPr>
-        <w:t xml:space="preserve">	ข้าพเจ้า นายApec พนักงานมหาวิทยาลัย ประเภท วิชาการ ตำแหน่ง อาจารย์ ปฏิบัติงานที่ สาขาวิชาวิทยาการคอมพิวเตอร์ สังกัด วิทยาลัยการคอมพิวเตอร์ มีความประสงค์ขอรับการประเมินการสอนจากคณะอนุกรรมการประเมินผลการสอน เพื่อประกอบการขอกำหนดตำแหน่งทางวิชาการระดับ [✓] ผู้ช่วยศาสตราจารย์  [{{chk2}}] รองศาสตราจารย์ [{{chk3}}] ศาสตราจารย์ พร้อมนี้ได้แนบเอกสารประกอบการขอประเมินผลการสอน จำนวน       3 ชุด ดังนี้</w:t>
+      <w:r>
+        <w:rPr>
+          <w:rFonts w:ascii="TH Sarabun New" w:eastAsia="Times New Roman" w:hAnsi="TH Sarabun New" w:cs="TH Sarabun New"/>
+          <w:color w:val="000000" w:themeColor="text1"/>
+          <w:sz w:val="32"/>
+          <w:szCs w:val="32"/>
+          <w:cs/>
+          <w:lang w:eastAsia="en-GB"/>
+        </w:rPr>
+        <w:tab/>
+      </w:r>
+      <w:r>
+        <w:rPr>
+          <w:rFonts w:ascii="TH Sarabun New" w:eastAsia="Times New Roman" w:hAnsi="TH Sarabun New" w:cs="TH Sarabun New" w:hint="cs"/>
+          <w:color w:val="000000" w:themeColor="text1"/>
+          <w:sz w:val="32"/>
+          <w:szCs w:val="32"/>
+          <w:cs/>
+          <w:lang w:eastAsia="en-GB"/>
+        </w:rPr>
+        <w:t>ข้าพเจ้า</w:t>
+      </w:r>
+      <w:r>
+        <w:rPr>
+          <w:rFonts w:ascii="TH Sarabun New" w:eastAsia="Times New Roman" w:hAnsi="TH Sarabun New" w:cs="TH Sarabun New"/>
+          <w:color w:val="000000" w:themeColor="text1"/>
+          <w:sz w:val="32"/>
+          <w:szCs w:val="32"/>
+          <w:lang w:eastAsia="en-GB"/>
+        </w:rPr>
+        <w:t xml:space="preserve"> </w:t>
+      </w:r>
+      <w:r>
+        <w:rPr>
+          <w:rFonts w:ascii="TH Sarabun New" w:eastAsia="Times New Roman" w:hAnsi="TH Sarabun New" w:cs="TH Sarabun New"/>
+          <w:color w:val="000000" w:themeColor="text1"/>
+          <w:sz w:val="32"/>
+          <w:szCs w:val="32"/>
+          <w:lang w:eastAsia="en-GB"/>
+        </w:rPr>
+        <w:t>Apec</w:t>
+      </w:r>
+      <w:r>
+        <w:rPr>
+          <w:rFonts w:ascii="TH Sarabun New" w:eastAsia="Times New Roman" w:hAnsi="TH Sarabun New" w:cs="TH Sarabun New"/>
+          <w:color w:val="000000" w:themeColor="text1"/>
+          <w:sz w:val="32"/>
+          <w:szCs w:val="32"/>
+          <w:lang w:val="en-US" w:eastAsia="en-GB"/>
+        </w:rPr>
+        <w:t/>
+      </w:r>
+      <w:r>
+        <w:rPr>
+          <w:rFonts w:ascii="TH Sarabun New" w:eastAsia="Times New Roman" w:hAnsi="TH Sarabun New" w:cs="TH Sarabun New"/>
+          <w:color w:val="000000" w:themeColor="text1"/>
+          <w:sz w:val="32"/>
+          <w:szCs w:val="32"/>
+          <w:lang w:eastAsia="en-GB"/>
+        </w:rPr>
+        <w:t/>
+      </w:r>
+      <w:r>
+        <w:rPr>
+          <w:rFonts w:ascii="TH Sarabun New" w:eastAsia="Times New Roman" w:hAnsi="TH Sarabun New" w:cs="TH Sarabun New"/>
+          <w:color w:val="000000" w:themeColor="text1"/>
+          <w:sz w:val="32"/>
+          <w:szCs w:val="32"/>
+          <w:lang w:eastAsia="en-GB"/>
+        </w:rPr>
+        <w:t/>
+      </w:r>
+      <w:r>
+        <w:rPr>
+          <w:rFonts w:ascii="TH Sarabun New" w:eastAsia="Times New Roman" w:hAnsi="TH Sarabun New" w:cs="TH Sarabun New"/>
+          <w:color w:val="000000" w:themeColor="text1"/>
+          <w:sz w:val="32"/>
+          <w:szCs w:val="32"/>
+          <w:lang w:eastAsia="en-GB"/>
+        </w:rPr>
+        <w:t/>
+      </w:r>
+      <w:r>
+        <w:rPr>
+          <w:rFonts w:ascii="TH Sarabun New" w:eastAsia="Times New Roman" w:hAnsi="TH Sarabun New" w:cs="TH Sarabun New" w:hint="cs"/>
+          <w:color w:val="000000" w:themeColor="text1"/>
+          <w:sz w:val="32"/>
+          <w:szCs w:val="32"/>
+          <w:cs/>
+          <w:lang w:eastAsia="en-GB"/>
+        </w:rPr>
+        <w:t xml:space="preserve"> </w:t>
+      </w:r>
+      <w:r>
+        <w:rPr>
+          <w:rFonts w:ascii="TH Sarabun New" w:eastAsia="Times New Roman" w:hAnsi="TH Sarabun New" w:cs="TH Sarabun New"/>
+          <w:color w:val="000000" w:themeColor="text1"/>
+          <w:sz w:val="32"/>
+          <w:szCs w:val="32"/>
+          <w:lang w:eastAsia="en-GB"/>
+        </w:rPr>
+        <w:t>{{employee_type}}</w:t>
+      </w:r>
+      <w:r>
+        <w:rPr>
+          <w:rFonts w:ascii="TH Sarabun New" w:eastAsia="Times New Roman" w:hAnsi="TH Sarabun New" w:cs="TH Sarabun New"/>
+          <w:color w:val="000000" w:themeColor="text1"/>
+          <w:sz w:val="32"/>
+          <w:szCs w:val="32"/>
+          <w:lang w:eastAsia="en-GB"/>
+        </w:rPr>
+        <w:t/>
+      </w:r>
+      <w:r>
+        <w:rPr>
+          <w:rFonts w:ascii="TH Sarabun New" w:eastAsia="Times New Roman" w:hAnsi="TH Sarabun New" w:cs="TH Sarabun New"/>
+          <w:color w:val="000000" w:themeColor="text1"/>
+          <w:sz w:val="32"/>
+          <w:szCs w:val="32"/>
+          <w:lang w:eastAsia="en-GB"/>
+        </w:rPr>
+        <w:t/>
+      </w:r>
+      <w:r>
+        <w:rPr>
+          <w:rFonts w:ascii="TH Sarabun New" w:eastAsia="Times New Roman" w:hAnsi="TH Sarabun New" w:cs="TH Sarabun New" w:hint="cs"/>
+          <w:color w:val="000000" w:themeColor="text1"/>
+          <w:sz w:val="32"/>
+          <w:szCs w:val="32"/>
+          <w:lang w:eastAsia="en-GB"/>
+        </w:rPr>
+        <w:t xml:space="preserve"> </w:t>
+      </w:r>
+      <w:r>
+        <w:rPr>
+          <w:rFonts w:ascii="TH Sarabun New" w:eastAsia="Times New Roman" w:hAnsi="TH Sarabun New" w:cs="TH Sarabun New" w:hint="cs"/>
+          <w:color w:val="000000" w:themeColor="text1"/>
+          <w:sz w:val="32"/>
+          <w:szCs w:val="32"/>
+          <w:cs/>
+          <w:lang w:eastAsia="en-GB"/>
+        </w:rPr>
+        <w:t>ประเภท</w:t>
+      </w:r>
+      <w:r>
+        <w:rPr>
+          <w:rFonts w:ascii="TH Sarabun New" w:eastAsia="Times New Roman" w:hAnsi="TH Sarabun New" w:cs="TH Sarabun New" w:hint="cs"/>
+          <w:color w:val="000000" w:themeColor="text1"/>
+          <w:sz w:val="32"/>
+          <w:szCs w:val="32"/>
+          <w:cs/>
+          <w:lang w:eastAsia="en-GB"/>
+        </w:rPr>
+        <w:t xml:space="preserve"> </w:t>
+      </w:r>
+      <w:r>
+        <w:rPr>
+          <w:rFonts w:ascii="TH Sarabun New" w:eastAsia="Times New Roman" w:hAnsi="TH Sarabun New" w:cs="TH Sarabun New" w:hint="cs"/>
+          <w:color w:val="000000" w:themeColor="text1"/>
+          <w:sz w:val="32"/>
+          <w:szCs w:val="32"/>
+          <w:cs/>
+          <w:lang w:eastAsia="en-GB"/>
+        </w:rPr>
+        <w:t xml:space="preserve">วิชาการ ตำแหน่ง </w:t>
+      </w:r>
+      <w:r>
+        <w:rPr>
+          <w:rFonts w:ascii="TH Sarabun New" w:eastAsia="Times New Roman" w:hAnsi="TH Sarabun New" w:cs="TH Sarabun New"/>
+          <w:color w:val="000000" w:themeColor="text1"/>
+          <w:sz w:val="32"/>
+          <w:szCs w:val="32"/>
+          <w:lang w:eastAsia="en-GB"/>
+        </w:rPr>
+        <w:t/>
+      </w:r>
+      <w:r>
+        <w:rPr>
+          <w:rFonts w:ascii="TH Sarabun New" w:eastAsia="Times New Roman" w:hAnsi="TH Sarabun New" w:cs="TH Sarabun New"/>
+          <w:color w:val="000000" w:themeColor="text1"/>
+          <w:sz w:val="32"/>
+          <w:szCs w:val="32"/>
+          <w:lang w:eastAsia="en-GB"/>
+        </w:rPr>
+        <w:t/>
+      </w:r>
+      <w:r>
+        <w:rPr>
+          <w:rFonts w:ascii="TH Sarabun New" w:eastAsia="Times New Roman" w:hAnsi="TH Sarabun New" w:cs="TH Sarabun New"/>
+          <w:color w:val="000000" w:themeColor="text1"/>
+          <w:sz w:val="32"/>
+          <w:szCs w:val="32"/>
+          <w:lang w:eastAsia="en-GB"/>
+        </w:rPr>
+        <w:t/>
+      </w:r>
+      <w:r>
+        <w:rPr>
+          <w:rFonts w:ascii="TH Sarabun New" w:eastAsia="Times New Roman" w:hAnsi="TH Sarabun New" w:cs="TH Sarabun New" w:hint="cs"/>
+          <w:color w:val="000000" w:themeColor="text1"/>
+          <w:sz w:val="32"/>
+          <w:szCs w:val="32"/>
+          <w:cs/>
+          <w:lang w:eastAsia="en-GB"/>
+        </w:rPr>
+        <w:t xml:space="preserve"> ปฏิบัติงานที่ สาขาวิชาวิทยาการคอมพิวเตอร์ สังกัด วิทยาลัยการคอมพิวเตอร์ มีความประสงค์ขอรับการประเมินการสอนจากคณะอนุกรรมการประเมินผลการสอน เพื่อประกอบการขอกำหนดตำแหน่งทางวิชาการระดับ </w:t>
+      </w:r>
+      <w:r>
+        <w:rPr>
+          <w:rFonts w:ascii="TH Sarabun New" w:eastAsia="Times New Roman" w:hAnsi="TH Sarabun New" w:cs="TH Sarabun New"/>
+          <w:color w:val="000000" w:themeColor="text1"/>
+          <w:sz w:val="32"/>
+          <w:szCs w:val="32"/>
+          <w:lang w:val="en-US" w:eastAsia="en-GB"/>
+        </w:rPr>
+        <w:t>[</w:t>
+      </w:r>
+      <w:r>
+        <w:rPr>
+          <w:rFonts w:ascii="TH Sarabun New" w:eastAsia="Times New Roman" w:hAnsi="TH Sarabun New" w:cs="TH Sarabun New"/>
+          <w:color w:val="000000" w:themeColor="text1"/>
+          <w:sz w:val="32"/>
+          <w:szCs w:val="32"/>
+          <w:lang w:val="en-US" w:eastAsia="en-GB"/>
+        </w:rPr>
+        <w:t>✓</w:t>
+      </w:r>
+      <w:r>
+        <w:rPr>
+          <w:rFonts w:ascii="TH Sarabun New" w:eastAsia="Times New Roman" w:hAnsi="TH Sarabun New" w:cs="TH Sarabun New"/>
+          <w:color w:val="000000" w:themeColor="text1"/>
+          <w:sz w:val="32"/>
+          <w:szCs w:val="32"/>
+          <w:lang w:val="en-US" w:eastAsia="en-GB"/>
+        </w:rPr>
+        <w:t xml:space="preserve">] </w:t>
+      </w:r>
+      <w:r>
+        <w:rPr>
+          <w:rFonts w:ascii="TH Sarabun New" w:eastAsia="Times New Roman" w:hAnsi="TH Sarabun New" w:cs="TH Sarabun New" w:hint="cs"/>
+          <w:color w:val="000000" w:themeColor="text1"/>
+          <w:sz w:val="32"/>
+          <w:szCs w:val="32"/>
+          <w:cs/>
+          <w:lang w:val="en-US" w:eastAsia="en-GB"/>
+        </w:rPr>
+        <w:t xml:space="preserve">ผู้ช่วยศาสตราจารย์ </w:t>
+      </w:r>
+      <w:r>
+        <w:rPr>
+          <w:rFonts w:ascii="TH Sarabun New" w:eastAsia="Times New Roman" w:hAnsi="TH Sarabun New" w:cs="TH Sarabun New"/>
+          <w:color w:val="000000" w:themeColor="text1"/>
+          <w:sz w:val="32"/>
+          <w:szCs w:val="32"/>
+          <w:lang w:val="en-US" w:eastAsia="en-GB"/>
+        </w:rPr>
+        <w:t>[</w:t>
+      </w:r>
+      <w:r>
+        <w:rPr>
+          <w:rFonts w:ascii="TH Sarabun New" w:eastAsia="Times New Roman" w:hAnsi="TH Sarabun New" w:cs="TH Sarabun New"/>
+          <w:color w:val="000000" w:themeColor="text1"/>
+          <w:sz w:val="32"/>
+          <w:szCs w:val="32"/>
+          <w:lang w:val="en-US" w:eastAsia="en-GB"/>
+        </w:rPr>
+        <w:t> </w:t>
+      </w:r>
+      <w:r>
+        <w:rPr>
+          <w:rFonts w:ascii="TH Sarabun New" w:eastAsia="Times New Roman" w:hAnsi="TH Sarabun New" w:cs="TH Sarabun New"/>
+          <w:color w:val="000000" w:themeColor="text1"/>
+          <w:sz w:val="32"/>
+          <w:szCs w:val="32"/>
+          <w:lang w:val="en-US" w:eastAsia="en-GB"/>
+        </w:rPr>
+        <w:t/>
+      </w:r>
+      <w:r>
+        <w:rPr>
+          <w:rFonts w:ascii="TH Sarabun New" w:eastAsia="Times New Roman" w:hAnsi="TH Sarabun New" w:cs="TH Sarabun New"/>
+          <w:color w:val="000000" w:themeColor="text1"/>
+          <w:sz w:val="32"/>
+          <w:szCs w:val="32"/>
+          <w:lang w:val="en-US" w:eastAsia="en-GB"/>
+        </w:rPr>
+        <w:t/>
+      </w:r>
+      <w:r>
+        <w:rPr>
+          <w:rFonts w:ascii="TH Sarabun New" w:eastAsia="Times New Roman" w:hAnsi="TH Sarabun New" w:cs="TH Sarabun New"/>
+          <w:color w:val="000000" w:themeColor="text1"/>
+          <w:sz w:val="32"/>
+          <w:szCs w:val="32"/>
+          <w:lang w:val="en-US" w:eastAsia="en-GB"/>
+        </w:rPr>
+        <w:t xml:space="preserve">] </w:t>
+      </w:r>
+      <w:r>
+        <w:rPr>
+          <w:rFonts w:ascii="TH Sarabun New" w:eastAsia="Times New Roman" w:hAnsi="TH Sarabun New" w:cs="TH Sarabun New" w:hint="cs"/>
+          <w:color w:val="000000" w:themeColor="text1"/>
+          <w:sz w:val="32"/>
+          <w:szCs w:val="32"/>
+          <w:cs/>
+          <w:lang w:val="en-US" w:eastAsia="en-GB"/>
+        </w:rPr>
+        <w:t xml:space="preserve">รองศาสตราจารย์ </w:t>
+      </w:r>
+      <w:r>
+        <w:rPr>
+          <w:rFonts w:ascii="TH Sarabun New" w:eastAsia="Times New Roman" w:hAnsi="TH Sarabun New" w:cs="TH Sarabun New"/>
+          <w:color w:val="000000" w:themeColor="text1"/>
+          <w:sz w:val="32"/>
+          <w:szCs w:val="32"/>
+          <w:lang w:val="en-US" w:eastAsia="en-GB"/>
+        </w:rPr>
+        <w:t>[</w:t>
+      </w:r>
+      <w:r>
+        <w:rPr>
+          <w:rFonts w:ascii="TH Sarabun New" w:eastAsia="Times New Roman" w:hAnsi="TH Sarabun New" w:cs="TH Sarabun New"/>
+          <w:color w:val="000000" w:themeColor="text1"/>
+          <w:sz w:val="32"/>
+          <w:szCs w:val="32"/>
+          <w:lang w:val="en-US" w:eastAsia="en-GB"/>
+        </w:rPr>
+        <w:t> </w:t>
+      </w:r>
+      <w:r>
+        <w:rPr>
+          <w:rFonts w:ascii="TH Sarabun New" w:eastAsia="Times New Roman" w:hAnsi="TH Sarabun New" w:cs="TH Sarabun New"/>
+          <w:color w:val="000000" w:themeColor="text1"/>
+          <w:sz w:val="32"/>
+          <w:szCs w:val="32"/>
+          <w:lang w:val="en-US" w:eastAsia="en-GB"/>
+        </w:rPr>
+        <w:t/>
+      </w:r>
+      <w:r>
+        <w:rPr>
+          <w:rFonts w:ascii="TH Sarabun New" w:eastAsia="Times New Roman" w:hAnsi="TH Sarabun New" w:cs="TH Sarabun New"/>
+          <w:color w:val="000000" w:themeColor="text1"/>
+          <w:sz w:val="32"/>
+          <w:szCs w:val="32"/>
+          <w:lang w:val="en-US" w:eastAsia="en-GB"/>
+        </w:rPr>
+        <w:t/>
+      </w:r>
+      <w:r>
+        <w:rPr>
+          <w:rFonts w:ascii="TH Sarabun New" w:eastAsia="Times New Roman" w:hAnsi="TH Sarabun New" w:cs="TH Sarabun New"/>
+          <w:color w:val="000000" w:themeColor="text1"/>
+          <w:sz w:val="32"/>
+          <w:szCs w:val="32"/>
+          <w:lang w:val="en-US" w:eastAsia="en-GB"/>
+        </w:rPr>
+        <w:t xml:space="preserve">] </w:t>
+      </w:r>
+      <w:r>
+        <w:rPr>
+          <w:rFonts w:ascii="TH Sarabun New" w:eastAsia="Times New Roman" w:hAnsi="TH Sarabun New" w:cs="TH Sarabun New" w:hint="cs"/>
+          <w:color w:val="000000" w:themeColor="text1"/>
+          <w:sz w:val="32"/>
+          <w:szCs w:val="32"/>
+          <w:cs/>
+          <w:lang w:val="en-US" w:eastAsia="en-GB"/>
+        </w:rPr>
+        <w:t xml:space="preserve">ศาสตราจารย์ </w:t>
+      </w:r>
+      <w:r>
+        <w:rPr>
+          <w:rFonts w:ascii="TH Sarabun New" w:eastAsia="Times New Roman" w:hAnsi="TH Sarabun New" w:cs="TH Sarabun New" w:hint="cs"/>
+          <w:color w:val="000000" w:themeColor="text1"/>
+          <w:sz w:val="32"/>
+          <w:szCs w:val="32"/>
+          <w:cs/>
+          <w:lang w:val="en-US" w:eastAsia="en-GB"/>
+        </w:rPr>
+        <w:t xml:space="preserve">พร้อมนี้ได้แนบเอกสารประกอบการขอประเมินผลการสอน จำนวน </w:t>
+      </w:r>
+      <w:r>
+        <w:rPr>
+          <w:rFonts w:ascii="TH Sarabun New" w:eastAsia="Times New Roman" w:hAnsi="TH Sarabun New" w:cs="TH Sarabun New" w:hint="cs"/>
+          <w:color w:val="000000" w:themeColor="text1"/>
+          <w:sz w:val="32"/>
+          <w:szCs w:val="32"/>
+          <w:cs/>
+          <w:lang w:val="en-US" w:eastAsia="en-GB"/>
+        </w:rPr>
+        <w:t xml:space="preserve">      </w:t>
+      </w:r>
+      <w:r>
+        <w:rPr>
+          <w:rFonts w:ascii="TH Sarabun New" w:eastAsia="Times New Roman" w:hAnsi="TH Sarabun New" w:cs="TH Sarabun New" w:hint="cs"/>
+          <w:color w:val="000000" w:themeColor="text1"/>
+          <w:sz w:val="32"/>
+          <w:szCs w:val="32"/>
+          <w:cs/>
+          <w:lang w:val="en-US" w:eastAsia="en-GB"/>
+        </w:rPr>
+        <w:t>3 ชุด ดังนี้</w:t>
       </w:r>
     </w:p>
     <w:p>
@@ -425,6 +995,190 @@
         </w:rPr>
         <w:t>1. แผนการสอน พร้อมเกณฑ์และวิธีวัดประเมินผลของผู้เรียน</w:t>
       </w:r>
+      <w:r>
+        <w:rPr>
+          <w:rFonts w:ascii="TH Sarabun New" w:eastAsia="Times New Roman" w:hAnsi="TH Sarabun New" w:cs="TH Sarabun New"/>
+          <w:color w:val="000000" w:themeColor="text1"/>
+          <w:sz w:val="32"/>
+          <w:szCs w:val="32"/>
+          <w:lang w:val="en-US" w:eastAsia="en-GB"/>
+        </w:rPr>
+        <w:t xml:space="preserve"> </w:t>
+      </w:r>
+      <w:r>
+        <w:rPr>
+          <w:rFonts w:ascii="TH Sarabun New" w:eastAsia="Times New Roman" w:hAnsi="TH Sarabun New" w:cs="TH Sarabun New" w:hint="cs"/>
+          <w:color w:val="000000" w:themeColor="text1"/>
+          <w:sz w:val="32"/>
+          <w:szCs w:val="32"/>
+          <w:cs/>
+          <w:lang w:val="en-US" w:eastAsia="en-GB"/>
+        </w:rPr>
+        <w:t>รายวิชา</w:t>
+      </w:r>
+      <w:r>
+        <w:rPr>
+          <w:rFonts w:ascii="TH Sarabun New" w:eastAsia="Times New Roman" w:hAnsi="TH Sarabun New" w:cs="TH Sarabun New"/>
+          <w:color w:val="000000" w:themeColor="text1"/>
+          <w:sz w:val="32"/>
+          <w:szCs w:val="32"/>
+          <w:lang w:val="en-US" w:eastAsia="en-GB"/>
+        </w:rPr>
+        <w:t xml:space="preserve"> </w:t>
+      </w:r>
+      <w:r>
+        <w:rPr>
+          <w:rFonts w:ascii="TH Sarabun New" w:eastAsia="Times New Roman" w:hAnsi="TH Sarabun New" w:cs="TH Sarabun New"/>
+          <w:color w:val="000000" w:themeColor="text1"/>
+          <w:sz w:val="32"/>
+          <w:szCs w:val="32"/>
+          <w:lang w:val="en-US" w:eastAsia="en-GB"/>
+        </w:rPr>
+        <w:t>wwswdw</w:t>
+      </w:r>
+      <w:r>
+        <w:rPr>
+          <w:rFonts w:ascii="TH Sarabun New" w:hAnsi="TH Sarabun New" w:cs="TH Sarabun New"/>
+          <w:color w:val="000000" w:themeColor="text1"/>
+          <w:sz w:val="32"/>
+          <w:szCs w:val="32"/>
+          <w:shd w:val="clear" w:color="auto" w:fill="FFFFFF"/>
+        </w:rPr>
+        <w:t/>
+      </w:r>
+      <w:r>
+        <w:rPr>
+          <w:rFonts w:ascii="TH Sarabun New" w:eastAsia="Times New Roman" w:hAnsi="TH Sarabun New" w:cs="TH Sarabun New"/>
+          <w:color w:val="000000" w:themeColor="text1"/>
+          <w:sz w:val="32"/>
+          <w:szCs w:val="32"/>
+          <w:lang w:val="en-US" w:eastAsia="en-GB"/>
+        </w:rPr>
+        <w:t/>
+      </w:r>
+      <w:r>
+        <w:rPr>
+          <w:rFonts w:ascii="TH Sarabun New" w:eastAsia="Times New Roman" w:hAnsi="TH Sarabun New" w:cs="TH Sarabun New"/>
+          <w:color w:val="000000" w:themeColor="text1"/>
+          <w:sz w:val="32"/>
+          <w:szCs w:val="32"/>
+          <w:lang w:val="en-US" w:eastAsia="en-GB"/>
+        </w:rPr>
+        <w:t xml:space="preserve"> </w:t>
+      </w:r>
+      <w:r>
+        <w:rPr>
+          <w:rFonts w:ascii="TH Sarabun New" w:eastAsia="Times New Roman" w:hAnsi="TH Sarabun New" w:cs="TH Sarabun New" w:hint="cs"/>
+          <w:color w:val="000000" w:themeColor="text1"/>
+          <w:sz w:val="32"/>
+          <w:szCs w:val="32"/>
+          <w:cs/>
+          <w:lang w:val="en-US" w:eastAsia="en-GB"/>
+        </w:rPr>
+        <w:t>รหัสวิชา</w:t>
+      </w:r>
+      <w:r>
+        <w:rPr>
+          <w:rFonts w:ascii="TH Sarabun New" w:eastAsia="Times New Roman" w:hAnsi="TH Sarabun New" w:cs="TH Sarabun New"/>
+          <w:color w:val="000000" w:themeColor="text1"/>
+          <w:sz w:val="32"/>
+          <w:szCs w:val="32"/>
+          <w:lang w:val="en-US" w:eastAsia="en-GB"/>
+        </w:rPr>
+        <w:t xml:space="preserve"> </w:t>
+      </w:r>
+      <w:r>
+        <w:rPr>
+          <w:rFonts w:ascii="TH Sarabun New" w:eastAsia="Times New Roman" w:hAnsi="TH Sarabun New" w:cs="TH Sarabun New"/>
+          <w:color w:val="000000" w:themeColor="text1"/>
+          <w:sz w:val="32"/>
+          <w:szCs w:val="32"/>
+          <w:lang w:val="en-US" w:eastAsia="en-GB"/>
+        </w:rPr>
+        <w:t>sssss</w:t>
+      </w:r>
+      <w:r>
+        <w:rPr>
+          <w:rFonts w:ascii="TH Sarabun New" w:hAnsi="TH Sarabun New" w:cs="TH Sarabun New"/>
+          <w:color w:val="000000" w:themeColor="text1"/>
+          <w:sz w:val="32"/>
+          <w:szCs w:val="32"/>
+          <w:shd w:val="clear" w:color="auto" w:fill="FFFFFF"/>
+        </w:rPr>
+        <w:t/>
+      </w:r>
+      <w:r>
+        <w:rPr>
+          <w:rFonts w:ascii="TH Sarabun New" w:eastAsia="Times New Roman" w:hAnsi="TH Sarabun New" w:cs="TH Sarabun New"/>
+          <w:color w:val="000000" w:themeColor="text1"/>
+          <w:sz w:val="32"/>
+          <w:szCs w:val="32"/>
+          <w:lang w:val="en-US" w:eastAsia="en-GB"/>
+        </w:rPr>
+        <w:t/>
+      </w:r>
+      <w:r>
+        <w:rPr>
+          <w:rFonts w:ascii="TH Sarabun New" w:eastAsia="Times New Roman" w:hAnsi="TH Sarabun New" w:cs="TH Sarabun New" w:hint="cs"/>
+          <w:color w:val="000000" w:themeColor="text1"/>
+          <w:sz w:val="32"/>
+          <w:szCs w:val="32"/>
+          <w:cs/>
+          <w:lang w:val="en-US" w:eastAsia="en-GB"/>
+        </w:rPr>
+        <w:t xml:space="preserve"> </w:t>
+      </w:r>
+      <w:r>
+        <w:rPr>
+          <w:rFonts w:ascii="TH Sarabun New" w:eastAsia="Times New Roman" w:hAnsi="TH Sarabun New" w:cs="TH Sarabun New" w:hint="cs"/>
+          <w:color w:val="000000" w:themeColor="text1"/>
+          <w:sz w:val="32"/>
+          <w:szCs w:val="32"/>
+          <w:cs/>
+          <w:lang w:val="en-US" w:eastAsia="en-GB"/>
+        </w:rPr>
+        <w:t>ปีการศึกษา</w:t>
+      </w:r>
+      <w:r>
+        <w:rPr>
+          <w:rFonts w:ascii="TH Sarabun New" w:eastAsia="Times New Roman" w:hAnsi="TH Sarabun New" w:cs="TH Sarabun New"/>
+          <w:color w:val="000000" w:themeColor="text1"/>
+          <w:sz w:val="32"/>
+          <w:szCs w:val="32"/>
+          <w:lang w:val="en-US" w:eastAsia="en-GB"/>
+        </w:rPr>
+        <w:t xml:space="preserve"> </w:t>
+      </w:r>
+      <w:r>
+        <w:rPr>
+          <w:rFonts w:ascii="TH Sarabun New" w:eastAsia="Times New Roman" w:hAnsi="TH Sarabun New" w:cs="TH Sarabun New"/>
+          <w:color w:val="000000" w:themeColor="text1"/>
+          <w:sz w:val="32"/>
+          <w:szCs w:val="32"/>
+          <w:lang w:val="en-US" w:eastAsia="en-GB"/>
+        </w:rPr>
+        <w:t>2333</w:t>
+      </w:r>
+      <w:r>
+        <w:rPr>
+          <w:rFonts w:ascii="TH Sarabun New" w:eastAsia="Times New Roman" w:hAnsi="TH Sarabun New" w:cs="TH Sarabun New"/>
+          <w:color w:val="000000" w:themeColor="text1"/>
+          <w:sz w:val="32"/>
+          <w:szCs w:val="32"/>
+          <w:lang w:eastAsia="en-GB"/>
+        </w:rPr>
+        <w:t/>
+      </w:r>
+      <w:r>
+        <w:rPr>
+          <w:rFonts w:ascii="TH Sarabun New" w:eastAsia="Times New Roman" w:hAnsi="TH Sarabun New" w:cs="TH Sarabun New"/>
+          <w:color w:val="000000" w:themeColor="text1"/>
+          <w:sz w:val="32"/>
+          <w:szCs w:val="32"/>
+          <w:lang w:val="en-US" w:eastAsia="en-GB"/>
+        </w:rPr>
+        <w:t/>
+      </w:r>
     </w:p>
     <w:p>
       <w:pPr>
@@ -460,6 +1214,191 @@
         </w:rPr>
         <w:t>2. สาระสำคัญของเนื้อหาวิชาประกอบการบรรยายหรือการจัดกิจกรรมการเรียนรู้</w:t>
       </w:r>
+      <w:r>
+        <w:rPr>
+          <w:rFonts w:ascii="TH Sarabun New" w:eastAsia="Times New Roman" w:hAnsi="TH Sarabun New" w:cs="TH Sarabun New"/>
+          <w:color w:val="000000" w:themeColor="text1"/>
+          <w:sz w:val="32"/>
+          <w:szCs w:val="32"/>
+          <w:lang w:val="en-US" w:eastAsia="en-GB"/>
+        </w:rPr>
+        <w:t xml:space="preserve"> </w:t>
+      </w:r>
+      <w:r>
+        <w:rPr>
+          <w:rFonts w:ascii="TH Sarabun New" w:eastAsia="Times New Roman" w:hAnsi="TH Sarabun New" w:cs="TH Sarabun New" w:hint="cs"/>
+          <w:color w:val="000000" w:themeColor="text1"/>
+          <w:sz w:val="32"/>
+          <w:szCs w:val="32"/>
+          <w:cs/>
+          <w:lang w:val="en-US" w:eastAsia="en-GB"/>
+        </w:rPr>
+        <w:t>รายวิชา</w:t>
+      </w:r>
+      <w:r>
+        <w:rPr>
+          <w:rFonts w:ascii="TH Sarabun New" w:eastAsia="Times New Roman" w:hAnsi="TH Sarabun New" w:cs="TH Sarabun New"/>
+          <w:color w:val="000000" w:themeColor="text1"/>
+          <w:sz w:val="32"/>
+          <w:szCs w:val="32"/>
+          <w:lang w:val="en-US" w:eastAsia="en-GB"/>
+        </w:rPr>
+        <w:t xml:space="preserve"> </w:t>
+      </w:r>
+      <w:r>
+        <w:rPr>
+          <w:rFonts w:ascii="TH Sarabun New" w:eastAsia="Times New Roman" w:hAnsi="TH Sarabun New" w:cs="TH Sarabun New"/>
+          <w:color w:val="000000" w:themeColor="text1"/>
+          <w:sz w:val="32"/>
+          <w:szCs w:val="32"/>
+          <w:lang w:val="en-US" w:eastAsia="en-GB"/>
+        </w:rPr>
+        <w:t>wwswdw</w:t>
+      </w:r>
+      <w:r>
+        <w:rPr>
+          <w:rFonts w:ascii="TH Sarabun New" w:hAnsi="TH Sarabun New" w:cs="TH Sarabun New"/>
+          <w:color w:val="000000" w:themeColor="text1"/>
+          <w:sz w:val="32"/>
+          <w:szCs w:val="32"/>
+          <w:shd w:val="clear" w:color="auto" w:fill="FFFFFF"/>
+        </w:rPr>
+        <w:t/>
+      </w:r>
+      <w:r>
+        <w:rPr>
+          <w:rFonts w:ascii="TH Sarabun New" w:eastAsia="Times New Roman" w:hAnsi="TH Sarabun New" w:cs="TH Sarabun New"/>
+          <w:color w:val="000000" w:themeColor="text1"/>
+          <w:sz w:val="32"/>
+          <w:szCs w:val="32"/>
+          <w:lang w:val="en-US" w:eastAsia="en-GB"/>
+        </w:rPr>
+        <w:t/>
+      </w:r>
+      <w:r>
+        <w:rPr>
+          <w:rFonts w:ascii="TH Sarabun New" w:eastAsia="Times New Roman" w:hAnsi="TH Sarabun New" w:cs="TH Sarabun New" w:hint="cs"/>
+          <w:color w:val="000000" w:themeColor="text1"/>
+          <w:sz w:val="32"/>
+          <w:szCs w:val="32"/>
+          <w:cs/>
+          <w:lang w:val="en-US" w:eastAsia="en-GB"/>
+        </w:rPr>
+        <w:t xml:space="preserve"> </w:t>
+      </w:r>
+      <w:r>
+        <w:rPr>
+          <w:rFonts w:ascii="TH Sarabun New" w:eastAsia="Times New Roman" w:hAnsi="TH Sarabun New" w:cs="TH Sarabun New" w:hint="cs"/>
+          <w:color w:val="000000" w:themeColor="text1"/>
+          <w:sz w:val="32"/>
+          <w:szCs w:val="32"/>
+          <w:cs/>
+          <w:lang w:val="en-US" w:eastAsia="en-GB"/>
+        </w:rPr>
+        <w:t>รหัสวิชา</w:t>
+      </w:r>
+      <w:r>
+        <w:rPr>
+          <w:rFonts w:ascii="TH Sarabun New" w:eastAsia="Times New Roman" w:hAnsi="TH Sarabun New" w:cs="TH Sarabun New" w:hint="cs"/>
+          <w:color w:val="000000" w:themeColor="text1"/>
+          <w:sz w:val="32"/>
+          <w:szCs w:val="32"/>
+          <w:cs/>
+          <w:lang w:val="en-US" w:eastAsia="en-GB"/>
+        </w:rPr>
+        <w:t xml:space="preserve"> </w:t>
+      </w:r>
+      <w:r>
+        <w:rPr>
+          <w:rFonts w:ascii="TH Sarabun New" w:eastAsia="Times New Roman" w:hAnsi="TH Sarabun New" w:cs="TH Sarabun New"/>
+          <w:color w:val="000000" w:themeColor="text1"/>
+          <w:sz w:val="32"/>
+          <w:szCs w:val="32"/>
+          <w:lang w:val="en-US" w:eastAsia="en-GB"/>
+        </w:rPr>
+        <w:t>sssss</w:t>
+      </w:r>
+      <w:r>
+        <w:rPr>
+          <w:rFonts w:ascii="TH Sarabun New" w:hAnsi="TH Sarabun New" w:cs="TH Sarabun New"/>
+          <w:color w:val="000000" w:themeColor="text1"/>
+          <w:sz w:val="32"/>
+          <w:szCs w:val="32"/>
+          <w:shd w:val="clear" w:color="auto" w:fill="FFFFFF"/>
+        </w:rPr>
+        <w:t/>
+      </w:r>
+      <w:r>
+        <w:rPr>
+          <w:rFonts w:ascii="TH Sarabun New" w:eastAsia="Times New Roman" w:hAnsi="TH Sarabun New" w:cs="TH Sarabun New"/>
+          <w:color w:val="000000" w:themeColor="text1"/>
+          <w:sz w:val="32"/>
+          <w:szCs w:val="32"/>
+          <w:lang w:val="en-US" w:eastAsia="en-GB"/>
+        </w:rPr>
+        <w:t/>
+      </w:r>
+      <w:r>
+        <w:rPr>
+          <w:rFonts w:ascii="TH Sarabun New" w:eastAsia="Times New Roman" w:hAnsi="TH Sarabun New" w:cs="TH Sarabun New"/>
+          <w:color w:val="000000" w:themeColor="text1"/>
+          <w:sz w:val="32"/>
+          <w:szCs w:val="32"/>
+          <w:lang w:val="en-US" w:eastAsia="en-GB"/>
+        </w:rPr>
+        <w:t xml:space="preserve"> </w:t>
+      </w:r>
+      <w:r>
+        <w:rPr>
+          <w:rFonts w:ascii="TH Sarabun New" w:eastAsia="Times New Roman" w:hAnsi="TH Sarabun New" w:cs="TH Sarabun New" w:hint="cs"/>
+          <w:color w:val="000000" w:themeColor="text1"/>
+          <w:sz w:val="32"/>
+          <w:szCs w:val="32"/>
+          <w:cs/>
+          <w:lang w:val="en-US" w:eastAsia="en-GB"/>
+        </w:rPr>
+        <w:t>ปีการศึกษา</w:t>
+      </w:r>
+      <w:r>
+        <w:rPr>
+          <w:rFonts w:ascii="TH Sarabun New" w:eastAsia="Times New Roman" w:hAnsi="TH Sarabun New" w:cs="TH Sarabun New"/>
+          <w:color w:val="000000" w:themeColor="text1"/>
+          <w:sz w:val="32"/>
+          <w:szCs w:val="32"/>
+          <w:lang w:val="en-US" w:eastAsia="en-GB"/>
+        </w:rPr>
+        <w:t xml:space="preserve"> </w:t>
+      </w:r>
+      <w:r>
+        <w:rPr>
+          <w:rFonts w:ascii="TH Sarabun New" w:eastAsia="Times New Roman" w:hAnsi="TH Sarabun New" w:cs="TH Sarabun New"/>
+          <w:color w:val="000000" w:themeColor="text1"/>
+          <w:sz w:val="32"/>
+          <w:szCs w:val="32"/>
+          <w:lang w:val="en-US" w:eastAsia="en-GB"/>
+        </w:rPr>
+        <w:t>2333</w:t>
+      </w:r>
+      <w:r>
+        <w:rPr>
+          <w:rFonts w:ascii="TH Sarabun New" w:eastAsia="Times New Roman" w:hAnsi="TH Sarabun New" w:cs="TH Sarabun New"/>
+          <w:color w:val="000000" w:themeColor="text1"/>
+          <w:sz w:val="32"/>
+          <w:szCs w:val="32"/>
+          <w:lang w:eastAsia="en-GB"/>
+        </w:rPr>
+        <w:t/>
+      </w:r>
+      <w:r>
+        <w:rPr>
+          <w:rFonts w:ascii="TH Sarabun New" w:eastAsia="Times New Roman" w:hAnsi="TH Sarabun New" w:cs="TH Sarabun New"/>
+          <w:color w:val="000000" w:themeColor="text1"/>
+          <w:sz w:val="32"/>
+          <w:szCs w:val="32"/>
+          <w:lang w:val="en-US" w:eastAsia="en-GB"/>
+        </w:rPr>
+        <w:t/>
+      </w:r>
     </w:p>
     <w:p>
       <w:pPr>
@@ -526,6 +1465,189 @@
           <w:lang w:val="en-US" w:eastAsia="en-GB"/>
         </w:rPr>
         <w:t>แบบดิจิทัลและอื่นๆ</w:t>
+      </w:r>
+      <w:r>
+        <w:rPr>
+          <w:rFonts w:ascii="TH Sarabun New" w:eastAsia="Times New Roman" w:hAnsi="TH Sarabun New" w:cs="TH Sarabun New"/>
+          <w:color w:val="000000" w:themeColor="text1"/>
+          <w:sz w:val="32"/>
+          <w:szCs w:val="32"/>
+          <w:lang w:val="en-US" w:eastAsia="en-GB"/>
+        </w:rPr>
+        <w:t xml:space="preserve"> </w:t>
+      </w:r>
+      <w:r>
+        <w:rPr>
+          <w:rFonts w:ascii="TH Sarabun New" w:eastAsia="Times New Roman" w:hAnsi="TH Sarabun New" w:cs="TH Sarabun New" w:hint="cs"/>
+          <w:color w:val="000000" w:themeColor="text1"/>
+          <w:sz w:val="32"/>
+          <w:szCs w:val="32"/>
+          <w:cs/>
+          <w:lang w:val="en-US" w:eastAsia="en-GB"/>
+        </w:rPr>
+        <w:t>รายวิชา</w:t>
+      </w:r>
+      <w:r>
+        <w:rPr>
+          <w:rFonts w:ascii="TH Sarabun New" w:eastAsia="Times New Roman" w:hAnsi="TH Sarabun New" w:cs="TH Sarabun New"/>
+          <w:color w:val="000000" w:themeColor="text1"/>
+          <w:sz w:val="32"/>
+          <w:szCs w:val="32"/>
+          <w:lang w:val="en-US" w:eastAsia="en-GB"/>
+        </w:rPr>
+        <w:t xml:space="preserve"> </w:t>
+      </w:r>
+      <w:r>
+        <w:rPr>
+          <w:rFonts w:ascii="TH Sarabun New" w:eastAsia="Times New Roman" w:hAnsi="TH Sarabun New" w:cs="TH Sarabun New"/>
+          <w:color w:val="000000" w:themeColor="text1"/>
+          <w:sz w:val="32"/>
+          <w:szCs w:val="32"/>
+          <w:lang w:val="en-US" w:eastAsia="en-GB"/>
+        </w:rPr>
+        <w:t>wwswdw</w:t>
+      </w:r>
+      <w:r>
+        <w:rPr>
+          <w:rFonts w:ascii="TH Sarabun New" w:hAnsi="TH Sarabun New" w:cs="TH Sarabun New"/>
+          <w:color w:val="000000" w:themeColor="text1"/>
+          <w:sz w:val="32"/>
+          <w:szCs w:val="32"/>
+          <w:shd w:val="clear" w:color="auto" w:fill="FFFFFF"/>
+        </w:rPr>
+        <w:t/>
+      </w:r>
+      <w:r>
+        <w:rPr>
+          <w:rFonts w:ascii="TH Sarabun New" w:eastAsia="Times New Roman" w:hAnsi="TH Sarabun New" w:cs="TH Sarabun New"/>
+          <w:color w:val="000000" w:themeColor="text1"/>
+          <w:sz w:val="32"/>
+          <w:szCs w:val="32"/>
+          <w:lang w:val="en-US" w:eastAsia="en-GB"/>
+        </w:rPr>
+        <w:t/>
+      </w:r>
+      <w:r>
+        <w:rPr>
+          <w:rFonts w:ascii="TH Sarabun New" w:eastAsia="Times New Roman" w:hAnsi="TH Sarabun New" w:cs="TH Sarabun New"/>
+          <w:color w:val="000000" w:themeColor="text1"/>
+          <w:sz w:val="32"/>
+          <w:szCs w:val="32"/>
+          <w:lang w:val="en-US" w:eastAsia="en-GB"/>
+        </w:rPr>
+        <w:t xml:space="preserve"> </w:t>
+      </w:r>
+      <w:r>
+        <w:rPr>
+          <w:rFonts w:ascii="TH Sarabun New" w:eastAsia="Times New Roman" w:hAnsi="TH Sarabun New" w:cs="TH Sarabun New" w:hint="cs"/>
+          <w:color w:val="000000" w:themeColor="text1"/>
+          <w:sz w:val="32"/>
+          <w:szCs w:val="32"/>
+          <w:cs/>
+          <w:lang w:val="en-US" w:eastAsia="en-GB"/>
+        </w:rPr>
+        <w:t>รหัสวิชา</w:t>
+      </w:r>
+      <w:r>
+        <w:rPr>
+          <w:rFonts w:ascii="TH Sarabun New" w:eastAsia="Times New Roman" w:hAnsi="TH Sarabun New" w:cs="TH Sarabun New"/>
+          <w:color w:val="000000" w:themeColor="text1"/>
+          <w:sz w:val="32"/>
+          <w:szCs w:val="32"/>
+          <w:lang w:val="en-US" w:eastAsia="en-GB"/>
+        </w:rPr>
+        <w:t xml:space="preserve"> </w:t>
+      </w:r>
+      <w:r>
+        <w:rPr>
+          <w:rFonts w:ascii="TH Sarabun New" w:eastAsia="Times New Roman" w:hAnsi="TH Sarabun New" w:cs="TH Sarabun New"/>
+          <w:color w:val="000000" w:themeColor="text1"/>
+          <w:sz w:val="32"/>
+          <w:szCs w:val="32"/>
+          <w:lang w:val="en-US" w:eastAsia="en-GB"/>
+        </w:rPr>
+        <w:t>sssss</w:t>
+      </w:r>
+      <w:r>
+        <w:rPr>
+          <w:rFonts w:ascii="TH Sarabun New" w:hAnsi="TH Sarabun New" w:cs="TH Sarabun New"/>
+          <w:color w:val="000000" w:themeColor="text1"/>
+          <w:sz w:val="32"/>
+          <w:szCs w:val="32"/>
+          <w:shd w:val="clear" w:color="auto" w:fill="FFFFFF"/>
+        </w:rPr>
+        <w:t/>
+      </w:r>
+      <w:r>
+        <w:rPr>
+          <w:rFonts w:ascii="TH Sarabun New" w:eastAsia="Times New Roman" w:hAnsi="TH Sarabun New" w:cs="TH Sarabun New"/>
+          <w:color w:val="000000" w:themeColor="text1"/>
+          <w:sz w:val="32"/>
+          <w:szCs w:val="32"/>
+          <w:lang w:val="en-US" w:eastAsia="en-GB"/>
+        </w:rPr>
+        <w:t/>
+      </w:r>
+      <w:r>
+        <w:rPr>
+          <w:rFonts w:ascii="TH Sarabun New" w:eastAsia="Times New Roman" w:hAnsi="TH Sarabun New" w:cs="TH Sarabun New"/>
+          <w:color w:val="000000" w:themeColor="text1"/>
+          <w:sz w:val="32"/>
+          <w:szCs w:val="32"/>
+          <w:lang w:val="en-US" w:eastAsia="en-GB"/>
+        </w:rPr>
+        <w:t xml:space="preserve"> </w:t>
+      </w:r>
+      <w:r>
+        <w:rPr>
+          <w:rFonts w:ascii="TH Sarabun New" w:eastAsia="Times New Roman" w:hAnsi="TH Sarabun New" w:cs="TH Sarabun New" w:hint="cs"/>
+          <w:color w:val="000000" w:themeColor="text1"/>
+          <w:sz w:val="32"/>
+          <w:szCs w:val="32"/>
+          <w:cs/>
+          <w:lang w:val="en-US" w:eastAsia="en-GB"/>
+        </w:rPr>
+        <w:t>ปีการศึกษา</w:t>
+      </w:r>
+      <w:r>
+        <w:rPr>
+          <w:rFonts w:ascii="TH Sarabun New" w:eastAsia="Times New Roman" w:hAnsi="TH Sarabun New" w:cs="TH Sarabun New"/>
+          <w:color w:val="000000" w:themeColor="text1"/>
+          <w:sz w:val="32"/>
+          <w:szCs w:val="32"/>
+          <w:lang w:val="en-US" w:eastAsia="en-GB"/>
+        </w:rPr>
+        <w:t xml:space="preserve"> </w:t>
+      </w:r>
+      <w:r>
+        <w:rPr>
+          <w:rFonts w:ascii="TH Sarabun New" w:eastAsia="Times New Roman" w:hAnsi="TH Sarabun New" w:cs="TH Sarabun New"/>
+          <w:color w:val="000000" w:themeColor="text1"/>
+          <w:sz w:val="32"/>
+          <w:szCs w:val="32"/>
+          <w:lang w:val="en-US" w:eastAsia="en-GB"/>
+        </w:rPr>
+        <w:t>2333</w:t>
+      </w:r>
+      <w:r>
+        <w:rPr>
+          <w:rFonts w:ascii="TH Sarabun New" w:eastAsia="Times New Roman" w:hAnsi="TH Sarabun New" w:cs="TH Sarabun New"/>
+          <w:color w:val="000000" w:themeColor="text1"/>
+          <w:sz w:val="32"/>
+          <w:szCs w:val="32"/>
+          <w:lang w:eastAsia="en-GB"/>
+        </w:rPr>
+        <w:t/>
+      </w:r>
+      <w:r>
+        <w:rPr>
+          <w:rFonts w:ascii="TH Sarabun New" w:eastAsia="Times New Roman" w:hAnsi="TH Sarabun New" w:cs="TH Sarabun New"/>
+          <w:color w:val="000000" w:themeColor="text1"/>
+          <w:sz w:val="32"/>
+          <w:szCs w:val="32"/>
+          <w:lang w:val="en-US" w:eastAsia="en-GB"/>
+        </w:rPr>
+        <w:t/>
       </w:r>
     </w:p>
     <w:p>
@@ -700,15 +1822,78 @@
           <w:lang w:eastAsia="en-GB"/>
         </w:rPr>
       </w:pPr>
-      <w:proofErr w:type="spellStart"/>
-      <w:proofErr w:type="spellEnd"/>
-      <w:r>
-        <w:rPr>
-          <w:rFonts w:ascii="TH Sarabun New" w:hAnsi="TH Sarabun New" w:cs="TH Sarabun New" w:eastAsia="TH Sarabun New"/>
-          <w:sz w:val="32"/>
-          <w:b w:val="off"/>
-        </w:rPr>
-        <w:t xml:space="preserve">      (qwwqerr)</w:t>
+      <w:r>
+        <w:rPr>
+          <w:rFonts w:ascii="TH Sarabun New" w:eastAsia="Times New Roman" w:hAnsi="TH Sarabun New" w:cs="TH Sarabun New" w:hint="cs"/>
+          <w:color w:val="000000" w:themeColor="text1"/>
+          <w:sz w:val="32"/>
+          <w:szCs w:val="32"/>
+          <w:cs/>
+          <w:lang w:eastAsia="en-GB"/>
+        </w:rPr>
+        <w:t xml:space="preserve">      </w:t>
+      </w:r>
+      <w:r>
+        <w:rPr>
+          <w:rFonts w:ascii="TH Sarabun New" w:eastAsia="Times New Roman" w:hAnsi="TH Sarabun New" w:cs="TH Sarabun New" w:hint="cs"/>
+          <w:color w:val="000000" w:themeColor="text1"/>
+          <w:sz w:val="32"/>
+          <w:szCs w:val="32"/>
+          <w:cs/>
+          <w:lang w:eastAsia="en-GB"/>
+        </w:rPr>
+        <w:t>(</w:t>
+      </w:r>
+      <w:r>
+        <w:rPr>
+          <w:rFonts w:ascii="TH Sarabun New" w:eastAsia="Times New Roman" w:hAnsi="TH Sarabun New" w:cs="TH Sarabun New"/>
+          <w:color w:val="000000" w:themeColor="text1"/>
+          <w:sz w:val="32"/>
+          <w:szCs w:val="32"/>
+          <w:lang w:eastAsia="en-GB"/>
+        </w:rPr>
+        <w:t/>
+      </w:r>
+      <w:r>
+        <w:rPr>
+          <w:rFonts w:ascii="TH Sarabun New" w:eastAsia="Times New Roman" w:hAnsi="TH Sarabun New" w:cs="TH Sarabun New"/>
+          <w:color w:val="000000" w:themeColor="text1"/>
+          <w:sz w:val="32"/>
+          <w:szCs w:val="32"/>
+          <w:lang w:val="en-US" w:eastAsia="en-GB"/>
+        </w:rPr>
+        <w:t/>
+      </w:r>
+      <w:r>
+        <w:rPr>
+          <w:rFonts w:ascii="TH Sarabun New" w:eastAsia="Times New Roman" w:hAnsi="TH Sarabun New" w:cs="TH Sarabun New"/>
+          <w:color w:val="000000" w:themeColor="text1"/>
+          <w:sz w:val="32"/>
+          <w:szCs w:val="32"/>
+          <w:lang w:eastAsia="en-GB"/>
+        </w:rPr>
+        <w:t/>
+      </w:r>
+      <w:r>
+        <w:rPr>
+          <w:rFonts w:ascii="TH Sarabun New" w:eastAsia="Times New Roman" w:hAnsi="TH Sarabun New" w:cs="TH Sarabun New"/>
+          <w:color w:val="000000" w:themeColor="text1"/>
+          <w:sz w:val="32"/>
+          <w:szCs w:val="32"/>
+          <w:lang w:eastAsia="en-GB"/>
+        </w:rPr>
+        <w:t>{{applicant_name}}</w:t>
+      </w:r>
+      <w:r>
+        <w:rPr>
+          <w:rFonts w:ascii="TH Sarabun New" w:eastAsia="Times New Roman" w:hAnsi="TH Sarabun New" w:cs="TH Sarabun New" w:hint="cs"/>
+          <w:color w:val="000000" w:themeColor="text1"/>
+          <w:sz w:val="32"/>
+          <w:szCs w:val="32"/>
+          <w:cs/>
+          <w:lang w:eastAsia="en-GB"/>
+        </w:rPr>
+        <w:t>)</w:t>
       </w:r>
     </w:p>
     <w:p>

--- a/HRCP-KKU-Academic/uploads/academic/1/doc_0.docx
+++ b/HRCP-KKU-Academic/uploads/academic/1/doc_0.docx
@@ -24,22 +24,21 @@
           <w:color w:val="000000" w:themeColor="text1"/>
           <w:sz w:val="56"/>
           <w:szCs w:val="56"/>
-          <w:bdr w:val="none" w:sz="0" w:space="0" w:color="auto" w:frame="1"/>
           <w:lang w:val="en-US"/>
         </w:rPr>
         <w:drawing>
-          <wp:anchor distT="0" distB="0" distL="114300" distR="114300" simplePos="0" relativeHeight="251658240" behindDoc="1" locked="0" layoutInCell="1" allowOverlap="1" wp14:anchorId="22B4C2D6" wp14:editId="3512CC73">
+          <wp:anchor distT="0" distB="0" distL="114300" distR="114300" simplePos="0" relativeHeight="251659264" behindDoc="0" locked="1" layoutInCell="1" allowOverlap="0" wp14:anchorId="68A6F703" wp14:editId="12B141C5">
             <wp:simplePos x="0" y="0"/>
             <wp:positionH relativeFrom="margin">
-              <wp:align>left</wp:align>
+              <wp:posOffset>0</wp:posOffset>
             </wp:positionH>
             <wp:positionV relativeFrom="paragraph">
-              <wp:posOffset>-485775</wp:posOffset>
+              <wp:posOffset>-327660</wp:posOffset>
             </wp:positionV>
-            <wp:extent cx="468000" cy="764082"/>
-            <wp:effectExtent l="0" t="0" r="8255" b="0"/>
+            <wp:extent cx="457282" cy="748800"/>
+            <wp:effectExtent l="0" t="0" r="0" b="635"/>
             <wp:wrapNone/>
-            <wp:docPr id="2" name="Picture 2" descr="https://lh3.googleusercontent.com/RUGxSPAwTS4yvIpoPVCk8wMCSE6vWtoCU_mCL5tGlpb3_d2QI-5TYLPoKo3S3ZdGM0Opl29NbcWPmKR4fHvqOoEokHbXGUGlwY238swDT41QDsXoOkf3VwFKCEt9w9leEPgLeNE"/>
+            <wp:docPr id="2" name="Picture 2"/>
             <wp:cNvGraphicFramePr>
               <a:graphicFrameLocks xmlns:a="http://schemas.openxmlformats.org/drawingml/2006/main" noChangeAspect="1"/>
             </wp:cNvGraphicFramePr>
@@ -47,7 +46,7 @@
               <a:graphicData uri="http://schemas.openxmlformats.org/drawingml/2006/picture">
                 <pic:pic xmlns:pic="http://schemas.openxmlformats.org/drawingml/2006/picture">
                   <pic:nvPicPr>
-                    <pic:cNvPr id="0" name="Picture 1" descr="https://lh3.googleusercontent.com/RUGxSPAwTS4yvIpoPVCk8wMCSE6vWtoCU_mCL5tGlpb3_d2QI-5TYLPoKo3S3ZdGM0Opl29NbcWPmKR4fHvqOoEokHbXGUGlwY238swDT41QDsXoOkf3VwFKCEt9w9leEPgLeNE"/>
+                    <pic:cNvPr id="0" name="Picture 1"/>
                     <pic:cNvPicPr>
                       <a:picLocks noChangeAspect="1" noChangeArrowheads="1"/>
                     </pic:cNvPicPr>
@@ -68,7 +67,7 @@
                   <pic:spPr bwMode="auto">
                     <a:xfrm>
                       <a:off x="0" y="0"/>
-                      <a:ext cx="468000" cy="764082"/>
+                      <a:ext cx="457282" cy="748800"/>
                     </a:xfrm>
                     <a:prstGeom prst="rect">
                       <a:avLst/>
@@ -587,6 +586,57 @@
           <w:szCs w:val="32"/>
           <w:lang w:eastAsia="en-GB"/>
         </w:rPr>
+        <w:t xml:space="preserve"> นายApec</w:t>
+      </w:r>
+      <w:r>
+        <w:rPr>
+          <w:rFonts w:ascii="TH Sarabun New" w:eastAsia="Times New Roman" w:hAnsi="TH Sarabun New" w:cs="TH Sarabun New"/>
+          <w:color w:val="000000" w:themeColor="text1"/>
+          <w:sz w:val="32"/>
+          <w:szCs w:val="32"/>
+          <w:lang w:val="en-US" w:eastAsia="en-GB"/>
+        </w:rPr>
+        <w:t/>
+      </w:r>
+      <w:r>
+        <w:rPr>
+          <w:rFonts w:ascii="TH Sarabun New" w:eastAsia="Times New Roman" w:hAnsi="TH Sarabun New" w:cs="TH Sarabun New"/>
+          <w:color w:val="000000" w:themeColor="text1"/>
+          <w:sz w:val="32"/>
+          <w:szCs w:val="32"/>
+          <w:lang w:eastAsia="en-GB"/>
+        </w:rPr>
+        <w:t/>
+      </w:r>
+      <w:r>
+        <w:rPr>
+          <w:rFonts w:ascii="TH Sarabun New" w:eastAsia="Times New Roman" w:hAnsi="TH Sarabun New" w:cs="TH Sarabun New"/>
+          <w:color w:val="000000" w:themeColor="text1"/>
+          <w:sz w:val="32"/>
+          <w:szCs w:val="32"/>
+          <w:lang w:eastAsia="en-GB"/>
+        </w:rPr>
+        <w:t/>
+      </w:r>
+      <w:r>
+        <w:rPr>
+          <w:rFonts w:ascii="TH Sarabun New" w:eastAsia="Times New Roman" w:hAnsi="TH Sarabun New" w:cs="TH Sarabun New"/>
+          <w:color w:val="000000" w:themeColor="text1"/>
+          <w:sz w:val="32"/>
+          <w:szCs w:val="32"/>
+          <w:lang w:eastAsia="en-GB"/>
+        </w:rPr>
+        <w:t/>
+      </w:r>
+      <w:r>
+        <w:rPr>
+          <w:rFonts w:ascii="TH Sarabun New" w:eastAsia="Times New Roman" w:hAnsi="TH Sarabun New" w:cs="TH Sarabun New" w:hint="cs"/>
+          <w:color w:val="000000" w:themeColor="text1"/>
+          <w:sz w:val="32"/>
+          <w:szCs w:val="32"/>
+          <w:cs/>
+          <w:lang w:eastAsia="en-GB"/>
+        </w:rPr>
         <w:t xml:space="preserve"> </w:t>
       </w:r>
       <w:r>
@@ -597,15 +647,15 @@
           <w:szCs w:val="32"/>
           <w:lang w:eastAsia="en-GB"/>
         </w:rPr>
-        <w:t>Apec</w:t>
-      </w:r>
-      <w:r>
-        <w:rPr>
-          <w:rFonts w:ascii="TH Sarabun New" w:eastAsia="Times New Roman" w:hAnsi="TH Sarabun New" w:cs="TH Sarabun New"/>
-          <w:color w:val="000000" w:themeColor="text1"/>
-          <w:sz w:val="32"/>
-          <w:szCs w:val="32"/>
-          <w:lang w:val="en-US" w:eastAsia="en-GB"/>
+        <w:t>พนักงานมหาวิทยาลัย</w:t>
+      </w:r>
+      <w:r>
+        <w:rPr>
+          <w:rFonts w:ascii="TH Sarabun New" w:eastAsia="Times New Roman" w:hAnsi="TH Sarabun New" w:cs="TH Sarabun New"/>
+          <w:color w:val="000000" w:themeColor="text1"/>
+          <w:sz w:val="32"/>
+          <w:szCs w:val="32"/>
+          <w:lang w:eastAsia="en-GB"/>
         </w:rPr>
         <w:t/>
       </w:r>
@@ -621,6 +671,37 @@
       </w:r>
       <w:r>
         <w:rPr>
+          <w:rFonts w:ascii="TH Sarabun New" w:eastAsia="Times New Roman" w:hAnsi="TH Sarabun New" w:cs="TH Sarabun New" w:hint="cs"/>
+          <w:color w:val="000000" w:themeColor="text1"/>
+          <w:sz w:val="32"/>
+          <w:szCs w:val="32"/>
+          <w:lang w:eastAsia="en-GB"/>
+        </w:rPr>
+        <w:t xml:space="preserve"> </w:t>
+      </w:r>
+      <w:r>
+        <w:rPr>
+          <w:rFonts w:ascii="TH Sarabun New" w:eastAsia="Times New Roman" w:hAnsi="TH Sarabun New" w:cs="TH Sarabun New" w:hint="cs"/>
+          <w:color w:val="000000" w:themeColor="text1"/>
+          <w:sz w:val="32"/>
+          <w:szCs w:val="32"/>
+          <w:cs/>
+          <w:lang w:eastAsia="en-GB"/>
+        </w:rPr>
+        <w:t xml:space="preserve">ประเภท วิชาการ ตำแหน่ง </w:t>
+      </w:r>
+      <w:r>
+        <w:rPr>
+          <w:rFonts w:ascii="TH Sarabun New" w:eastAsia="Times New Roman" w:hAnsi="TH Sarabun New" w:cs="TH Sarabun New"/>
+          <w:color w:val="000000" w:themeColor="text1"/>
+          <w:sz w:val="32"/>
+          <w:szCs w:val="32"/>
+          <w:lang w:eastAsia="en-GB"/>
+        </w:rPr>
+        <w:t>อาจารย์</w:t>
+      </w:r>
+      <w:r>
+        <w:rPr>
           <w:rFonts w:ascii="TH Sarabun New" w:eastAsia="Times New Roman" w:hAnsi="TH Sarabun New" w:cs="TH Sarabun New"/>
           <w:color w:val="000000" w:themeColor="text1"/>
           <w:sz w:val="32"/>
@@ -648,45 +729,66 @@
           <w:cs/>
           <w:lang w:eastAsia="en-GB"/>
         </w:rPr>
+        <w:t xml:space="preserve"> ปฏิบัติงานที่ สาขาวิชาวิทยาการคอมพิวเตอร์ สังกัด วิทยาลัยการคอมพิวเตอร์ มีความประสงค์ขอรับการประเมินการสอนจากคณะอนุกรรมการประเมินผลการสอน เพื่อประกอบการขอกำหนดตำแหน่งทางวิชาการระดับ</w:t>
+      </w:r>
+      <w:r>
+        <w:rPr>
+          <w:rFonts w:ascii="TH Sarabun New" w:eastAsia="Times New Roman" w:hAnsi="TH Sarabun New" w:cs="TH Sarabun New"/>
+          <w:color w:val="000000" w:themeColor="text1"/>
+          <w:sz w:val="32"/>
+          <w:szCs w:val="32"/>
+          <w:lang w:eastAsia="en-GB"/>
+        </w:rPr>
+        <w:t xml:space="preserve"> [</w:t>
+      </w:r>
+      <w:r>
+        <w:rPr>
+          <w:rFonts w:ascii="TH Sarabun New" w:eastAsia="Times New Roman" w:hAnsi="TH Sarabun New" w:cs="TH Sarabun New"/>
+          <w:color w:val="000000" w:themeColor="text1"/>
+          <w:sz w:val="32"/>
+          <w:szCs w:val="32"/>
+          <w:lang w:val="en-US" w:eastAsia="en-GB"/>
+        </w:rPr>
+        <w:t>✓]</w:t>
+      </w:r>
+      <w:r>
+        <w:rPr>
+          <w:rFonts w:ascii="TH Sarabun New" w:eastAsia="Times New Roman" w:hAnsi="TH Sarabun New" w:cs="TH Sarabun New"/>
+          <w:color w:val="000000" w:themeColor="text1"/>
+          <w:sz w:val="32"/>
+          <w:szCs w:val="32"/>
+          <w:lang w:val="en-US" w:eastAsia="en-GB"/>
+        </w:rPr>
         <w:t xml:space="preserve"> </w:t>
       </w:r>
       <w:r>
         <w:rPr>
-          <w:rFonts w:ascii="TH Sarabun New" w:eastAsia="Times New Roman" w:hAnsi="TH Sarabun New" w:cs="TH Sarabun New"/>
-          <w:color w:val="000000" w:themeColor="text1"/>
-          <w:sz w:val="32"/>
-          <w:szCs w:val="32"/>
-          <w:lang w:eastAsia="en-GB"/>
-        </w:rPr>
-        <w:t>{{employee_type}}</w:t>
-      </w:r>
-      <w:r>
-        <w:rPr>
-          <w:rFonts w:ascii="TH Sarabun New" w:eastAsia="Times New Roman" w:hAnsi="TH Sarabun New" w:cs="TH Sarabun New"/>
-          <w:color w:val="000000" w:themeColor="text1"/>
-          <w:sz w:val="32"/>
-          <w:szCs w:val="32"/>
-          <w:lang w:eastAsia="en-GB"/>
-        </w:rPr>
-        <w:t/>
-      </w:r>
-      <w:r>
-        <w:rPr>
-          <w:rFonts w:ascii="TH Sarabun New" w:eastAsia="Times New Roman" w:hAnsi="TH Sarabun New" w:cs="TH Sarabun New"/>
-          <w:color w:val="000000" w:themeColor="text1"/>
-          <w:sz w:val="32"/>
-          <w:szCs w:val="32"/>
-          <w:lang w:eastAsia="en-GB"/>
-        </w:rPr>
-        <w:t/>
-      </w:r>
-      <w:r>
-        <w:rPr>
           <w:rFonts w:ascii="TH Sarabun New" w:eastAsia="Times New Roman" w:hAnsi="TH Sarabun New" w:cs="TH Sarabun New" w:hint="cs"/>
           <w:color w:val="000000" w:themeColor="text1"/>
           <w:sz w:val="32"/>
           <w:szCs w:val="32"/>
-          <w:lang w:eastAsia="en-GB"/>
+          <w:cs/>
+          <w:lang w:val="en-US" w:eastAsia="en-GB"/>
+        </w:rPr>
+        <w:t xml:space="preserve">ผู้ช่วยศาสตราจารย์ </w:t>
+      </w:r>
+      <w:r>
+        <w:rPr>
+          <w:rFonts w:ascii="TH Sarabun New" w:eastAsia="Times New Roman" w:hAnsi="TH Sarabun New" w:cs="TH Sarabun New"/>
+          <w:color w:val="000000" w:themeColor="text1"/>
+          <w:sz w:val="32"/>
+          <w:szCs w:val="32"/>
+          <w:lang w:val="en-US" w:eastAsia="en-GB"/>
+        </w:rPr>
+        <w:t>[ ]</w:t>
+      </w:r>
+      <w:r>
+        <w:rPr>
+          <w:rFonts w:ascii="TH Sarabun New" w:eastAsia="Times New Roman" w:hAnsi="TH Sarabun New" w:cs="TH Sarabun New"/>
+          <w:color w:val="000000" w:themeColor="text1"/>
+          <w:sz w:val="32"/>
+          <w:szCs w:val="32"/>
+          <w:lang w:val="en-US" w:eastAsia="en-GB"/>
         </w:rPr>
         <w:t xml:space="preserve"> </w:t>
       </w:r>
@@ -697,9 +799,29 @@
           <w:sz w:val="32"/>
           <w:szCs w:val="32"/>
           <w:cs/>
-          <w:lang w:eastAsia="en-GB"/>
-        </w:rPr>
-        <w:t>ประเภท</w:t>
+          <w:lang w:val="en-US" w:eastAsia="en-GB"/>
+        </w:rPr>
+        <w:t xml:space="preserve">รองศาสตราจารย์ </w:t>
+      </w:r>
+      <w:r>
+        <w:rPr>
+          <w:rFonts w:ascii="TH Sarabun New" w:eastAsia="Times New Roman" w:hAnsi="TH Sarabun New" w:cs="TH Sarabun New"/>
+          <w:color w:val="000000" w:themeColor="text1"/>
+          <w:sz w:val="32"/>
+          <w:szCs w:val="32"/>
+          <w:lang w:val="en-US" w:eastAsia="en-GB"/>
+        </w:rPr>
+        <w:t>[ ]</w:t>
+      </w:r>
+      <w:r>
+        <w:rPr>
+          <w:rFonts w:ascii="TH Sarabun New" w:eastAsia="Times New Roman" w:hAnsi="TH Sarabun New" w:cs="TH Sarabun New"/>
+          <w:color w:val="000000" w:themeColor="text1"/>
+          <w:sz w:val="32"/>
+          <w:szCs w:val="32"/>
+          <w:lang w:val="en-US" w:eastAsia="en-GB"/>
+        </w:rPr>
+        <w:t xml:space="preserve"> </w:t>
       </w:r>
       <w:r>
         <w:rPr>
@@ -708,257 +830,9 @@
           <w:sz w:val="32"/>
           <w:szCs w:val="32"/>
           <w:cs/>
-          <w:lang w:eastAsia="en-GB"/>
-        </w:rPr>
-        <w:t xml:space="preserve"> </w:t>
-      </w:r>
-      <w:r>
-        <w:rPr>
-          <w:rFonts w:ascii="TH Sarabun New" w:eastAsia="Times New Roman" w:hAnsi="TH Sarabun New" w:cs="TH Sarabun New" w:hint="cs"/>
-          <w:color w:val="000000" w:themeColor="text1"/>
-          <w:sz w:val="32"/>
-          <w:szCs w:val="32"/>
-          <w:cs/>
-          <w:lang w:eastAsia="en-GB"/>
-        </w:rPr>
-        <w:t xml:space="preserve">วิชาการ ตำแหน่ง </w:t>
-      </w:r>
-      <w:r>
-        <w:rPr>
-          <w:rFonts w:ascii="TH Sarabun New" w:eastAsia="Times New Roman" w:hAnsi="TH Sarabun New" w:cs="TH Sarabun New"/>
-          <w:color w:val="000000" w:themeColor="text1"/>
-          <w:sz w:val="32"/>
-          <w:szCs w:val="32"/>
-          <w:lang w:eastAsia="en-GB"/>
-        </w:rPr>
-        <w:t/>
-      </w:r>
-      <w:r>
-        <w:rPr>
-          <w:rFonts w:ascii="TH Sarabun New" w:eastAsia="Times New Roman" w:hAnsi="TH Sarabun New" w:cs="TH Sarabun New"/>
-          <w:color w:val="000000" w:themeColor="text1"/>
-          <w:sz w:val="32"/>
-          <w:szCs w:val="32"/>
-          <w:lang w:eastAsia="en-GB"/>
-        </w:rPr>
-        <w:t/>
-      </w:r>
-      <w:r>
-        <w:rPr>
-          <w:rFonts w:ascii="TH Sarabun New" w:eastAsia="Times New Roman" w:hAnsi="TH Sarabun New" w:cs="TH Sarabun New"/>
-          <w:color w:val="000000" w:themeColor="text1"/>
-          <w:sz w:val="32"/>
-          <w:szCs w:val="32"/>
-          <w:lang w:eastAsia="en-GB"/>
-        </w:rPr>
-        <w:t/>
-      </w:r>
-      <w:r>
-        <w:rPr>
-          <w:rFonts w:ascii="TH Sarabun New" w:eastAsia="Times New Roman" w:hAnsi="TH Sarabun New" w:cs="TH Sarabun New" w:hint="cs"/>
-          <w:color w:val="000000" w:themeColor="text1"/>
-          <w:sz w:val="32"/>
-          <w:szCs w:val="32"/>
-          <w:cs/>
-          <w:lang w:eastAsia="en-GB"/>
-        </w:rPr>
-        <w:t xml:space="preserve"> ปฏิบัติงานที่ สาขาวิชาวิทยาการคอมพิวเตอร์ สังกัด วิทยาลัยการคอมพิวเตอร์ มีความประสงค์ขอรับการประเมินการสอนจากคณะอนุกรรมการประเมินผลการสอน เพื่อประกอบการขอกำหนดตำแหน่งทางวิชาการระดับ </w:t>
-      </w:r>
-      <w:r>
-        <w:rPr>
-          <w:rFonts w:ascii="TH Sarabun New" w:eastAsia="Times New Roman" w:hAnsi="TH Sarabun New" w:cs="TH Sarabun New"/>
-          <w:color w:val="000000" w:themeColor="text1"/>
-          <w:sz w:val="32"/>
-          <w:szCs w:val="32"/>
-          <w:lang w:val="en-US" w:eastAsia="en-GB"/>
-        </w:rPr>
-        <w:t>[</w:t>
-      </w:r>
-      <w:r>
-        <w:rPr>
-          <w:rFonts w:ascii="TH Sarabun New" w:eastAsia="Times New Roman" w:hAnsi="TH Sarabun New" w:cs="TH Sarabun New"/>
-          <w:color w:val="000000" w:themeColor="text1"/>
-          <w:sz w:val="32"/>
-          <w:szCs w:val="32"/>
-          <w:lang w:val="en-US" w:eastAsia="en-GB"/>
-        </w:rPr>
-        <w:t>✓</w:t>
-      </w:r>
-      <w:r>
-        <w:rPr>
-          <w:rFonts w:ascii="TH Sarabun New" w:eastAsia="Times New Roman" w:hAnsi="TH Sarabun New" w:cs="TH Sarabun New"/>
-          <w:color w:val="000000" w:themeColor="text1"/>
-          <w:sz w:val="32"/>
-          <w:szCs w:val="32"/>
-          <w:lang w:val="en-US" w:eastAsia="en-GB"/>
-        </w:rPr>
-        <w:t xml:space="preserve">] </w:t>
-      </w:r>
-      <w:r>
-        <w:rPr>
-          <w:rFonts w:ascii="TH Sarabun New" w:eastAsia="Times New Roman" w:hAnsi="TH Sarabun New" w:cs="TH Sarabun New" w:hint="cs"/>
-          <w:color w:val="000000" w:themeColor="text1"/>
-          <w:sz w:val="32"/>
-          <w:szCs w:val="32"/>
-          <w:cs/>
-          <w:lang w:val="en-US" w:eastAsia="en-GB"/>
-        </w:rPr>
-        <w:t xml:space="preserve">ผู้ช่วยศาสตราจารย์ </w:t>
-      </w:r>
-      <w:r>
-        <w:rPr>
-          <w:rFonts w:ascii="TH Sarabun New" w:eastAsia="Times New Roman" w:hAnsi="TH Sarabun New" w:cs="TH Sarabun New"/>
-          <w:color w:val="000000" w:themeColor="text1"/>
-          <w:sz w:val="32"/>
-          <w:szCs w:val="32"/>
-          <w:lang w:val="en-US" w:eastAsia="en-GB"/>
-        </w:rPr>
-        <w:t>[</w:t>
-      </w:r>
-      <w:r>
-        <w:rPr>
-          <w:rFonts w:ascii="TH Sarabun New" w:eastAsia="Times New Roman" w:hAnsi="TH Sarabun New" w:cs="TH Sarabun New"/>
-          <w:color w:val="000000" w:themeColor="text1"/>
-          <w:sz w:val="32"/>
-          <w:szCs w:val="32"/>
-          <w:lang w:val="en-US" w:eastAsia="en-GB"/>
-        </w:rPr>
-        <w:t> </w:t>
-      </w:r>
-      <w:r>
-        <w:rPr>
-          <w:rFonts w:ascii="TH Sarabun New" w:eastAsia="Times New Roman" w:hAnsi="TH Sarabun New" w:cs="TH Sarabun New"/>
-          <w:color w:val="000000" w:themeColor="text1"/>
-          <w:sz w:val="32"/>
-          <w:szCs w:val="32"/>
-          <w:lang w:val="en-US" w:eastAsia="en-GB"/>
-        </w:rPr>
-        <w:t/>
-      </w:r>
-      <w:r>
-        <w:rPr>
-          <w:rFonts w:ascii="TH Sarabun New" w:eastAsia="Times New Roman" w:hAnsi="TH Sarabun New" w:cs="TH Sarabun New"/>
-          <w:color w:val="000000" w:themeColor="text1"/>
-          <w:sz w:val="32"/>
-          <w:szCs w:val="32"/>
-          <w:lang w:val="en-US" w:eastAsia="en-GB"/>
-        </w:rPr>
-        <w:t/>
-      </w:r>
-      <w:r>
-        <w:rPr>
-          <w:rFonts w:ascii="TH Sarabun New" w:eastAsia="Times New Roman" w:hAnsi="TH Sarabun New" w:cs="TH Sarabun New"/>
-          <w:color w:val="000000" w:themeColor="text1"/>
-          <w:sz w:val="32"/>
-          <w:szCs w:val="32"/>
-          <w:lang w:val="en-US" w:eastAsia="en-GB"/>
-        </w:rPr>
-        <w:t xml:space="preserve">] </w:t>
-      </w:r>
-      <w:r>
-        <w:rPr>
-          <w:rFonts w:ascii="TH Sarabun New" w:eastAsia="Times New Roman" w:hAnsi="TH Sarabun New" w:cs="TH Sarabun New" w:hint="cs"/>
-          <w:color w:val="000000" w:themeColor="text1"/>
-          <w:sz w:val="32"/>
-          <w:szCs w:val="32"/>
-          <w:cs/>
-          <w:lang w:val="en-US" w:eastAsia="en-GB"/>
-        </w:rPr>
-        <w:t xml:space="preserve">รองศาสตราจารย์ </w:t>
-      </w:r>
-      <w:r>
-        <w:rPr>
-          <w:rFonts w:ascii="TH Sarabun New" w:eastAsia="Times New Roman" w:hAnsi="TH Sarabun New" w:cs="TH Sarabun New"/>
-          <w:color w:val="000000" w:themeColor="text1"/>
-          <w:sz w:val="32"/>
-          <w:szCs w:val="32"/>
-          <w:lang w:val="en-US" w:eastAsia="en-GB"/>
-        </w:rPr>
-        <w:t>[</w:t>
-      </w:r>
-      <w:r>
-        <w:rPr>
-          <w:rFonts w:ascii="TH Sarabun New" w:eastAsia="Times New Roman" w:hAnsi="TH Sarabun New" w:cs="TH Sarabun New"/>
-          <w:color w:val="000000" w:themeColor="text1"/>
-          <w:sz w:val="32"/>
-          <w:szCs w:val="32"/>
-          <w:lang w:val="en-US" w:eastAsia="en-GB"/>
-        </w:rPr>
-        <w:t> </w:t>
-      </w:r>
-      <w:r>
-        <w:rPr>
-          <w:rFonts w:ascii="TH Sarabun New" w:eastAsia="Times New Roman" w:hAnsi="TH Sarabun New" w:cs="TH Sarabun New"/>
-          <w:color w:val="000000" w:themeColor="text1"/>
-          <w:sz w:val="32"/>
-          <w:szCs w:val="32"/>
-          <w:lang w:val="en-US" w:eastAsia="en-GB"/>
-        </w:rPr>
-        <w:t/>
-      </w:r>
-      <w:r>
-        <w:rPr>
-          <w:rFonts w:ascii="TH Sarabun New" w:eastAsia="Times New Roman" w:hAnsi="TH Sarabun New" w:cs="TH Sarabun New"/>
-          <w:color w:val="000000" w:themeColor="text1"/>
-          <w:sz w:val="32"/>
-          <w:szCs w:val="32"/>
-          <w:lang w:val="en-US" w:eastAsia="en-GB"/>
-        </w:rPr>
-        <w:t/>
-      </w:r>
-      <w:r>
-        <w:rPr>
-          <w:rFonts w:ascii="TH Sarabun New" w:eastAsia="Times New Roman" w:hAnsi="TH Sarabun New" w:cs="TH Sarabun New"/>
-          <w:color w:val="000000" w:themeColor="text1"/>
-          <w:sz w:val="32"/>
-          <w:szCs w:val="32"/>
-          <w:lang w:val="en-US" w:eastAsia="en-GB"/>
-        </w:rPr>
-        <w:t xml:space="preserve">] </w:t>
-      </w:r>
-      <w:r>
-        <w:rPr>
-          <w:rFonts w:ascii="TH Sarabun New" w:eastAsia="Times New Roman" w:hAnsi="TH Sarabun New" w:cs="TH Sarabun New" w:hint="cs"/>
-          <w:color w:val="000000" w:themeColor="text1"/>
-          <w:sz w:val="32"/>
-          <w:szCs w:val="32"/>
-          <w:cs/>
-          <w:lang w:val="en-US" w:eastAsia="en-GB"/>
-        </w:rPr>
-        <w:t xml:space="preserve">ศาสตราจารย์ </w:t>
-      </w:r>
-      <w:r>
-        <w:rPr>
-          <w:rFonts w:ascii="TH Sarabun New" w:eastAsia="Times New Roman" w:hAnsi="TH Sarabun New" w:cs="TH Sarabun New" w:hint="cs"/>
-          <w:color w:val="000000" w:themeColor="text1"/>
-          <w:sz w:val="32"/>
-          <w:szCs w:val="32"/>
-          <w:cs/>
-          <w:lang w:val="en-US" w:eastAsia="en-GB"/>
-        </w:rPr>
-        <w:t xml:space="preserve">พร้อมนี้ได้แนบเอกสารประกอบการขอประเมินผลการสอน จำนวน </w:t>
-      </w:r>
-      <w:r>
-        <w:rPr>
-          <w:rFonts w:ascii="TH Sarabun New" w:eastAsia="Times New Roman" w:hAnsi="TH Sarabun New" w:cs="TH Sarabun New" w:hint="cs"/>
-          <w:color w:val="000000" w:themeColor="text1"/>
-          <w:sz w:val="32"/>
-          <w:szCs w:val="32"/>
-          <w:cs/>
-          <w:lang w:val="en-US" w:eastAsia="en-GB"/>
-        </w:rPr>
-        <w:t xml:space="preserve">      </w:t>
-      </w:r>
-      <w:r>
-        <w:rPr>
-          <w:rFonts w:ascii="TH Sarabun New" w:eastAsia="Times New Roman" w:hAnsi="TH Sarabun New" w:cs="TH Sarabun New" w:hint="cs"/>
-          <w:color w:val="000000" w:themeColor="text1"/>
-          <w:sz w:val="32"/>
-          <w:szCs w:val="32"/>
-          <w:cs/>
-          <w:lang w:val="en-US" w:eastAsia="en-GB"/>
-        </w:rPr>
-        <w:t>3 ชุด ดังนี้</w:t>
+          <w:lang w:val="en-US" w:eastAsia="en-GB"/>
+        </w:rPr>
+        <w:t>ศาสตราจารย์ พร้อมนี้ได้แนบเอกสารประกอบการขอประเมินผลการสอน จำนวน  3 ชุด ดังนี้</w:t>
       </w:r>
     </w:p>
     <w:p>
@@ -1024,17 +898,7 @@
           <w:szCs w:val="32"/>
           <w:lang w:val="en-US" w:eastAsia="en-GB"/>
         </w:rPr>
-        <w:t xml:space="preserve"> </w:t>
-      </w:r>
-      <w:r>
-        <w:rPr>
-          <w:rFonts w:ascii="TH Sarabun New" w:eastAsia="Times New Roman" w:hAnsi="TH Sarabun New" w:cs="TH Sarabun New"/>
-          <w:color w:val="000000" w:themeColor="text1"/>
-          <w:sz w:val="32"/>
-          <w:szCs w:val="32"/>
-          <w:lang w:val="en-US" w:eastAsia="en-GB"/>
-        </w:rPr>
-        <w:t>wwswdw</w:t>
+        <w:t xml:space="preserve"> wwswdw </w:t>
       </w:r>
       <w:r>
         <w:rPr>
@@ -1054,6 +918,37 @@
           <w:szCs w:val="32"/>
           <w:lang w:val="en-US" w:eastAsia="en-GB"/>
         </w:rPr>
+        <w:t xml:space="preserve"/>
+      </w:r>
+      <w:r>
+        <w:rPr>
+          <w:rFonts w:ascii="TH Sarabun New" w:eastAsia="Times New Roman" w:hAnsi="TH Sarabun New" w:cs="TH Sarabun New" w:hint="cs"/>
+          <w:color w:val="000000" w:themeColor="text1"/>
+          <w:sz w:val="32"/>
+          <w:szCs w:val="32"/>
+          <w:cs/>
+          <w:lang w:val="en-US" w:eastAsia="en-GB"/>
+        </w:rPr>
+        <w:t>รหัสวิชา</w:t>
+      </w:r>
+      <w:r>
+        <w:rPr>
+          <w:rFonts w:ascii="TH Sarabun New" w:eastAsia="Times New Roman" w:hAnsi="TH Sarabun New" w:cs="TH Sarabun New"/>
+          <w:color w:val="000000" w:themeColor="text1"/>
+          <w:sz w:val="32"/>
+          <w:szCs w:val="32"/>
+          <w:lang w:val="en-US" w:eastAsia="en-GB"/>
+        </w:rPr>
+        <w:t xml:space="preserve"> sssss</w:t>
+      </w:r>
+      <w:r>
+        <w:rPr>
+          <w:rFonts w:ascii="TH Sarabun New" w:hAnsi="TH Sarabun New" w:cs="TH Sarabun New"/>
+          <w:color w:val="000000" w:themeColor="text1"/>
+          <w:sz w:val="32"/>
+          <w:szCs w:val="32"/>
+          <w:shd w:val="clear" w:color="auto" w:fill="FFFFFF"/>
+        </w:rPr>
         <w:t/>
       </w:r>
       <w:r>
@@ -1064,7 +959,7 @@
           <w:szCs w:val="32"/>
           <w:lang w:val="en-US" w:eastAsia="en-GB"/>
         </w:rPr>
-        <w:t xml:space="preserve"> </w:t>
+        <w:t/>
       </w:r>
       <w:r>
         <w:rPr>
@@ -1075,89 +970,17 @@
           <w:cs/>
           <w:lang w:val="en-US" w:eastAsia="en-GB"/>
         </w:rPr>
-        <w:t>รหัสวิชา</w:t>
-      </w:r>
-      <w:r>
-        <w:rPr>
-          <w:rFonts w:ascii="TH Sarabun New" w:eastAsia="Times New Roman" w:hAnsi="TH Sarabun New" w:cs="TH Sarabun New"/>
-          <w:color w:val="000000" w:themeColor="text1"/>
-          <w:sz w:val="32"/>
-          <w:szCs w:val="32"/>
-          <w:lang w:val="en-US" w:eastAsia="en-GB"/>
-        </w:rPr>
-        <w:t xml:space="preserve"> </w:t>
-      </w:r>
-      <w:r>
-        <w:rPr>
-          <w:rFonts w:ascii="TH Sarabun New" w:eastAsia="Times New Roman" w:hAnsi="TH Sarabun New" w:cs="TH Sarabun New"/>
-          <w:color w:val="000000" w:themeColor="text1"/>
-          <w:sz w:val="32"/>
-          <w:szCs w:val="32"/>
-          <w:lang w:val="en-US" w:eastAsia="en-GB"/>
-        </w:rPr>
-        <w:t>sssss</w:t>
-      </w:r>
-      <w:r>
-        <w:rPr>
-          <w:rFonts w:ascii="TH Sarabun New" w:hAnsi="TH Sarabun New" w:cs="TH Sarabun New"/>
-          <w:color w:val="000000" w:themeColor="text1"/>
-          <w:sz w:val="32"/>
-          <w:szCs w:val="32"/>
-          <w:shd w:val="clear" w:color="auto" w:fill="FFFFFF"/>
-        </w:rPr>
-        <w:t/>
-      </w:r>
-      <w:r>
-        <w:rPr>
-          <w:rFonts w:ascii="TH Sarabun New" w:eastAsia="Times New Roman" w:hAnsi="TH Sarabun New" w:cs="TH Sarabun New"/>
-          <w:color w:val="000000" w:themeColor="text1"/>
-          <w:sz w:val="32"/>
-          <w:szCs w:val="32"/>
-          <w:lang w:val="en-US" w:eastAsia="en-GB"/>
-        </w:rPr>
-        <w:t/>
-      </w:r>
-      <w:r>
-        <w:rPr>
-          <w:rFonts w:ascii="TH Sarabun New" w:eastAsia="Times New Roman" w:hAnsi="TH Sarabun New" w:cs="TH Sarabun New" w:hint="cs"/>
-          <w:color w:val="000000" w:themeColor="text1"/>
-          <w:sz w:val="32"/>
-          <w:szCs w:val="32"/>
-          <w:cs/>
-          <w:lang w:val="en-US" w:eastAsia="en-GB"/>
-        </w:rPr>
-        <w:t xml:space="preserve"> </w:t>
-      </w:r>
-      <w:r>
-        <w:rPr>
-          <w:rFonts w:ascii="TH Sarabun New" w:eastAsia="Times New Roman" w:hAnsi="TH Sarabun New" w:cs="TH Sarabun New" w:hint="cs"/>
-          <w:color w:val="000000" w:themeColor="text1"/>
-          <w:sz w:val="32"/>
-          <w:szCs w:val="32"/>
-          <w:cs/>
-          <w:lang w:val="en-US" w:eastAsia="en-GB"/>
-        </w:rPr>
-        <w:t>ปีการศึกษา</w:t>
-      </w:r>
-      <w:r>
-        <w:rPr>
-          <w:rFonts w:ascii="TH Sarabun New" w:eastAsia="Times New Roman" w:hAnsi="TH Sarabun New" w:cs="TH Sarabun New"/>
-          <w:color w:val="000000" w:themeColor="text1"/>
-          <w:sz w:val="32"/>
-          <w:szCs w:val="32"/>
-          <w:lang w:val="en-US" w:eastAsia="en-GB"/>
-        </w:rPr>
-        <w:t xml:space="preserve"> </w:t>
-      </w:r>
-      <w:r>
-        <w:rPr>
-          <w:rFonts w:ascii="TH Sarabun New" w:eastAsia="Times New Roman" w:hAnsi="TH Sarabun New" w:cs="TH Sarabun New"/>
-          <w:color w:val="000000" w:themeColor="text1"/>
-          <w:sz w:val="32"/>
-          <w:szCs w:val="32"/>
-          <w:lang w:val="en-US" w:eastAsia="en-GB"/>
-        </w:rPr>
-        <w:t>2333</w:t>
+        <w:t xml:space="preserve"> ปีการศึกษา</w:t>
+      </w:r>
+      <w:r>
+        <w:rPr>
+          <w:rFonts w:ascii="TH Sarabun New" w:eastAsia="Times New Roman" w:hAnsi="TH Sarabun New" w:cs="TH Sarabun New"/>
+          <w:color w:val="000000" w:themeColor="text1"/>
+          <w:sz w:val="32"/>
+          <w:szCs w:val="32"/>
+          <w:lang w:val="en-US" w:eastAsia="en-GB"/>
+        </w:rPr>
+        <w:t xml:space="preserve"> 2333</w:t>
       </w:r>
       <w:r>
         <w:rPr>
@@ -1243,17 +1066,7 @@
           <w:szCs w:val="32"/>
           <w:lang w:val="en-US" w:eastAsia="en-GB"/>
         </w:rPr>
-        <w:t xml:space="preserve"> </w:t>
-      </w:r>
-      <w:r>
-        <w:rPr>
-          <w:rFonts w:ascii="TH Sarabun New" w:eastAsia="Times New Roman" w:hAnsi="TH Sarabun New" w:cs="TH Sarabun New"/>
-          <w:color w:val="000000" w:themeColor="text1"/>
-          <w:sz w:val="32"/>
-          <w:szCs w:val="32"/>
-          <w:lang w:val="en-US" w:eastAsia="en-GB"/>
-        </w:rPr>
-        <w:t>wwswdw</w:t>
+        <w:t xml:space="preserve"> wwswdw</w:t>
       </w:r>
       <w:r>
         <w:rPr>
@@ -1284,7 +1097,37 @@
           <w:cs/>
           <w:lang w:val="en-US" w:eastAsia="en-GB"/>
         </w:rPr>
-        <w:t xml:space="preserve"> </w:t>
+        <w:t xml:space="preserve"> รหัสวิชา </w:t>
+      </w:r>
+      <w:r>
+        <w:rPr>
+          <w:rFonts w:ascii="TH Sarabun New" w:eastAsia="Times New Roman" w:hAnsi="TH Sarabun New" w:cs="TH Sarabun New"/>
+          <w:color w:val="000000" w:themeColor="text1"/>
+          <w:sz w:val="32"/>
+          <w:szCs w:val="32"/>
+          <w:lang w:val="en-US" w:eastAsia="en-GB"/>
+        </w:rPr>
+        <w:t>sssss </w:t>
+      </w:r>
+      <w:r>
+        <w:rPr>
+          <w:rFonts w:ascii="TH Sarabun New" w:hAnsi="TH Sarabun New" w:cs="TH Sarabun New"/>
+          <w:color w:val="000000" w:themeColor="text1"/>
+          <w:sz w:val="32"/>
+          <w:szCs w:val="32"/>
+          <w:shd w:val="clear" w:color="auto" w:fill="FFFFFF"/>
+        </w:rPr>
+        <w:t/>
+      </w:r>
+      <w:r>
+        <w:rPr>
+          <w:rFonts w:ascii="TH Sarabun New" w:eastAsia="Times New Roman" w:hAnsi="TH Sarabun New" w:cs="TH Sarabun New"/>
+          <w:color w:val="000000" w:themeColor="text1"/>
+          <w:sz w:val="32"/>
+          <w:szCs w:val="32"/>
+          <w:lang w:val="en-US" w:eastAsia="en-GB"/>
+        </w:rPr>
+        <w:t xml:space="preserve"/>
       </w:r>
       <w:r>
         <w:rPr>
@@ -1295,68 +1138,6 @@
           <w:cs/>
           <w:lang w:val="en-US" w:eastAsia="en-GB"/>
         </w:rPr>
-        <w:t>รหัสวิชา</w:t>
-      </w:r>
-      <w:r>
-        <w:rPr>
-          <w:rFonts w:ascii="TH Sarabun New" w:eastAsia="Times New Roman" w:hAnsi="TH Sarabun New" w:cs="TH Sarabun New" w:hint="cs"/>
-          <w:color w:val="000000" w:themeColor="text1"/>
-          <w:sz w:val="32"/>
-          <w:szCs w:val="32"/>
-          <w:cs/>
-          <w:lang w:val="en-US" w:eastAsia="en-GB"/>
-        </w:rPr>
-        <w:t xml:space="preserve"> </w:t>
-      </w:r>
-      <w:r>
-        <w:rPr>
-          <w:rFonts w:ascii="TH Sarabun New" w:eastAsia="Times New Roman" w:hAnsi="TH Sarabun New" w:cs="TH Sarabun New"/>
-          <w:color w:val="000000" w:themeColor="text1"/>
-          <w:sz w:val="32"/>
-          <w:szCs w:val="32"/>
-          <w:lang w:val="en-US" w:eastAsia="en-GB"/>
-        </w:rPr>
-        <w:t>sssss</w:t>
-      </w:r>
-      <w:r>
-        <w:rPr>
-          <w:rFonts w:ascii="TH Sarabun New" w:hAnsi="TH Sarabun New" w:cs="TH Sarabun New"/>
-          <w:color w:val="000000" w:themeColor="text1"/>
-          <w:sz w:val="32"/>
-          <w:szCs w:val="32"/>
-          <w:shd w:val="clear" w:color="auto" w:fill="FFFFFF"/>
-        </w:rPr>
-        <w:t/>
-      </w:r>
-      <w:r>
-        <w:rPr>
-          <w:rFonts w:ascii="TH Sarabun New" w:eastAsia="Times New Roman" w:hAnsi="TH Sarabun New" w:cs="TH Sarabun New"/>
-          <w:color w:val="000000" w:themeColor="text1"/>
-          <w:sz w:val="32"/>
-          <w:szCs w:val="32"/>
-          <w:lang w:val="en-US" w:eastAsia="en-GB"/>
-        </w:rPr>
-        <w:t/>
-      </w:r>
-      <w:r>
-        <w:rPr>
-          <w:rFonts w:ascii="TH Sarabun New" w:eastAsia="Times New Roman" w:hAnsi="TH Sarabun New" w:cs="TH Sarabun New"/>
-          <w:color w:val="000000" w:themeColor="text1"/>
-          <w:sz w:val="32"/>
-          <w:szCs w:val="32"/>
-          <w:lang w:val="en-US" w:eastAsia="en-GB"/>
-        </w:rPr>
-        <w:t xml:space="preserve"> </w:t>
-      </w:r>
-      <w:r>
-        <w:rPr>
-          <w:rFonts w:ascii="TH Sarabun New" w:eastAsia="Times New Roman" w:hAnsi="TH Sarabun New" w:cs="TH Sarabun New" w:hint="cs"/>
-          <w:color w:val="000000" w:themeColor="text1"/>
-          <w:sz w:val="32"/>
-          <w:szCs w:val="32"/>
-          <w:cs/>
-          <w:lang w:val="en-US" w:eastAsia="en-GB"/>
-        </w:rPr>
         <w:t>ปีการศึกษา</w:t>
       </w:r>
       <w:r>
@@ -1367,17 +1148,7 @@
           <w:szCs w:val="32"/>
           <w:lang w:val="en-US" w:eastAsia="en-GB"/>
         </w:rPr>
-        <w:t xml:space="preserve"> </w:t>
-      </w:r>
-      <w:r>
-        <w:rPr>
-          <w:rFonts w:ascii="TH Sarabun New" w:eastAsia="Times New Roman" w:hAnsi="TH Sarabun New" w:cs="TH Sarabun New"/>
-          <w:color w:val="000000" w:themeColor="text1"/>
-          <w:sz w:val="32"/>
-          <w:szCs w:val="32"/>
-          <w:lang w:val="en-US" w:eastAsia="en-GB"/>
-        </w:rPr>
-        <w:t>2333</w:t>
+        <w:t xml:space="preserve"> 2333</w:t>
       </w:r>
       <w:r>
         <w:rPr>
@@ -1453,7 +1224,17 @@
           <w:cs/>
           <w:lang w:val="en-US" w:eastAsia="en-GB"/>
         </w:rPr>
-        <w:t>สื่อปฏิสัมพันธ์</w:t>
+        <w:t>สื่อปฏิสัมพันธ์แบบดิจิทัลและอื่นๆ</w:t>
+      </w:r>
+      <w:r>
+        <w:rPr>
+          <w:rFonts w:ascii="TH Sarabun New" w:eastAsia="Times New Roman" w:hAnsi="TH Sarabun New" w:cs="TH Sarabun New"/>
+          <w:color w:val="000000" w:themeColor="text1"/>
+          <w:sz w:val="32"/>
+          <w:szCs w:val="32"/>
+          <w:lang w:val="en-US" w:eastAsia="en-GB"/>
+        </w:rPr>
+        <w:t xml:space="preserve"> </w:t>
       </w:r>
       <w:r>
         <w:rPr>
@@ -1464,17 +1245,37 @@
           <w:cs/>
           <w:lang w:val="en-US" w:eastAsia="en-GB"/>
         </w:rPr>
-        <w:t>แบบดิจิทัลและอื่นๆ</w:t>
-      </w:r>
-      <w:r>
-        <w:rPr>
-          <w:rFonts w:ascii="TH Sarabun New" w:eastAsia="Times New Roman" w:hAnsi="TH Sarabun New" w:cs="TH Sarabun New"/>
-          <w:color w:val="000000" w:themeColor="text1"/>
-          <w:sz w:val="32"/>
-          <w:szCs w:val="32"/>
-          <w:lang w:val="en-US" w:eastAsia="en-GB"/>
-        </w:rPr>
-        <w:t xml:space="preserve"> </w:t>
+        <w:t>รายวิชา</w:t>
+      </w:r>
+      <w:r>
+        <w:rPr>
+          <w:rFonts w:ascii="TH Sarabun New" w:eastAsia="Times New Roman" w:hAnsi="TH Sarabun New" w:cs="TH Sarabun New"/>
+          <w:color w:val="000000" w:themeColor="text1"/>
+          <w:sz w:val="32"/>
+          <w:szCs w:val="32"/>
+          <w:lang w:val="en-US" w:eastAsia="en-GB"/>
+        </w:rPr>
+        <w:t xml:space="preserve"> wwswdw </w:t>
+      </w:r>
+      <w:r>
+        <w:rPr>
+          <w:rFonts w:ascii="TH Sarabun New" w:hAnsi="TH Sarabun New" w:cs="TH Sarabun New"/>
+          <w:color w:val="000000" w:themeColor="text1"/>
+          <w:sz w:val="32"/>
+          <w:szCs w:val="32"/>
+          <w:shd w:val="clear" w:color="auto" w:fill="FFFFFF"/>
+        </w:rPr>
+        <w:t/>
+      </w:r>
+      <w:r>
+        <w:rPr>
+          <w:rFonts w:ascii="TH Sarabun New" w:eastAsia="Times New Roman" w:hAnsi="TH Sarabun New" w:cs="TH Sarabun New"/>
+          <w:color w:val="000000" w:themeColor="text1"/>
+          <w:sz w:val="32"/>
+          <w:szCs w:val="32"/>
+          <w:lang w:val="en-US" w:eastAsia="en-GB"/>
+        </w:rPr>
+        <w:t xml:space="preserve"/>
       </w:r>
       <w:r>
         <w:rPr>
@@ -1485,27 +1286,17 @@
           <w:cs/>
           <w:lang w:val="en-US" w:eastAsia="en-GB"/>
         </w:rPr>
-        <w:t>รายวิชา</w:t>
-      </w:r>
-      <w:r>
-        <w:rPr>
-          <w:rFonts w:ascii="TH Sarabun New" w:eastAsia="Times New Roman" w:hAnsi="TH Sarabun New" w:cs="TH Sarabun New"/>
-          <w:color w:val="000000" w:themeColor="text1"/>
-          <w:sz w:val="32"/>
-          <w:szCs w:val="32"/>
-          <w:lang w:val="en-US" w:eastAsia="en-GB"/>
-        </w:rPr>
-        <w:t xml:space="preserve"> </w:t>
-      </w:r>
-      <w:r>
-        <w:rPr>
-          <w:rFonts w:ascii="TH Sarabun New" w:eastAsia="Times New Roman" w:hAnsi="TH Sarabun New" w:cs="TH Sarabun New"/>
-          <w:color w:val="000000" w:themeColor="text1"/>
-          <w:sz w:val="32"/>
-          <w:szCs w:val="32"/>
-          <w:lang w:val="en-US" w:eastAsia="en-GB"/>
-        </w:rPr>
-        <w:t>wwswdw</w:t>
+        <w:t>รหัสวิชา</w:t>
+      </w:r>
+      <w:r>
+        <w:rPr>
+          <w:rFonts w:ascii="TH Sarabun New" w:eastAsia="Times New Roman" w:hAnsi="TH Sarabun New" w:cs="TH Sarabun New"/>
+          <w:color w:val="000000" w:themeColor="text1"/>
+          <w:sz w:val="32"/>
+          <w:szCs w:val="32"/>
+          <w:lang w:val="en-US" w:eastAsia="en-GB"/>
+        </w:rPr>
+        <w:t xml:space="preserve"> sssss </w:t>
       </w:r>
       <w:r>
         <w:rPr>
@@ -1525,17 +1316,7 @@
           <w:szCs w:val="32"/>
           <w:lang w:val="en-US" w:eastAsia="en-GB"/>
         </w:rPr>
-        <w:t/>
-      </w:r>
-      <w:r>
-        <w:rPr>
-          <w:rFonts w:ascii="TH Sarabun New" w:eastAsia="Times New Roman" w:hAnsi="TH Sarabun New" w:cs="TH Sarabun New"/>
-          <w:color w:val="000000" w:themeColor="text1"/>
-          <w:sz w:val="32"/>
-          <w:szCs w:val="32"/>
-          <w:lang w:val="en-US" w:eastAsia="en-GB"/>
-        </w:rPr>
-        <w:t xml:space="preserve"> </w:t>
+        <w:t xml:space="preserve"/>
       </w:r>
       <w:r>
         <w:rPr>
@@ -1546,67 +1327,6 @@
           <w:cs/>
           <w:lang w:val="en-US" w:eastAsia="en-GB"/>
         </w:rPr>
-        <w:t>รหัสวิชา</w:t>
-      </w:r>
-      <w:r>
-        <w:rPr>
-          <w:rFonts w:ascii="TH Sarabun New" w:eastAsia="Times New Roman" w:hAnsi="TH Sarabun New" w:cs="TH Sarabun New"/>
-          <w:color w:val="000000" w:themeColor="text1"/>
-          <w:sz w:val="32"/>
-          <w:szCs w:val="32"/>
-          <w:lang w:val="en-US" w:eastAsia="en-GB"/>
-        </w:rPr>
-        <w:t xml:space="preserve"> </w:t>
-      </w:r>
-      <w:r>
-        <w:rPr>
-          <w:rFonts w:ascii="TH Sarabun New" w:eastAsia="Times New Roman" w:hAnsi="TH Sarabun New" w:cs="TH Sarabun New"/>
-          <w:color w:val="000000" w:themeColor="text1"/>
-          <w:sz w:val="32"/>
-          <w:szCs w:val="32"/>
-          <w:lang w:val="en-US" w:eastAsia="en-GB"/>
-        </w:rPr>
-        <w:t>sssss</w:t>
-      </w:r>
-      <w:r>
-        <w:rPr>
-          <w:rFonts w:ascii="TH Sarabun New" w:hAnsi="TH Sarabun New" w:cs="TH Sarabun New"/>
-          <w:color w:val="000000" w:themeColor="text1"/>
-          <w:sz w:val="32"/>
-          <w:szCs w:val="32"/>
-          <w:shd w:val="clear" w:color="auto" w:fill="FFFFFF"/>
-        </w:rPr>
-        <w:t/>
-      </w:r>
-      <w:r>
-        <w:rPr>
-          <w:rFonts w:ascii="TH Sarabun New" w:eastAsia="Times New Roman" w:hAnsi="TH Sarabun New" w:cs="TH Sarabun New"/>
-          <w:color w:val="000000" w:themeColor="text1"/>
-          <w:sz w:val="32"/>
-          <w:szCs w:val="32"/>
-          <w:lang w:val="en-US" w:eastAsia="en-GB"/>
-        </w:rPr>
-        <w:t/>
-      </w:r>
-      <w:r>
-        <w:rPr>
-          <w:rFonts w:ascii="TH Sarabun New" w:eastAsia="Times New Roman" w:hAnsi="TH Sarabun New" w:cs="TH Sarabun New"/>
-          <w:color w:val="000000" w:themeColor="text1"/>
-          <w:sz w:val="32"/>
-          <w:szCs w:val="32"/>
-          <w:lang w:val="en-US" w:eastAsia="en-GB"/>
-        </w:rPr>
-        <w:t xml:space="preserve"> </w:t>
-      </w:r>
-      <w:r>
-        <w:rPr>
-          <w:rFonts w:ascii="TH Sarabun New" w:eastAsia="Times New Roman" w:hAnsi="TH Sarabun New" w:cs="TH Sarabun New" w:hint="cs"/>
-          <w:color w:val="000000" w:themeColor="text1"/>
-          <w:sz w:val="32"/>
-          <w:szCs w:val="32"/>
-          <w:cs/>
-          <w:lang w:val="en-US" w:eastAsia="en-GB"/>
-        </w:rPr>
         <w:t>ปีการศึกษา</w:t>
       </w:r>
       <w:r>
@@ -1617,17 +1337,7 @@
           <w:szCs w:val="32"/>
           <w:lang w:val="en-US" w:eastAsia="en-GB"/>
         </w:rPr>
-        <w:t xml:space="preserve"> </w:t>
-      </w:r>
-      <w:r>
-        <w:rPr>
-          <w:rFonts w:ascii="TH Sarabun New" w:eastAsia="Times New Roman" w:hAnsi="TH Sarabun New" w:cs="TH Sarabun New"/>
-          <w:color w:val="000000" w:themeColor="text1"/>
-          <w:sz w:val="32"/>
-          <w:szCs w:val="32"/>
-          <w:lang w:val="en-US" w:eastAsia="en-GB"/>
-        </w:rPr>
-        <w:t>2333</w:t>
+        <w:t xml:space="preserve"> 2333</w:t>
       </w:r>
       <w:r>
         <w:rPr>
@@ -1831,26 +1541,25 @@
           <w:cs/>
           <w:lang w:eastAsia="en-GB"/>
         </w:rPr>
-        <w:t xml:space="preserve">      </w:t>
-      </w:r>
-      <w:r>
-        <w:rPr>
-          <w:rFonts w:ascii="TH Sarabun New" w:eastAsia="Times New Roman" w:hAnsi="TH Sarabun New" w:cs="TH Sarabun New" w:hint="cs"/>
-          <w:color w:val="000000" w:themeColor="text1"/>
-          <w:sz w:val="32"/>
-          <w:szCs w:val="32"/>
-          <w:cs/>
-          <w:lang w:eastAsia="en-GB"/>
-        </w:rPr>
-        <w:t>(</w:t>
-      </w:r>
-      <w:r>
-        <w:rPr>
-          <w:rFonts w:ascii="TH Sarabun New" w:eastAsia="Times New Roman" w:hAnsi="TH Sarabun New" w:cs="TH Sarabun New"/>
-          <w:color w:val="000000" w:themeColor="text1"/>
-          <w:sz w:val="32"/>
-          <w:szCs w:val="32"/>
-          <w:lang w:eastAsia="en-GB"/>
+        <w:t xml:space="preserve">      (</w:t>
+      </w:r>
+      <w:r>
+        <w:rPr>
+          <w:rFonts w:ascii="TH Sarabun New" w:eastAsia="Times New Roman" w:hAnsi="TH Sarabun New" w:cs="TH Sarabun New"/>
+          <w:color w:val="000000" w:themeColor="text1"/>
+          <w:sz w:val="32"/>
+          <w:szCs w:val="32"/>
+          <w:lang w:eastAsia="en-GB"/>
+        </w:rPr>
+        <w:t>นาย</w:t>
+      </w:r>
+      <w:r>
+        <w:rPr>
+          <w:rFonts w:ascii="TH Sarabun New" w:eastAsia="Times New Roman" w:hAnsi="TH Sarabun New" w:cs="TH Sarabun New"/>
+          <w:color w:val="000000" w:themeColor="text1"/>
+          <w:sz w:val="32"/>
+          <w:szCs w:val="32"/>
+          <w:lang w:val="en-US" w:eastAsia="en-GB"/>
         </w:rPr>
         <w:t/>
       </w:r>
@@ -1860,7 +1569,7 @@
           <w:color w:val="000000" w:themeColor="text1"/>
           <w:sz w:val="32"/>
           <w:szCs w:val="32"/>
-          <w:lang w:val="en-US" w:eastAsia="en-GB"/>
+          <w:lang w:eastAsia="en-GB"/>
         </w:rPr>
         <w:t/>
       </w:r>
@@ -1873,16 +1582,6 @@
           <w:lang w:eastAsia="en-GB"/>
         </w:rPr>
         <w:t/>
-      </w:r>
-      <w:r>
-        <w:rPr>
-          <w:rFonts w:ascii="TH Sarabun New" w:eastAsia="Times New Roman" w:hAnsi="TH Sarabun New" w:cs="TH Sarabun New"/>
-          <w:color w:val="000000" w:themeColor="text1"/>
-          <w:sz w:val="32"/>
-          <w:szCs w:val="32"/>
-          <w:lang w:eastAsia="en-GB"/>
-        </w:rPr>
-        <w:t>{{applicant_name}}</w:t>
       </w:r>
       <w:r>
         <w:rPr>
@@ -1916,18 +1615,7 @@
           <w:cs/>
           <w:lang w:eastAsia="en-GB"/>
         </w:rPr>
-        <w:t xml:space="preserve">       </w:t>
-      </w:r>
-      <w:r>
-        <w:rPr>
-          <w:rFonts w:ascii="TH Sarabun New" w:eastAsia="Times New Roman" w:hAnsi="TH Sarabun New" w:cs="TH Sarabun New" w:hint="cs"/>
-          <w:color w:val="000000" w:themeColor="text1"/>
-          <w:sz w:val="32"/>
-          <w:szCs w:val="32"/>
-          <w:cs/>
-          <w:lang w:eastAsia="en-GB"/>
-        </w:rPr>
-        <w:t>ผู้ขอประเมินผลการสอน</w:t>
+        <w:t xml:space="preserve">       ผู้ขอประเมินผลการสอน</w:t>
       </w:r>
     </w:p>
     <w:p>
@@ -1974,40 +1662,12 @@
       <w:pPr>
         <w:spacing w:after="240"/>
         <w:ind w:left="283" w:right="283"/>
-        <w:jc w:val="center"/>
-        <w:rPr>
-          <w:rFonts w:ascii="TH Sarabun New" w:eastAsia="Times New Roman" w:hAnsi="TH Sarabun New" w:cs="TH Sarabun New"/>
-          <w:color w:val="000000" w:themeColor="text1"/>
-          <w:sz w:val="32"/>
-          <w:szCs w:val="32"/>
-          <w:lang w:eastAsia="en-GB"/>
-        </w:rPr>
-      </w:pPr>
-    </w:p>
-    <w:p>
-      <w:pPr>
-        <w:spacing w:after="240"/>
-        <w:ind w:left="283" w:right="283"/>
-        <w:jc w:val="center"/>
-        <w:rPr>
-          <w:rFonts w:ascii="TH Sarabun New" w:eastAsia="Times New Roman" w:hAnsi="TH Sarabun New" w:cs="TH Sarabun New"/>
-          <w:color w:val="000000" w:themeColor="text1"/>
-          <w:sz w:val="32"/>
-          <w:szCs w:val="32"/>
-          <w:lang w:eastAsia="en-GB"/>
-        </w:rPr>
-      </w:pPr>
-    </w:p>
-    <w:p>
-      <w:pPr>
-        <w:spacing w:after="240"/>
-        <w:ind w:left="283" w:right="283"/>
-        <w:rPr>
-          <w:rFonts w:ascii="TH Sarabun New" w:eastAsia="Times New Roman" w:hAnsi="TH Sarabun New" w:cs="TH Sarabun New"/>
-          <w:color w:val="000000" w:themeColor="text1"/>
-          <w:sz w:val="32"/>
-          <w:szCs w:val="32"/>
-          <w:lang w:val="en-US" w:eastAsia="en-GB"/>
+        <w:rPr>
+          <w:rFonts w:ascii="TH Sarabun New" w:eastAsia="Times New Roman" w:hAnsi="TH Sarabun New" w:cs="TH Sarabun New"/>
+          <w:color w:val="000000" w:themeColor="text1"/>
+          <w:sz w:val="32"/>
+          <w:szCs w:val="32"/>
+          <w:lang w:eastAsia="en-GB"/>
         </w:rPr>
       </w:pPr>
     </w:p>
@@ -2450,7 +2110,7 @@
     <w:lsdException w:name="Unresolved Mention" w:semiHidden="1" w:unhideWhenUsed="1"/>
     <w:lsdException w:name="Smart Link" w:semiHidden="1" w:unhideWhenUsed="1"/>
   </w:latentStyles>
-  <w:style w:type="paragraph" w:default="1" w:styleId="a">
+  <w:style w:type="paragraph" w:default="1" w:styleId="Normal">
     <w:name w:val="Normal"/>
     <w:qFormat/>
     <w:rsid w:val="005D52E8"/>
@@ -2459,11 +2119,11 @@
       <w:szCs w:val="24"/>
     </w:rPr>
   </w:style>
-  <w:style w:type="paragraph" w:styleId="1">
+  <w:style w:type="paragraph" w:styleId="Heading1">
     <w:name w:val="heading 1"/>
-    <w:basedOn w:val="a"/>
-    <w:next w:val="a"/>
-    <w:link w:val="10"/>
+    <w:basedOn w:val="Normal"/>
+    <w:next w:val="Normal"/>
+    <w:link w:val="Heading1Char"/>
     <w:uiPriority w:val="9"/>
     <w:qFormat/>
     <w:rsid w:val="005D52E8"/>
@@ -2481,11 +2141,11 @@
       <w:szCs w:val="32"/>
     </w:rPr>
   </w:style>
-  <w:style w:type="paragraph" w:styleId="2">
+  <w:style w:type="paragraph" w:styleId="Heading2">
     <w:name w:val="heading 2"/>
-    <w:basedOn w:val="a"/>
-    <w:next w:val="a"/>
-    <w:link w:val="20"/>
+    <w:basedOn w:val="Normal"/>
+    <w:next w:val="Normal"/>
+    <w:link w:val="Heading2Char"/>
     <w:uiPriority w:val="9"/>
     <w:semiHidden/>
     <w:unhideWhenUsed/>
@@ -2506,11 +2166,11 @@
       <w:szCs w:val="28"/>
     </w:rPr>
   </w:style>
-  <w:style w:type="paragraph" w:styleId="3">
+  <w:style w:type="paragraph" w:styleId="Heading3">
     <w:name w:val="heading 3"/>
-    <w:basedOn w:val="a"/>
-    <w:next w:val="a"/>
-    <w:link w:val="30"/>
+    <w:basedOn w:val="Normal"/>
+    <w:next w:val="Normal"/>
+    <w:link w:val="Heading3Char"/>
     <w:uiPriority w:val="9"/>
     <w:semiHidden/>
     <w:unhideWhenUsed/>
@@ -2529,11 +2189,11 @@
       <w:szCs w:val="26"/>
     </w:rPr>
   </w:style>
-  <w:style w:type="paragraph" w:styleId="4">
+  <w:style w:type="paragraph" w:styleId="Heading4">
     <w:name w:val="heading 4"/>
-    <w:basedOn w:val="a"/>
-    <w:next w:val="a"/>
-    <w:link w:val="40"/>
+    <w:basedOn w:val="Normal"/>
+    <w:next w:val="Normal"/>
+    <w:link w:val="Heading4Char"/>
     <w:uiPriority w:val="9"/>
     <w:semiHidden/>
     <w:unhideWhenUsed/>
@@ -2551,11 +2211,11 @@
       <w:szCs w:val="28"/>
     </w:rPr>
   </w:style>
-  <w:style w:type="paragraph" w:styleId="5">
+  <w:style w:type="paragraph" w:styleId="Heading5">
     <w:name w:val="heading 5"/>
-    <w:basedOn w:val="a"/>
-    <w:next w:val="a"/>
-    <w:link w:val="50"/>
+    <w:basedOn w:val="Normal"/>
+    <w:next w:val="Normal"/>
+    <w:link w:val="Heading5Char"/>
     <w:uiPriority w:val="9"/>
     <w:semiHidden/>
     <w:unhideWhenUsed/>
@@ -2574,11 +2234,11 @@
       <w:szCs w:val="26"/>
     </w:rPr>
   </w:style>
-  <w:style w:type="paragraph" w:styleId="6">
+  <w:style w:type="paragraph" w:styleId="Heading6">
     <w:name w:val="heading 6"/>
-    <w:basedOn w:val="a"/>
-    <w:next w:val="a"/>
-    <w:link w:val="60"/>
+    <w:basedOn w:val="Normal"/>
+    <w:next w:val="Normal"/>
+    <w:link w:val="Heading6Char"/>
     <w:uiPriority w:val="9"/>
     <w:semiHidden/>
     <w:unhideWhenUsed/>
@@ -2595,11 +2255,11 @@
       <w:szCs w:val="22"/>
     </w:rPr>
   </w:style>
-  <w:style w:type="paragraph" w:styleId="7">
+  <w:style w:type="paragraph" w:styleId="Heading7">
     <w:name w:val="heading 7"/>
-    <w:basedOn w:val="a"/>
-    <w:next w:val="a"/>
-    <w:link w:val="70"/>
+    <w:basedOn w:val="Normal"/>
+    <w:next w:val="Normal"/>
+    <w:link w:val="Heading7Char"/>
     <w:uiPriority w:val="9"/>
     <w:semiHidden/>
     <w:unhideWhenUsed/>
@@ -2610,11 +2270,11 @@
       <w:outlineLvl w:val="6"/>
     </w:pPr>
   </w:style>
-  <w:style w:type="paragraph" w:styleId="8">
+  <w:style w:type="paragraph" w:styleId="Heading8">
     <w:name w:val="heading 8"/>
-    <w:basedOn w:val="a"/>
-    <w:next w:val="a"/>
-    <w:link w:val="80"/>
+    <w:basedOn w:val="Normal"/>
+    <w:next w:val="Normal"/>
+    <w:link w:val="Heading8Char"/>
     <w:uiPriority w:val="9"/>
     <w:semiHidden/>
     <w:unhideWhenUsed/>
@@ -2629,11 +2289,11 @@
       <w:iCs/>
     </w:rPr>
   </w:style>
-  <w:style w:type="paragraph" w:styleId="9">
+  <w:style w:type="paragraph" w:styleId="Heading9">
     <w:name w:val="heading 9"/>
-    <w:basedOn w:val="a"/>
-    <w:next w:val="a"/>
-    <w:link w:val="90"/>
+    <w:basedOn w:val="Normal"/>
+    <w:next w:val="Normal"/>
+    <w:link w:val="Heading9Char"/>
     <w:uiPriority w:val="9"/>
     <w:semiHidden/>
     <w:unhideWhenUsed/>
@@ -2649,13 +2309,13 @@
       <w:szCs w:val="22"/>
     </w:rPr>
   </w:style>
-  <w:style w:type="character" w:default="1" w:styleId="a0">
+  <w:style w:type="character" w:default="1" w:styleId="DefaultParagraphFont">
     <w:name w:val="Default Paragraph Font"/>
     <w:uiPriority w:val="1"/>
     <w:semiHidden/>
     <w:unhideWhenUsed/>
   </w:style>
-  <w:style w:type="table" w:default="1" w:styleId="a1">
+  <w:style w:type="table" w:default="1" w:styleId="TableNormal">
     <w:name w:val="Normal Table"/>
     <w:uiPriority w:val="99"/>
     <w:semiHidden/>
@@ -2670,15 +2330,15 @@
       </w:tblCellMar>
     </w:tblPr>
   </w:style>
-  <w:style w:type="numbering" w:default="1" w:styleId="a2">
+  <w:style w:type="numbering" w:default="1" w:styleId="NoList">
     <w:name w:val="No List"/>
     <w:uiPriority w:val="99"/>
     <w:semiHidden/>
     <w:unhideWhenUsed/>
   </w:style>
-  <w:style w:type="paragraph" w:styleId="a3">
+  <w:style w:type="paragraph" w:styleId="NormalWeb">
     <w:name w:val="Normal (Web)"/>
-    <w:basedOn w:val="a"/>
+    <w:basedOn w:val="Normal"/>
     <w:uiPriority w:val="99"/>
     <w:semiHidden/>
     <w:unhideWhenUsed/>
@@ -2693,13 +2353,13 @@
   </w:style>
   <w:style w:type="character" w:customStyle="1" w:styleId="apple-tab-span">
     <w:name w:val="apple-tab-span"/>
-    <w:basedOn w:val="a0"/>
+    <w:basedOn w:val="DefaultParagraphFont"/>
     <w:rsid w:val="000463DB"/>
   </w:style>
-  <w:style w:type="paragraph" w:styleId="a4">
+  <w:style w:type="paragraph" w:styleId="BalloonText">
     <w:name w:val="Balloon Text"/>
-    <w:basedOn w:val="a"/>
-    <w:link w:val="a5"/>
+    <w:basedOn w:val="Normal"/>
+    <w:link w:val="BalloonTextChar"/>
     <w:uiPriority w:val="99"/>
     <w:semiHidden/>
     <w:unhideWhenUsed/>
@@ -2710,10 +2370,10 @@
       <w:szCs w:val="22"/>
     </w:rPr>
   </w:style>
-  <w:style w:type="character" w:customStyle="1" w:styleId="a5">
-    <w:name w:val="ข้อความบอลลูน อักขระ"/>
-    <w:basedOn w:val="a0"/>
-    <w:link w:val="a4"/>
+  <w:style w:type="character" w:customStyle="1" w:styleId="BalloonTextChar">
+    <w:name w:val="Balloon Text Char"/>
+    <w:basedOn w:val="DefaultParagraphFont"/>
+    <w:link w:val="BalloonText"/>
     <w:uiPriority w:val="99"/>
     <w:semiHidden/>
     <w:rsid w:val="000C52FD"/>
@@ -2723,10 +2383,10 @@
       <w:szCs w:val="22"/>
     </w:rPr>
   </w:style>
-  <w:style w:type="paragraph" w:styleId="a6">
+  <w:style w:type="paragraph" w:styleId="Header">
     <w:name w:val="header"/>
-    <w:basedOn w:val="a"/>
-    <w:link w:val="a7"/>
+    <w:basedOn w:val="Normal"/>
+    <w:link w:val="HeaderChar"/>
     <w:uiPriority w:val="99"/>
     <w:unhideWhenUsed/>
     <w:rsid w:val="002E55A6"/>
@@ -2737,17 +2397,17 @@
       </w:tabs>
     </w:pPr>
   </w:style>
-  <w:style w:type="character" w:customStyle="1" w:styleId="a7">
-    <w:name w:val="หัวกระดาษ อักขระ"/>
-    <w:basedOn w:val="a0"/>
-    <w:link w:val="a6"/>
+  <w:style w:type="character" w:customStyle="1" w:styleId="HeaderChar">
+    <w:name w:val="Header Char"/>
+    <w:basedOn w:val="DefaultParagraphFont"/>
+    <w:link w:val="Header"/>
     <w:uiPriority w:val="99"/>
     <w:rsid w:val="002E55A6"/>
   </w:style>
-  <w:style w:type="paragraph" w:styleId="a8">
+  <w:style w:type="paragraph" w:styleId="Footer">
     <w:name w:val="footer"/>
-    <w:basedOn w:val="a"/>
-    <w:link w:val="a9"/>
+    <w:basedOn w:val="Normal"/>
+    <w:link w:val="FooterChar"/>
     <w:uiPriority w:val="99"/>
     <w:unhideWhenUsed/>
     <w:rsid w:val="002E55A6"/>
@@ -2758,17 +2418,17 @@
       </w:tabs>
     </w:pPr>
   </w:style>
-  <w:style w:type="character" w:customStyle="1" w:styleId="a9">
-    <w:name w:val="ท้ายกระดาษ อักขระ"/>
-    <w:basedOn w:val="a0"/>
-    <w:link w:val="a8"/>
+  <w:style w:type="character" w:customStyle="1" w:styleId="FooterChar">
+    <w:name w:val="Footer Char"/>
+    <w:basedOn w:val="DefaultParagraphFont"/>
+    <w:link w:val="Footer"/>
     <w:uiPriority w:val="99"/>
     <w:rsid w:val="002E55A6"/>
   </w:style>
-  <w:style w:type="character" w:customStyle="1" w:styleId="10">
-    <w:name w:val="หัวเรื่อง 1 อักขระ"/>
-    <w:basedOn w:val="a0"/>
-    <w:link w:val="1"/>
+  <w:style w:type="character" w:customStyle="1" w:styleId="Heading1Char">
+    <w:name w:val="Heading 1 Char"/>
+    <w:basedOn w:val="DefaultParagraphFont"/>
+    <w:link w:val="Heading1"/>
     <w:uiPriority w:val="9"/>
     <w:rsid w:val="005D52E8"/>
     <w:rPr>
@@ -2780,10 +2440,10 @@
       <w:szCs w:val="32"/>
     </w:rPr>
   </w:style>
-  <w:style w:type="character" w:customStyle="1" w:styleId="20">
-    <w:name w:val="หัวเรื่อง 2 อักขระ"/>
-    <w:basedOn w:val="a0"/>
-    <w:link w:val="2"/>
+  <w:style w:type="character" w:customStyle="1" w:styleId="Heading2Char">
+    <w:name w:val="Heading 2 Char"/>
+    <w:basedOn w:val="DefaultParagraphFont"/>
+    <w:link w:val="Heading2"/>
     <w:uiPriority w:val="9"/>
     <w:semiHidden/>
     <w:rsid w:val="005D52E8"/>
@@ -2797,10 +2457,10 @@
       <w:szCs w:val="28"/>
     </w:rPr>
   </w:style>
-  <w:style w:type="character" w:customStyle="1" w:styleId="30">
-    <w:name w:val="หัวเรื่อง 3 อักขระ"/>
-    <w:basedOn w:val="a0"/>
-    <w:link w:val="3"/>
+  <w:style w:type="character" w:customStyle="1" w:styleId="Heading3Char">
+    <w:name w:val="Heading 3 Char"/>
+    <w:basedOn w:val="DefaultParagraphFont"/>
+    <w:link w:val="Heading3"/>
     <w:uiPriority w:val="9"/>
     <w:semiHidden/>
     <w:rsid w:val="005D52E8"/>
@@ -2812,10 +2472,10 @@
       <w:szCs w:val="26"/>
     </w:rPr>
   </w:style>
-  <w:style w:type="character" w:customStyle="1" w:styleId="40">
-    <w:name w:val="หัวเรื่อง 4 อักขระ"/>
-    <w:basedOn w:val="a0"/>
-    <w:link w:val="4"/>
+  <w:style w:type="character" w:customStyle="1" w:styleId="Heading4Char">
+    <w:name w:val="Heading 4 Char"/>
+    <w:basedOn w:val="DefaultParagraphFont"/>
+    <w:link w:val="Heading4"/>
     <w:uiPriority w:val="9"/>
     <w:semiHidden/>
     <w:rsid w:val="005D52E8"/>
@@ -2826,10 +2486,10 @@
       <w:szCs w:val="28"/>
     </w:rPr>
   </w:style>
-  <w:style w:type="character" w:customStyle="1" w:styleId="50">
-    <w:name w:val="หัวเรื่อง 5 อักขระ"/>
-    <w:basedOn w:val="a0"/>
-    <w:link w:val="5"/>
+  <w:style w:type="character" w:customStyle="1" w:styleId="Heading5Char">
+    <w:name w:val="Heading 5 Char"/>
+    <w:basedOn w:val="DefaultParagraphFont"/>
+    <w:link w:val="Heading5"/>
     <w:uiPriority w:val="9"/>
     <w:semiHidden/>
     <w:rsid w:val="005D52E8"/>
@@ -2842,10 +2502,10 @@
       <w:szCs w:val="26"/>
     </w:rPr>
   </w:style>
-  <w:style w:type="character" w:customStyle="1" w:styleId="60">
-    <w:name w:val="หัวเรื่อง 6 อักขระ"/>
-    <w:basedOn w:val="a0"/>
-    <w:link w:val="6"/>
+  <w:style w:type="character" w:customStyle="1" w:styleId="Heading6Char">
+    <w:name w:val="Heading 6 Char"/>
+    <w:basedOn w:val="DefaultParagraphFont"/>
+    <w:link w:val="Heading6"/>
     <w:uiPriority w:val="9"/>
     <w:semiHidden/>
     <w:rsid w:val="005D52E8"/>
@@ -2854,10 +2514,10 @@
       <w:bCs/>
     </w:rPr>
   </w:style>
-  <w:style w:type="character" w:customStyle="1" w:styleId="70">
-    <w:name w:val="หัวเรื่อง 7 อักขระ"/>
-    <w:basedOn w:val="a0"/>
-    <w:link w:val="7"/>
+  <w:style w:type="character" w:customStyle="1" w:styleId="Heading7Char">
+    <w:name w:val="Heading 7 Char"/>
+    <w:basedOn w:val="DefaultParagraphFont"/>
+    <w:link w:val="Heading7"/>
     <w:uiPriority w:val="9"/>
     <w:semiHidden/>
     <w:rsid w:val="005D52E8"/>
@@ -2866,10 +2526,10 @@
       <w:szCs w:val="24"/>
     </w:rPr>
   </w:style>
-  <w:style w:type="character" w:customStyle="1" w:styleId="80">
-    <w:name w:val="หัวเรื่อง 8 อักขระ"/>
-    <w:basedOn w:val="a0"/>
-    <w:link w:val="8"/>
+  <w:style w:type="character" w:customStyle="1" w:styleId="Heading8Char">
+    <w:name w:val="Heading 8 Char"/>
+    <w:basedOn w:val="DefaultParagraphFont"/>
+    <w:link w:val="Heading8"/>
     <w:uiPriority w:val="9"/>
     <w:semiHidden/>
     <w:rsid w:val="005D52E8"/>
@@ -2880,10 +2540,10 @@
       <w:szCs w:val="24"/>
     </w:rPr>
   </w:style>
-  <w:style w:type="character" w:customStyle="1" w:styleId="90">
-    <w:name w:val="หัวเรื่อง 9 อักขระ"/>
-    <w:basedOn w:val="a0"/>
-    <w:link w:val="9"/>
+  <w:style w:type="character" w:customStyle="1" w:styleId="Heading9Char">
+    <w:name w:val="Heading 9 Char"/>
+    <w:basedOn w:val="DefaultParagraphFont"/>
+    <w:link w:val="Heading9"/>
     <w:uiPriority w:val="9"/>
     <w:semiHidden/>
     <w:rsid w:val="005D52E8"/>
@@ -2891,11 +2551,11 @@
       <w:rFonts w:asciiTheme="majorHAnsi" w:eastAsiaTheme="majorEastAsia" w:hAnsiTheme="majorHAnsi"/>
     </w:rPr>
   </w:style>
-  <w:style w:type="paragraph" w:styleId="aa">
+  <w:style w:type="paragraph" w:styleId="Title">
     <w:name w:val="Title"/>
-    <w:basedOn w:val="a"/>
-    <w:next w:val="a"/>
-    <w:link w:val="ab"/>
+    <w:basedOn w:val="Normal"/>
+    <w:next w:val="Normal"/>
+    <w:link w:val="TitleChar"/>
     <w:uiPriority w:val="10"/>
     <w:qFormat/>
     <w:rsid w:val="005D52E8"/>
@@ -2913,10 +2573,10 @@
       <w:szCs w:val="32"/>
     </w:rPr>
   </w:style>
-  <w:style w:type="character" w:customStyle="1" w:styleId="ab">
-    <w:name w:val="ชื่อเรื่อง อักขระ"/>
-    <w:basedOn w:val="a0"/>
-    <w:link w:val="aa"/>
+  <w:style w:type="character" w:customStyle="1" w:styleId="TitleChar">
+    <w:name w:val="Title Char"/>
+    <w:basedOn w:val="DefaultParagraphFont"/>
+    <w:link w:val="Title"/>
     <w:uiPriority w:val="10"/>
     <w:rsid w:val="005D52E8"/>
     <w:rPr>
@@ -2928,11 +2588,11 @@
       <w:szCs w:val="32"/>
     </w:rPr>
   </w:style>
-  <w:style w:type="paragraph" w:styleId="ac">
+  <w:style w:type="paragraph" w:styleId="Subtitle">
     <w:name w:val="Subtitle"/>
-    <w:basedOn w:val="a"/>
-    <w:next w:val="a"/>
-    <w:link w:val="ad"/>
+    <w:basedOn w:val="Normal"/>
+    <w:next w:val="Normal"/>
+    <w:link w:val="SubtitleChar"/>
     <w:uiPriority w:val="11"/>
     <w:qFormat/>
     <w:rsid w:val="005D52E8"/>
@@ -2945,10 +2605,10 @@
       <w:rFonts w:asciiTheme="majorHAnsi" w:eastAsiaTheme="majorEastAsia" w:hAnsiTheme="majorHAnsi"/>
     </w:rPr>
   </w:style>
-  <w:style w:type="character" w:customStyle="1" w:styleId="ad">
-    <w:name w:val="ชื่อเรื่องรอง อักขระ"/>
-    <w:basedOn w:val="a0"/>
-    <w:link w:val="ac"/>
+  <w:style w:type="character" w:customStyle="1" w:styleId="SubtitleChar">
+    <w:name w:val="Subtitle Char"/>
+    <w:basedOn w:val="DefaultParagraphFont"/>
+    <w:link w:val="Subtitle"/>
     <w:uiPriority w:val="11"/>
     <w:rsid w:val="005D52E8"/>
     <w:rPr>
@@ -2957,9 +2617,9 @@
       <w:szCs w:val="24"/>
     </w:rPr>
   </w:style>
-  <w:style w:type="character" w:styleId="ae">
+  <w:style w:type="character" w:styleId="Strong">
     <w:name w:val="Strong"/>
-    <w:basedOn w:val="a0"/>
+    <w:basedOn w:val="DefaultParagraphFont"/>
     <w:uiPriority w:val="22"/>
     <w:qFormat/>
     <w:rsid w:val="005D52E8"/>
@@ -2968,9 +2628,9 @@
       <w:bCs/>
     </w:rPr>
   </w:style>
-  <w:style w:type="character" w:styleId="af">
+  <w:style w:type="character" w:styleId="Emphasis">
     <w:name w:val="Emphasis"/>
-    <w:basedOn w:val="a0"/>
+    <w:basedOn w:val="DefaultParagraphFont"/>
     <w:uiPriority w:val="20"/>
     <w:qFormat/>
     <w:rsid w:val="005D52E8"/>
@@ -2981,9 +2641,9 @@
       <w:iCs/>
     </w:rPr>
   </w:style>
-  <w:style w:type="paragraph" w:styleId="af0">
+  <w:style w:type="paragraph" w:styleId="NoSpacing">
     <w:name w:val="No Spacing"/>
-    <w:basedOn w:val="a"/>
+    <w:basedOn w:val="Normal"/>
     <w:uiPriority w:val="1"/>
     <w:qFormat/>
     <w:rsid w:val="005D52E8"/>
@@ -2991,9 +2651,9 @@
       <w:szCs w:val="32"/>
     </w:rPr>
   </w:style>
-  <w:style w:type="paragraph" w:styleId="af1">
+  <w:style w:type="paragraph" w:styleId="ListParagraph">
     <w:name w:val="List Paragraph"/>
-    <w:basedOn w:val="a"/>
+    <w:basedOn w:val="Normal"/>
     <w:uiPriority w:val="34"/>
     <w:qFormat/>
     <w:rsid w:val="005D52E8"/>
@@ -3002,11 +2662,11 @@
       <w:contextualSpacing/>
     </w:pPr>
   </w:style>
-  <w:style w:type="paragraph" w:styleId="af2">
+  <w:style w:type="paragraph" w:styleId="Quote">
     <w:name w:val="Quote"/>
-    <w:basedOn w:val="a"/>
-    <w:next w:val="a"/>
-    <w:link w:val="af3"/>
+    <w:basedOn w:val="Normal"/>
+    <w:next w:val="Normal"/>
+    <w:link w:val="QuoteChar"/>
     <w:uiPriority w:val="29"/>
     <w:qFormat/>
     <w:rsid w:val="005D52E8"/>
@@ -3014,10 +2674,10 @@
       <w:i/>
     </w:rPr>
   </w:style>
-  <w:style w:type="character" w:customStyle="1" w:styleId="af3">
-    <w:name w:val="คำอ้างอิง อักขระ"/>
-    <w:basedOn w:val="a0"/>
-    <w:link w:val="af2"/>
+  <w:style w:type="character" w:customStyle="1" w:styleId="QuoteChar">
+    <w:name w:val="Quote Char"/>
+    <w:basedOn w:val="DefaultParagraphFont"/>
+    <w:link w:val="Quote"/>
     <w:uiPriority w:val="29"/>
     <w:rsid w:val="005D52E8"/>
     <w:rPr>
@@ -3026,11 +2686,11 @@
       <w:szCs w:val="24"/>
     </w:rPr>
   </w:style>
-  <w:style w:type="paragraph" w:styleId="af4">
+  <w:style w:type="paragraph" w:styleId="IntenseQuote">
     <w:name w:val="Intense Quote"/>
-    <w:basedOn w:val="a"/>
-    <w:next w:val="a"/>
-    <w:link w:val="af5"/>
+    <w:basedOn w:val="Normal"/>
+    <w:next w:val="Normal"/>
+    <w:link w:val="IntenseQuoteChar"/>
     <w:uiPriority w:val="30"/>
     <w:qFormat/>
     <w:rsid w:val="005D52E8"/>
@@ -3043,10 +2703,10 @@
       <w:szCs w:val="22"/>
     </w:rPr>
   </w:style>
-  <w:style w:type="character" w:customStyle="1" w:styleId="af5">
-    <w:name w:val="ทำให้คำอ้างอิงเป็นสีเข้มขึ้น อักขระ"/>
-    <w:basedOn w:val="a0"/>
-    <w:link w:val="af4"/>
+  <w:style w:type="character" w:customStyle="1" w:styleId="IntenseQuoteChar">
+    <w:name w:val="Intense Quote Char"/>
+    <w:basedOn w:val="DefaultParagraphFont"/>
+    <w:link w:val="IntenseQuote"/>
     <w:uiPriority w:val="30"/>
     <w:rsid w:val="005D52E8"/>
     <w:rPr>
@@ -3055,7 +2715,7 @@
       <w:sz w:val="24"/>
     </w:rPr>
   </w:style>
-  <w:style w:type="character" w:styleId="af6">
+  <w:style w:type="character" w:styleId="SubtleEmphasis">
     <w:name w:val="Subtle Emphasis"/>
     <w:uiPriority w:val="19"/>
     <w:qFormat/>
@@ -3065,9 +2725,9 @@
       <w:color w:val="5A5A5A" w:themeColor="text1" w:themeTint="A5"/>
     </w:rPr>
   </w:style>
-  <w:style w:type="character" w:styleId="af7">
+  <w:style w:type="character" w:styleId="IntenseEmphasis">
     <w:name w:val="Intense Emphasis"/>
-    <w:basedOn w:val="a0"/>
+    <w:basedOn w:val="DefaultParagraphFont"/>
     <w:uiPriority w:val="21"/>
     <w:qFormat/>
     <w:rsid w:val="005D52E8"/>
@@ -3079,9 +2739,9 @@
       <w:u w:val="single"/>
     </w:rPr>
   </w:style>
-  <w:style w:type="character" w:styleId="af8">
+  <w:style w:type="character" w:styleId="SubtleReference">
     <w:name w:val="Subtle Reference"/>
-    <w:basedOn w:val="a0"/>
+    <w:basedOn w:val="DefaultParagraphFont"/>
     <w:uiPriority w:val="31"/>
     <w:qFormat/>
     <w:rsid w:val="005D52E8"/>
@@ -3091,9 +2751,9 @@
       <w:u w:val="single"/>
     </w:rPr>
   </w:style>
-  <w:style w:type="character" w:styleId="af9">
+  <w:style w:type="character" w:styleId="IntenseReference">
     <w:name w:val="Intense Reference"/>
-    <w:basedOn w:val="a0"/>
+    <w:basedOn w:val="DefaultParagraphFont"/>
     <w:uiPriority w:val="32"/>
     <w:qFormat/>
     <w:rsid w:val="005D52E8"/>
@@ -3103,9 +2763,9 @@
       <w:u w:val="single"/>
     </w:rPr>
   </w:style>
-  <w:style w:type="character" w:styleId="afa">
+  <w:style w:type="character" w:styleId="BookTitle">
     <w:name w:val="Book Title"/>
-    <w:basedOn w:val="a0"/>
+    <w:basedOn w:val="DefaultParagraphFont"/>
     <w:uiPriority w:val="33"/>
     <w:qFormat/>
     <w:rsid w:val="005D52E8"/>
@@ -3117,10 +2777,10 @@
       <w:szCs w:val="24"/>
     </w:rPr>
   </w:style>
-  <w:style w:type="paragraph" w:styleId="afb">
+  <w:style w:type="paragraph" w:styleId="TOCHeading">
     <w:name w:val="TOC Heading"/>
-    <w:basedOn w:val="1"/>
-    <w:next w:val="a"/>
+    <w:basedOn w:val="Heading1"/>
+    <w:next w:val="Normal"/>
     <w:uiPriority w:val="39"/>
     <w:semiHidden/>
     <w:unhideWhenUsed/>
@@ -3130,9 +2790,9 @@
       <w:outlineLvl w:val="9"/>
     </w:pPr>
   </w:style>
-  <w:style w:type="table" w:styleId="afc">
+  <w:style w:type="table" w:styleId="TableGrid">
     <w:name w:val="Table Grid"/>
-    <w:basedOn w:val="a1"/>
+    <w:basedOn w:val="TableNormal"/>
     <w:uiPriority w:val="39"/>
     <w:rsid w:val="005E088A"/>
     <w:tblPr>

--- a/HRCP-KKU-Academic/uploads/academic/1/doc_0.docx
+++ b/HRCP-KKU-Academic/uploads/academic/1/doc_0.docx
@@ -27,7 +27,7 @@
           <w:lang w:val="en-US"/>
         </w:rPr>
         <w:drawing>
-          <wp:anchor distT="0" distB="0" distL="114300" distR="114300" simplePos="0" relativeHeight="251659264" behindDoc="0" locked="1" layoutInCell="1" allowOverlap="0" wp14:anchorId="68A6F703" wp14:editId="12B141C5">
+          <wp:anchor distT="0" distB="0" distL="114300" distR="114300" simplePos="0" relativeHeight="251659264" behindDoc="0" locked="1" layoutInCell="1" allowOverlap="1" wp14:anchorId="68A6F703" wp14:editId="7992DAA0">
             <wp:simplePos x="0" y="0"/>
             <wp:positionH relativeFrom="margin">
               <wp:posOffset>0</wp:posOffset>
@@ -397,7 +397,7 @@
           <w:szCs w:val="32"/>
           <w:lang w:eastAsia="en-GB"/>
         </w:rPr>
-        <w:t>19 มีนาคม 2569</w:t>
+        <w:t>7 สิงหาคม 2569</w:t>
       </w:r>
     </w:p>
     <w:p>
@@ -586,7 +586,7 @@
           <w:szCs w:val="32"/>
           <w:lang w:eastAsia="en-GB"/>
         </w:rPr>
-        <w:t xml:space="preserve"> นายApec</w:t>
+        <w:t xml:space="preserve"> ผู้ช่วยศาสตราจารย์ปาณวัฒน์ จันทร์ทองหลาง</w:t>
       </w:r>
       <w:r>
         <w:rPr>
@@ -647,7 +647,7 @@
           <w:szCs w:val="32"/>
           <w:lang w:eastAsia="en-GB"/>
         </w:rPr>
-        <w:t>พนักงานมหาวิทยาลัย</w:t>
+        <w:t>ข้าราชการ</w:t>
       </w:r>
       <w:r>
         <w:rPr>
@@ -698,7 +698,7 @@
           <w:szCs w:val="32"/>
           <w:lang w:eastAsia="en-GB"/>
         </w:rPr>
-        <w:t>อาจารย์</w:t>
+        <w:t>ผู้ช่วยศาสตราจารย์</w:t>
       </w:r>
       <w:r>
         <w:rPr>
@@ -749,7 +749,7 @@
           <w:szCs w:val="32"/>
           <w:lang w:val="en-US" w:eastAsia="en-GB"/>
         </w:rPr>
-        <w:t>✓]</w:t>
+        <w:t>]</w:t>
       </w:r>
       <w:r>
         <w:rPr>
@@ -780,7 +780,7 @@
           <w:szCs w:val="32"/>
           <w:lang w:val="en-US" w:eastAsia="en-GB"/>
         </w:rPr>
-        <w:t>[ ]</w:t>
+        <w:t>[✓]</w:t>
       </w:r>
       <w:r>
         <w:rPr>
@@ -811,7 +811,7 @@
           <w:szCs w:val="32"/>
           <w:lang w:val="en-US" w:eastAsia="en-GB"/>
         </w:rPr>
-        <w:t>[ ]</w:t>
+        <w:t>[]</w:t>
       </w:r>
       <w:r>
         <w:rPr>
@@ -898,7 +898,7 @@
           <w:szCs w:val="32"/>
           <w:lang w:val="en-US" w:eastAsia="en-GB"/>
         </w:rPr>
-        <w:t xml:space="preserve"> wwswdw </w:t>
+        <w:t xml:space="preserve"> com sci </w:t>
       </w:r>
       <w:r>
         <w:rPr>
@@ -939,7 +939,7 @@
           <w:szCs w:val="32"/>
           <w:lang w:val="en-US" w:eastAsia="en-GB"/>
         </w:rPr>
-        <w:t xml:space="preserve"> sssss</w:t>
+        <w:t xml:space="preserve"> CP123456</w:t>
       </w:r>
       <w:r>
         <w:rPr>
@@ -980,7 +980,7 @@
           <w:szCs w:val="32"/>
           <w:lang w:val="en-US" w:eastAsia="en-GB"/>
         </w:rPr>
-        <w:t xml:space="preserve"> 2333</w:t>
+        <w:t xml:space="preserve"> 2569</w:t>
       </w:r>
       <w:r>
         <w:rPr>
@@ -1066,7 +1066,7 @@
           <w:szCs w:val="32"/>
           <w:lang w:val="en-US" w:eastAsia="en-GB"/>
         </w:rPr>
-        <w:t xml:space="preserve"> wwswdw</w:t>
+        <w:t xml:space="preserve"> com sci</w:t>
       </w:r>
       <w:r>
         <w:rPr>
@@ -1107,7 +1107,7 @@
           <w:szCs w:val="32"/>
           <w:lang w:val="en-US" w:eastAsia="en-GB"/>
         </w:rPr>
-        <w:t>sssss </w:t>
+        <w:t>CP123456 </w:t>
       </w:r>
       <w:r>
         <w:rPr>
@@ -1148,7 +1148,7 @@
           <w:szCs w:val="32"/>
           <w:lang w:val="en-US" w:eastAsia="en-GB"/>
         </w:rPr>
-        <w:t xml:space="preserve"> 2333</w:t>
+        <w:t xml:space="preserve"> 2569</w:t>
       </w:r>
       <w:r>
         <w:rPr>
@@ -1255,7 +1255,7 @@
           <w:szCs w:val="32"/>
           <w:lang w:val="en-US" w:eastAsia="en-GB"/>
         </w:rPr>
-        <w:t xml:space="preserve"> wwswdw </w:t>
+        <w:t xml:space="preserve"> com sci </w:t>
       </w:r>
       <w:r>
         <w:rPr>
@@ -1296,7 +1296,7 @@
           <w:szCs w:val="32"/>
           <w:lang w:val="en-US" w:eastAsia="en-GB"/>
         </w:rPr>
-        <w:t xml:space="preserve"> sssss </w:t>
+        <w:t xml:space="preserve"> CP123456 </w:t>
       </w:r>
       <w:r>
         <w:rPr>
@@ -1337,7 +1337,7 @@
           <w:szCs w:val="32"/>
           <w:lang w:val="en-US" w:eastAsia="en-GB"/>
         </w:rPr>
-        <w:t xml:space="preserve"> 2333</w:t>
+        <w:t xml:space="preserve"> 2569</w:t>
       </w:r>
       <w:r>
         <w:rPr>
@@ -1551,7 +1551,7 @@
           <w:szCs w:val="32"/>
           <w:lang w:eastAsia="en-GB"/>
         </w:rPr>
-        <w:t>นาย</w:t>
+        <w:t>ผู้ช่วยศาสตราจารย์</w:t>
       </w:r>
       <w:r>
         <w:rPr>
@@ -1581,7 +1581,7 @@
           <w:szCs w:val="32"/>
           <w:lang w:eastAsia="en-GB"/>
         </w:rPr>
-        <w:t/>
+        <w:t>ปาณวัฒน์ จันทร์ทองหลาง</w:t>
       </w:r>
       <w:r>
         <w:rPr>
@@ -2110,7 +2110,7 @@
     <w:lsdException w:name="Unresolved Mention" w:semiHidden="1" w:unhideWhenUsed="1"/>
     <w:lsdException w:name="Smart Link" w:semiHidden="1" w:unhideWhenUsed="1"/>
   </w:latentStyles>
-  <w:style w:type="paragraph" w:default="1" w:styleId="Normal">
+  <w:style w:type="paragraph" w:default="1" w:styleId="a">
     <w:name w:val="Normal"/>
     <w:qFormat/>
     <w:rsid w:val="005D52E8"/>
@@ -2119,11 +2119,11 @@
       <w:szCs w:val="24"/>
     </w:rPr>
   </w:style>
-  <w:style w:type="paragraph" w:styleId="Heading1">
+  <w:style w:type="paragraph" w:styleId="1">
     <w:name w:val="heading 1"/>
-    <w:basedOn w:val="Normal"/>
-    <w:next w:val="Normal"/>
-    <w:link w:val="Heading1Char"/>
+    <w:basedOn w:val="a"/>
+    <w:next w:val="a"/>
+    <w:link w:val="10"/>
     <w:uiPriority w:val="9"/>
     <w:qFormat/>
     <w:rsid w:val="005D52E8"/>
@@ -2141,11 +2141,11 @@
       <w:szCs w:val="32"/>
     </w:rPr>
   </w:style>
-  <w:style w:type="paragraph" w:styleId="Heading2">
+  <w:style w:type="paragraph" w:styleId="2">
     <w:name w:val="heading 2"/>
-    <w:basedOn w:val="Normal"/>
-    <w:next w:val="Normal"/>
-    <w:link w:val="Heading2Char"/>
+    <w:basedOn w:val="a"/>
+    <w:next w:val="a"/>
+    <w:link w:val="20"/>
     <w:uiPriority w:val="9"/>
     <w:semiHidden/>
     <w:unhideWhenUsed/>
@@ -2166,11 +2166,11 @@
       <w:szCs w:val="28"/>
     </w:rPr>
   </w:style>
-  <w:style w:type="paragraph" w:styleId="Heading3">
+  <w:style w:type="paragraph" w:styleId="3">
     <w:name w:val="heading 3"/>
-    <w:basedOn w:val="Normal"/>
-    <w:next w:val="Normal"/>
-    <w:link w:val="Heading3Char"/>
+    <w:basedOn w:val="a"/>
+    <w:next w:val="a"/>
+    <w:link w:val="30"/>
     <w:uiPriority w:val="9"/>
     <w:semiHidden/>
     <w:unhideWhenUsed/>
@@ -2189,11 +2189,11 @@
       <w:szCs w:val="26"/>
     </w:rPr>
   </w:style>
-  <w:style w:type="paragraph" w:styleId="Heading4">
+  <w:style w:type="paragraph" w:styleId="4">
     <w:name w:val="heading 4"/>
-    <w:basedOn w:val="Normal"/>
-    <w:next w:val="Normal"/>
-    <w:link w:val="Heading4Char"/>
+    <w:basedOn w:val="a"/>
+    <w:next w:val="a"/>
+    <w:link w:val="40"/>
     <w:uiPriority w:val="9"/>
     <w:semiHidden/>
     <w:unhideWhenUsed/>
@@ -2211,11 +2211,11 @@
       <w:szCs w:val="28"/>
     </w:rPr>
   </w:style>
-  <w:style w:type="paragraph" w:styleId="Heading5">
+  <w:style w:type="paragraph" w:styleId="5">
     <w:name w:val="heading 5"/>
-    <w:basedOn w:val="Normal"/>
-    <w:next w:val="Normal"/>
-    <w:link w:val="Heading5Char"/>
+    <w:basedOn w:val="a"/>
+    <w:next w:val="a"/>
+    <w:link w:val="50"/>
     <w:uiPriority w:val="9"/>
     <w:semiHidden/>
     <w:unhideWhenUsed/>
@@ -2234,11 +2234,11 @@
       <w:szCs w:val="26"/>
     </w:rPr>
   </w:style>
-  <w:style w:type="paragraph" w:styleId="Heading6">
+  <w:style w:type="paragraph" w:styleId="6">
     <w:name w:val="heading 6"/>
-    <w:basedOn w:val="Normal"/>
-    <w:next w:val="Normal"/>
-    <w:link w:val="Heading6Char"/>
+    <w:basedOn w:val="a"/>
+    <w:next w:val="a"/>
+    <w:link w:val="60"/>
     <w:uiPriority w:val="9"/>
     <w:semiHidden/>
     <w:unhideWhenUsed/>
@@ -2255,11 +2255,11 @@
       <w:szCs w:val="22"/>
     </w:rPr>
   </w:style>
-  <w:style w:type="paragraph" w:styleId="Heading7">
+  <w:style w:type="paragraph" w:styleId="7">
     <w:name w:val="heading 7"/>
-    <w:basedOn w:val="Normal"/>
-    <w:next w:val="Normal"/>
-    <w:link w:val="Heading7Char"/>
+    <w:basedOn w:val="a"/>
+    <w:next w:val="a"/>
+    <w:link w:val="70"/>
     <w:uiPriority w:val="9"/>
     <w:semiHidden/>
     <w:unhideWhenUsed/>
@@ -2270,11 +2270,11 @@
       <w:outlineLvl w:val="6"/>
     </w:pPr>
   </w:style>
-  <w:style w:type="paragraph" w:styleId="Heading8">
+  <w:style w:type="paragraph" w:styleId="8">
     <w:name w:val="heading 8"/>
-    <w:basedOn w:val="Normal"/>
-    <w:next w:val="Normal"/>
-    <w:link w:val="Heading8Char"/>
+    <w:basedOn w:val="a"/>
+    <w:next w:val="a"/>
+    <w:link w:val="80"/>
     <w:uiPriority w:val="9"/>
     <w:semiHidden/>
     <w:unhideWhenUsed/>
@@ -2289,11 +2289,11 @@
       <w:iCs/>
     </w:rPr>
   </w:style>
-  <w:style w:type="paragraph" w:styleId="Heading9">
+  <w:style w:type="paragraph" w:styleId="9">
     <w:name w:val="heading 9"/>
-    <w:basedOn w:val="Normal"/>
-    <w:next w:val="Normal"/>
-    <w:link w:val="Heading9Char"/>
+    <w:basedOn w:val="a"/>
+    <w:next w:val="a"/>
+    <w:link w:val="90"/>
     <w:uiPriority w:val="9"/>
     <w:semiHidden/>
     <w:unhideWhenUsed/>
@@ -2309,13 +2309,13 @@
       <w:szCs w:val="22"/>
     </w:rPr>
   </w:style>
-  <w:style w:type="character" w:default="1" w:styleId="DefaultParagraphFont">
+  <w:style w:type="character" w:default="1" w:styleId="a0">
     <w:name w:val="Default Paragraph Font"/>
     <w:uiPriority w:val="1"/>
     <w:semiHidden/>
     <w:unhideWhenUsed/>
   </w:style>
-  <w:style w:type="table" w:default="1" w:styleId="TableNormal">
+  <w:style w:type="table" w:default="1" w:styleId="a1">
     <w:name w:val="Normal Table"/>
     <w:uiPriority w:val="99"/>
     <w:semiHidden/>
@@ -2330,15 +2330,15 @@
       </w:tblCellMar>
     </w:tblPr>
   </w:style>
-  <w:style w:type="numbering" w:default="1" w:styleId="NoList">
+  <w:style w:type="numbering" w:default="1" w:styleId="a2">
     <w:name w:val="No List"/>
     <w:uiPriority w:val="99"/>
     <w:semiHidden/>
     <w:unhideWhenUsed/>
   </w:style>
-  <w:style w:type="paragraph" w:styleId="NormalWeb">
+  <w:style w:type="paragraph" w:styleId="a3">
     <w:name w:val="Normal (Web)"/>
-    <w:basedOn w:val="Normal"/>
+    <w:basedOn w:val="a"/>
     <w:uiPriority w:val="99"/>
     <w:semiHidden/>
     <w:unhideWhenUsed/>
@@ -2353,13 +2353,13 @@
   </w:style>
   <w:style w:type="character" w:customStyle="1" w:styleId="apple-tab-span">
     <w:name w:val="apple-tab-span"/>
-    <w:basedOn w:val="DefaultParagraphFont"/>
+    <w:basedOn w:val="a0"/>
     <w:rsid w:val="000463DB"/>
   </w:style>
-  <w:style w:type="paragraph" w:styleId="BalloonText">
+  <w:style w:type="paragraph" w:styleId="a4">
     <w:name w:val="Balloon Text"/>
-    <w:basedOn w:val="Normal"/>
-    <w:link w:val="BalloonTextChar"/>
+    <w:basedOn w:val="a"/>
+    <w:link w:val="a5"/>
     <w:uiPriority w:val="99"/>
     <w:semiHidden/>
     <w:unhideWhenUsed/>
@@ -2370,10 +2370,10 @@
       <w:szCs w:val="22"/>
     </w:rPr>
   </w:style>
-  <w:style w:type="character" w:customStyle="1" w:styleId="BalloonTextChar">
-    <w:name w:val="Balloon Text Char"/>
-    <w:basedOn w:val="DefaultParagraphFont"/>
-    <w:link w:val="BalloonText"/>
+  <w:style w:type="character" w:customStyle="1" w:styleId="a5">
+    <w:name w:val="ข้อความบอลลูน อักขระ"/>
+    <w:basedOn w:val="a0"/>
+    <w:link w:val="a4"/>
     <w:uiPriority w:val="99"/>
     <w:semiHidden/>
     <w:rsid w:val="000C52FD"/>
@@ -2383,10 +2383,10 @@
       <w:szCs w:val="22"/>
     </w:rPr>
   </w:style>
-  <w:style w:type="paragraph" w:styleId="Header">
+  <w:style w:type="paragraph" w:styleId="a6">
     <w:name w:val="header"/>
-    <w:basedOn w:val="Normal"/>
-    <w:link w:val="HeaderChar"/>
+    <w:basedOn w:val="a"/>
+    <w:link w:val="a7"/>
     <w:uiPriority w:val="99"/>
     <w:unhideWhenUsed/>
     <w:rsid w:val="002E55A6"/>
@@ -2397,17 +2397,17 @@
       </w:tabs>
     </w:pPr>
   </w:style>
-  <w:style w:type="character" w:customStyle="1" w:styleId="HeaderChar">
-    <w:name w:val="Header Char"/>
-    <w:basedOn w:val="DefaultParagraphFont"/>
-    <w:link w:val="Header"/>
+  <w:style w:type="character" w:customStyle="1" w:styleId="a7">
+    <w:name w:val="หัวกระดาษ อักขระ"/>
+    <w:basedOn w:val="a0"/>
+    <w:link w:val="a6"/>
     <w:uiPriority w:val="99"/>
     <w:rsid w:val="002E55A6"/>
   </w:style>
-  <w:style w:type="paragraph" w:styleId="Footer">
+  <w:style w:type="paragraph" w:styleId="a8">
     <w:name w:val="footer"/>
-    <w:basedOn w:val="Normal"/>
-    <w:link w:val="FooterChar"/>
+    <w:basedOn w:val="a"/>
+    <w:link w:val="a9"/>
     <w:uiPriority w:val="99"/>
     <w:unhideWhenUsed/>
     <w:rsid w:val="002E55A6"/>
@@ -2418,17 +2418,17 @@
       </w:tabs>
     </w:pPr>
   </w:style>
-  <w:style w:type="character" w:customStyle="1" w:styleId="FooterChar">
-    <w:name w:val="Footer Char"/>
-    <w:basedOn w:val="DefaultParagraphFont"/>
-    <w:link w:val="Footer"/>
+  <w:style w:type="character" w:customStyle="1" w:styleId="a9">
+    <w:name w:val="ท้ายกระดาษ อักขระ"/>
+    <w:basedOn w:val="a0"/>
+    <w:link w:val="a8"/>
     <w:uiPriority w:val="99"/>
     <w:rsid w:val="002E55A6"/>
   </w:style>
-  <w:style w:type="character" w:customStyle="1" w:styleId="Heading1Char">
-    <w:name w:val="Heading 1 Char"/>
-    <w:basedOn w:val="DefaultParagraphFont"/>
-    <w:link w:val="Heading1"/>
+  <w:style w:type="character" w:customStyle="1" w:styleId="10">
+    <w:name w:val="หัวเรื่อง 1 อักขระ"/>
+    <w:basedOn w:val="a0"/>
+    <w:link w:val="1"/>
     <w:uiPriority w:val="9"/>
     <w:rsid w:val="005D52E8"/>
     <w:rPr>
@@ -2440,10 +2440,10 @@
       <w:szCs w:val="32"/>
     </w:rPr>
   </w:style>
-  <w:style w:type="character" w:customStyle="1" w:styleId="Heading2Char">
-    <w:name w:val="Heading 2 Char"/>
-    <w:basedOn w:val="DefaultParagraphFont"/>
-    <w:link w:val="Heading2"/>
+  <w:style w:type="character" w:customStyle="1" w:styleId="20">
+    <w:name w:val="หัวเรื่อง 2 อักขระ"/>
+    <w:basedOn w:val="a0"/>
+    <w:link w:val="2"/>
     <w:uiPriority w:val="9"/>
     <w:semiHidden/>
     <w:rsid w:val="005D52E8"/>
@@ -2457,10 +2457,10 @@
       <w:szCs w:val="28"/>
     </w:rPr>
   </w:style>
-  <w:style w:type="character" w:customStyle="1" w:styleId="Heading3Char">
-    <w:name w:val="Heading 3 Char"/>
-    <w:basedOn w:val="DefaultParagraphFont"/>
-    <w:link w:val="Heading3"/>
+  <w:style w:type="character" w:customStyle="1" w:styleId="30">
+    <w:name w:val="หัวเรื่อง 3 อักขระ"/>
+    <w:basedOn w:val="a0"/>
+    <w:link w:val="3"/>
     <w:uiPriority w:val="9"/>
     <w:semiHidden/>
     <w:rsid w:val="005D52E8"/>
@@ -2472,10 +2472,10 @@
       <w:szCs w:val="26"/>
     </w:rPr>
   </w:style>
-  <w:style w:type="character" w:customStyle="1" w:styleId="Heading4Char">
-    <w:name w:val="Heading 4 Char"/>
-    <w:basedOn w:val="DefaultParagraphFont"/>
-    <w:link w:val="Heading4"/>
+  <w:style w:type="character" w:customStyle="1" w:styleId="40">
+    <w:name w:val="หัวเรื่อง 4 อักขระ"/>
+    <w:basedOn w:val="a0"/>
+    <w:link w:val="4"/>
     <w:uiPriority w:val="9"/>
     <w:semiHidden/>
     <w:rsid w:val="005D52E8"/>
@@ -2486,10 +2486,10 @@
       <w:szCs w:val="28"/>
     </w:rPr>
   </w:style>
-  <w:style w:type="character" w:customStyle="1" w:styleId="Heading5Char">
-    <w:name w:val="Heading 5 Char"/>
-    <w:basedOn w:val="DefaultParagraphFont"/>
-    <w:link w:val="Heading5"/>
+  <w:style w:type="character" w:customStyle="1" w:styleId="50">
+    <w:name w:val="หัวเรื่อง 5 อักขระ"/>
+    <w:basedOn w:val="a0"/>
+    <w:link w:val="5"/>
     <w:uiPriority w:val="9"/>
     <w:semiHidden/>
     <w:rsid w:val="005D52E8"/>
@@ -2502,10 +2502,10 @@
       <w:szCs w:val="26"/>
     </w:rPr>
   </w:style>
-  <w:style w:type="character" w:customStyle="1" w:styleId="Heading6Char">
-    <w:name w:val="Heading 6 Char"/>
-    <w:basedOn w:val="DefaultParagraphFont"/>
-    <w:link w:val="Heading6"/>
+  <w:style w:type="character" w:customStyle="1" w:styleId="60">
+    <w:name w:val="หัวเรื่อง 6 อักขระ"/>
+    <w:basedOn w:val="a0"/>
+    <w:link w:val="6"/>
     <w:uiPriority w:val="9"/>
     <w:semiHidden/>
     <w:rsid w:val="005D52E8"/>
@@ -2514,10 +2514,10 @@
       <w:bCs/>
     </w:rPr>
   </w:style>
-  <w:style w:type="character" w:customStyle="1" w:styleId="Heading7Char">
-    <w:name w:val="Heading 7 Char"/>
-    <w:basedOn w:val="DefaultParagraphFont"/>
-    <w:link w:val="Heading7"/>
+  <w:style w:type="character" w:customStyle="1" w:styleId="70">
+    <w:name w:val="หัวเรื่อง 7 อักขระ"/>
+    <w:basedOn w:val="a0"/>
+    <w:link w:val="7"/>
     <w:uiPriority w:val="9"/>
     <w:semiHidden/>
     <w:rsid w:val="005D52E8"/>
@@ -2526,10 +2526,10 @@
       <w:szCs w:val="24"/>
     </w:rPr>
   </w:style>
-  <w:style w:type="character" w:customStyle="1" w:styleId="Heading8Char">
-    <w:name w:val="Heading 8 Char"/>
-    <w:basedOn w:val="DefaultParagraphFont"/>
-    <w:link w:val="Heading8"/>
+  <w:style w:type="character" w:customStyle="1" w:styleId="80">
+    <w:name w:val="หัวเรื่อง 8 อักขระ"/>
+    <w:basedOn w:val="a0"/>
+    <w:link w:val="8"/>
     <w:uiPriority w:val="9"/>
     <w:semiHidden/>
     <w:rsid w:val="005D52E8"/>
@@ -2540,10 +2540,10 @@
       <w:szCs w:val="24"/>
     </w:rPr>
   </w:style>
-  <w:style w:type="character" w:customStyle="1" w:styleId="Heading9Char">
-    <w:name w:val="Heading 9 Char"/>
-    <w:basedOn w:val="DefaultParagraphFont"/>
-    <w:link w:val="Heading9"/>
+  <w:style w:type="character" w:customStyle="1" w:styleId="90">
+    <w:name w:val="หัวเรื่อง 9 อักขระ"/>
+    <w:basedOn w:val="a0"/>
+    <w:link w:val="9"/>
     <w:uiPriority w:val="9"/>
     <w:semiHidden/>
     <w:rsid w:val="005D52E8"/>
@@ -2551,11 +2551,11 @@
       <w:rFonts w:asciiTheme="majorHAnsi" w:eastAsiaTheme="majorEastAsia" w:hAnsiTheme="majorHAnsi"/>
     </w:rPr>
   </w:style>
-  <w:style w:type="paragraph" w:styleId="Title">
+  <w:style w:type="paragraph" w:styleId="aa">
     <w:name w:val="Title"/>
-    <w:basedOn w:val="Normal"/>
-    <w:next w:val="Normal"/>
-    <w:link w:val="TitleChar"/>
+    <w:basedOn w:val="a"/>
+    <w:next w:val="a"/>
+    <w:link w:val="ab"/>
     <w:uiPriority w:val="10"/>
     <w:qFormat/>
     <w:rsid w:val="005D52E8"/>
@@ -2573,10 +2573,10 @@
       <w:szCs w:val="32"/>
     </w:rPr>
   </w:style>
-  <w:style w:type="character" w:customStyle="1" w:styleId="TitleChar">
-    <w:name w:val="Title Char"/>
-    <w:basedOn w:val="DefaultParagraphFont"/>
-    <w:link w:val="Title"/>
+  <w:style w:type="character" w:customStyle="1" w:styleId="ab">
+    <w:name w:val="ชื่อเรื่อง อักขระ"/>
+    <w:basedOn w:val="a0"/>
+    <w:link w:val="aa"/>
     <w:uiPriority w:val="10"/>
     <w:rsid w:val="005D52E8"/>
     <w:rPr>
@@ -2588,11 +2588,11 @@
       <w:szCs w:val="32"/>
     </w:rPr>
   </w:style>
-  <w:style w:type="paragraph" w:styleId="Subtitle">
+  <w:style w:type="paragraph" w:styleId="ac">
     <w:name w:val="Subtitle"/>
-    <w:basedOn w:val="Normal"/>
-    <w:next w:val="Normal"/>
-    <w:link w:val="SubtitleChar"/>
+    <w:basedOn w:val="a"/>
+    <w:next w:val="a"/>
+    <w:link w:val="ad"/>
     <w:uiPriority w:val="11"/>
     <w:qFormat/>
     <w:rsid w:val="005D52E8"/>
@@ -2605,10 +2605,10 @@
       <w:rFonts w:asciiTheme="majorHAnsi" w:eastAsiaTheme="majorEastAsia" w:hAnsiTheme="majorHAnsi"/>
     </w:rPr>
   </w:style>
-  <w:style w:type="character" w:customStyle="1" w:styleId="SubtitleChar">
-    <w:name w:val="Subtitle Char"/>
-    <w:basedOn w:val="DefaultParagraphFont"/>
-    <w:link w:val="Subtitle"/>
+  <w:style w:type="character" w:customStyle="1" w:styleId="ad">
+    <w:name w:val="ชื่อเรื่องรอง อักขระ"/>
+    <w:basedOn w:val="a0"/>
+    <w:link w:val="ac"/>
     <w:uiPriority w:val="11"/>
     <w:rsid w:val="005D52E8"/>
     <w:rPr>
@@ -2617,9 +2617,9 @@
       <w:szCs w:val="24"/>
     </w:rPr>
   </w:style>
-  <w:style w:type="character" w:styleId="Strong">
+  <w:style w:type="character" w:styleId="ae">
     <w:name w:val="Strong"/>
-    <w:basedOn w:val="DefaultParagraphFont"/>
+    <w:basedOn w:val="a0"/>
     <w:uiPriority w:val="22"/>
     <w:qFormat/>
     <w:rsid w:val="005D52E8"/>
@@ -2628,9 +2628,9 @@
       <w:bCs/>
     </w:rPr>
   </w:style>
-  <w:style w:type="character" w:styleId="Emphasis">
+  <w:style w:type="character" w:styleId="af">
     <w:name w:val="Emphasis"/>
-    <w:basedOn w:val="DefaultParagraphFont"/>
+    <w:basedOn w:val="a0"/>
     <w:uiPriority w:val="20"/>
     <w:qFormat/>
     <w:rsid w:val="005D52E8"/>
@@ -2641,9 +2641,9 @@
       <w:iCs/>
     </w:rPr>
   </w:style>
-  <w:style w:type="paragraph" w:styleId="NoSpacing">
+  <w:style w:type="paragraph" w:styleId="af0">
     <w:name w:val="No Spacing"/>
-    <w:basedOn w:val="Normal"/>
+    <w:basedOn w:val="a"/>
     <w:uiPriority w:val="1"/>
     <w:qFormat/>
     <w:rsid w:val="005D52E8"/>
@@ -2651,9 +2651,9 @@
       <w:szCs w:val="32"/>
     </w:rPr>
   </w:style>
-  <w:style w:type="paragraph" w:styleId="ListParagraph">
+  <w:style w:type="paragraph" w:styleId="af1">
     <w:name w:val="List Paragraph"/>
-    <w:basedOn w:val="Normal"/>
+    <w:basedOn w:val="a"/>
     <w:uiPriority w:val="34"/>
     <w:qFormat/>
     <w:rsid w:val="005D52E8"/>
@@ -2662,11 +2662,11 @@
       <w:contextualSpacing/>
     </w:pPr>
   </w:style>
-  <w:style w:type="paragraph" w:styleId="Quote">
+  <w:style w:type="paragraph" w:styleId="af2">
     <w:name w:val="Quote"/>
-    <w:basedOn w:val="Normal"/>
-    <w:next w:val="Normal"/>
-    <w:link w:val="QuoteChar"/>
+    <w:basedOn w:val="a"/>
+    <w:next w:val="a"/>
+    <w:link w:val="af3"/>
     <w:uiPriority w:val="29"/>
     <w:qFormat/>
     <w:rsid w:val="005D52E8"/>
@@ -2674,10 +2674,10 @@
       <w:i/>
     </w:rPr>
   </w:style>
-  <w:style w:type="character" w:customStyle="1" w:styleId="QuoteChar">
-    <w:name w:val="Quote Char"/>
-    <w:basedOn w:val="DefaultParagraphFont"/>
-    <w:link w:val="Quote"/>
+  <w:style w:type="character" w:customStyle="1" w:styleId="af3">
+    <w:name w:val="คำอ้างอิง อักขระ"/>
+    <w:basedOn w:val="a0"/>
+    <w:link w:val="af2"/>
     <w:uiPriority w:val="29"/>
     <w:rsid w:val="005D52E8"/>
     <w:rPr>
@@ -2686,11 +2686,11 @@
       <w:szCs w:val="24"/>
     </w:rPr>
   </w:style>
-  <w:style w:type="paragraph" w:styleId="IntenseQuote">
+  <w:style w:type="paragraph" w:styleId="af4">
     <w:name w:val="Intense Quote"/>
-    <w:basedOn w:val="Normal"/>
-    <w:next w:val="Normal"/>
-    <w:link w:val="IntenseQuoteChar"/>
+    <w:basedOn w:val="a"/>
+    <w:next w:val="a"/>
+    <w:link w:val="af5"/>
     <w:uiPriority w:val="30"/>
     <w:qFormat/>
     <w:rsid w:val="005D52E8"/>
@@ -2703,10 +2703,10 @@
       <w:szCs w:val="22"/>
     </w:rPr>
   </w:style>
-  <w:style w:type="character" w:customStyle="1" w:styleId="IntenseQuoteChar">
-    <w:name w:val="Intense Quote Char"/>
-    <w:basedOn w:val="DefaultParagraphFont"/>
-    <w:link w:val="IntenseQuote"/>
+  <w:style w:type="character" w:customStyle="1" w:styleId="af5">
+    <w:name w:val="ทำให้คำอ้างอิงเป็นสีเข้มขึ้น อักขระ"/>
+    <w:basedOn w:val="a0"/>
+    <w:link w:val="af4"/>
     <w:uiPriority w:val="30"/>
     <w:rsid w:val="005D52E8"/>
     <w:rPr>
@@ -2715,7 +2715,7 @@
       <w:sz w:val="24"/>
     </w:rPr>
   </w:style>
-  <w:style w:type="character" w:styleId="SubtleEmphasis">
+  <w:style w:type="character" w:styleId="af6">
     <w:name w:val="Subtle Emphasis"/>
     <w:uiPriority w:val="19"/>
     <w:qFormat/>
@@ -2725,9 +2725,9 @@
       <w:color w:val="5A5A5A" w:themeColor="text1" w:themeTint="A5"/>
     </w:rPr>
   </w:style>
-  <w:style w:type="character" w:styleId="IntenseEmphasis">
+  <w:style w:type="character" w:styleId="af7">
     <w:name w:val="Intense Emphasis"/>
-    <w:basedOn w:val="DefaultParagraphFont"/>
+    <w:basedOn w:val="a0"/>
     <w:uiPriority w:val="21"/>
     <w:qFormat/>
     <w:rsid w:val="005D52E8"/>
@@ -2739,9 +2739,9 @@
       <w:u w:val="single"/>
     </w:rPr>
   </w:style>
-  <w:style w:type="character" w:styleId="SubtleReference">
+  <w:style w:type="character" w:styleId="af8">
     <w:name w:val="Subtle Reference"/>
-    <w:basedOn w:val="DefaultParagraphFont"/>
+    <w:basedOn w:val="a0"/>
     <w:uiPriority w:val="31"/>
     <w:qFormat/>
     <w:rsid w:val="005D52E8"/>
@@ -2751,9 +2751,9 @@
       <w:u w:val="single"/>
     </w:rPr>
   </w:style>
-  <w:style w:type="character" w:styleId="IntenseReference">
+  <w:style w:type="character" w:styleId="af9">
     <w:name w:val="Intense Reference"/>
-    <w:basedOn w:val="DefaultParagraphFont"/>
+    <w:basedOn w:val="a0"/>
     <w:uiPriority w:val="32"/>
     <w:qFormat/>
     <w:rsid w:val="005D52E8"/>
@@ -2763,9 +2763,9 @@
       <w:u w:val="single"/>
     </w:rPr>
   </w:style>
-  <w:style w:type="character" w:styleId="BookTitle">
+  <w:style w:type="character" w:styleId="afa">
     <w:name w:val="Book Title"/>
-    <w:basedOn w:val="DefaultParagraphFont"/>
+    <w:basedOn w:val="a0"/>
     <w:uiPriority w:val="33"/>
     <w:qFormat/>
     <w:rsid w:val="005D52E8"/>
@@ -2777,10 +2777,10 @@
       <w:szCs w:val="24"/>
     </w:rPr>
   </w:style>
-  <w:style w:type="paragraph" w:styleId="TOCHeading">
+  <w:style w:type="paragraph" w:styleId="afb">
     <w:name w:val="TOC Heading"/>
-    <w:basedOn w:val="Heading1"/>
-    <w:next w:val="Normal"/>
+    <w:basedOn w:val="1"/>
+    <w:next w:val="a"/>
     <w:uiPriority w:val="39"/>
     <w:semiHidden/>
     <w:unhideWhenUsed/>
@@ -2790,9 +2790,9 @@
       <w:outlineLvl w:val="9"/>
     </w:pPr>
   </w:style>
-  <w:style w:type="table" w:styleId="TableGrid">
+  <w:style w:type="table" w:styleId="afc">
     <w:name w:val="Table Grid"/>
-    <w:basedOn w:val="TableNormal"/>
+    <w:basedOn w:val="a1"/>
     <w:uiPriority w:val="39"/>
     <w:rsid w:val="005E088A"/>
     <w:tblPr>

--- a/HRCP-KKU-Academic/uploads/academic/1/doc_0.docx
+++ b/HRCP-KKU-Academic/uploads/academic/1/doc_0.docx
@@ -310,7 +310,7 @@
           <w:szCs w:val="32"/>
           <w:lang w:eastAsia="en-GB"/>
         </w:rPr>
-        <w:t/>
+        <w:t>1</w:t>
       </w:r>
       <w:r>
         <w:rPr>
@@ -397,7 +397,7 @@
           <w:szCs w:val="32"/>
           <w:lang w:eastAsia="en-GB"/>
         </w:rPr>
-        <w:t>7 สิงหาคม 2569</w:t>
+        <w:t>21 สิงหาคม 2569</w:t>
       </w:r>
     </w:p>
     <w:p>
@@ -586,7 +586,7 @@
           <w:szCs w:val="32"/>
           <w:lang w:eastAsia="en-GB"/>
         </w:rPr>
-        <w:t xml:space="preserve"> ผู้ช่วยศาสตราจารย์ปาณวัฒน์ จันทร์ทองหลาง</w:t>
+        <w:t xml:space="preserve"> นายสมชาย ใจดีวิชาการ</w:t>
       </w:r>
       <w:r>
         <w:rPr>
@@ -647,7 +647,7 @@
           <w:szCs w:val="32"/>
           <w:lang w:eastAsia="en-GB"/>
         </w:rPr>
-        <w:t>ข้าราชการ</w:t>
+        <w:t>พนักงานมหาวิทยาลัย</w:t>
       </w:r>
       <w:r>
         <w:rPr>
@@ -749,7 +749,7 @@
           <w:szCs w:val="32"/>
           <w:lang w:val="en-US" w:eastAsia="en-GB"/>
         </w:rPr>
-        <w:t>]</w:t>
+        <w:t>✓]</w:t>
       </w:r>
       <w:r>
         <w:rPr>
@@ -780,7 +780,7 @@
           <w:szCs w:val="32"/>
           <w:lang w:val="en-US" w:eastAsia="en-GB"/>
         </w:rPr>
-        <w:t>[✓]</w:t>
+        <w:t>[ ]</w:t>
       </w:r>
       <w:r>
         <w:rPr>
@@ -811,7 +811,7 @@
           <w:szCs w:val="32"/>
           <w:lang w:val="en-US" w:eastAsia="en-GB"/>
         </w:rPr>
-        <w:t>[]</w:t>
+        <w:t>[ ]</w:t>
       </w:r>
       <w:r>
         <w:rPr>
@@ -898,7 +898,7 @@
           <w:szCs w:val="32"/>
           <w:lang w:val="en-US" w:eastAsia="en-GB"/>
         </w:rPr>
-        <w:t xml:space="preserve"> com sci </w:t>
+        <w:t xml:space="preserve"> การคำนวณควอนตัม </w:t>
       </w:r>
       <w:r>
         <w:rPr>
@@ -939,7 +939,7 @@
           <w:szCs w:val="32"/>
           <w:lang w:val="en-US" w:eastAsia="en-GB"/>
         </w:rPr>
-        <w:t xml:space="preserve"> CP123456</w:t>
+        <w:t xml:space="preserve"> CP 256 256</w:t>
       </w:r>
       <w:r>
         <w:rPr>
@@ -1066,7 +1066,7 @@
           <w:szCs w:val="32"/>
           <w:lang w:val="en-US" w:eastAsia="en-GB"/>
         </w:rPr>
-        <w:t xml:space="preserve"> com sci</w:t>
+        <w:t xml:space="preserve"> การคำนวณควอนตัม</w:t>
       </w:r>
       <w:r>
         <w:rPr>
@@ -1107,7 +1107,7 @@
           <w:szCs w:val="32"/>
           <w:lang w:val="en-US" w:eastAsia="en-GB"/>
         </w:rPr>
-        <w:t>CP123456 </w:t>
+        <w:t>CP 256 256 </w:t>
       </w:r>
       <w:r>
         <w:rPr>
@@ -1255,7 +1255,7 @@
           <w:szCs w:val="32"/>
           <w:lang w:val="en-US" w:eastAsia="en-GB"/>
         </w:rPr>
-        <w:t xml:space="preserve"> com sci </w:t>
+        <w:t xml:space="preserve"> การคำนวณควอนตัม </w:t>
       </w:r>
       <w:r>
         <w:rPr>
@@ -1296,7 +1296,7 @@
           <w:szCs w:val="32"/>
           <w:lang w:val="en-US" w:eastAsia="en-GB"/>
         </w:rPr>
-        <w:t xml:space="preserve"> CP123456 </w:t>
+        <w:t xml:space="preserve"> CP 256 256 </w:t>
       </w:r>
       <w:r>
         <w:rPr>
@@ -1551,7 +1551,7 @@
           <w:szCs w:val="32"/>
           <w:lang w:eastAsia="en-GB"/>
         </w:rPr>
-        <w:t>ผู้ช่วยศาสตราจารย์</w:t>
+        <w:t>นาย</w:t>
       </w:r>
       <w:r>
         <w:rPr>
@@ -1581,7 +1581,7 @@
           <w:szCs w:val="32"/>
           <w:lang w:eastAsia="en-GB"/>
         </w:rPr>
-        <w:t>ปาณวัฒน์ จันทร์ทองหลาง</w:t>
+        <w:t>สมชาย ใจดีวิชาการ</w:t>
       </w:r>
       <w:r>
         <w:rPr>

--- a/HRCP-KKU-Academic/uploads/academic/1/doc_0.docx
+++ b/HRCP-KKU-Academic/uploads/academic/1/doc_0.docx
@@ -1,6 +1,6 @@
 
 <file path=word/document.xml><?xml version="1.0" encoding="utf-8"?>
-<w:document xmlns:wpc="http://schemas.microsoft.com/office/word/2010/wordprocessingCanvas" xmlns:cx="http://schemas.microsoft.com/office/drawing/2014/chartex" xmlns:cx1="http://schemas.microsoft.com/office/drawing/2015/9/8/chartex" xmlns:cx2="http://schemas.microsoft.com/office/drawing/2015/10/21/chartex" xmlns:cx3="http://schemas.microsoft.com/office/drawing/2016/5/9/chartex" xmlns:cx4="http://schemas.microsoft.com/office/drawing/2016/5/10/chartex" xmlns:cx5="http://schemas.microsoft.com/office/drawing/2016/5/11/chartex" xmlns:cx6="http://schemas.microsoft.com/office/drawing/2016/5/12/chartex" xmlns:cx7="http://schemas.microsoft.com/office/drawing/2016/5/13/chartex" xmlns:cx8="http://schemas.microsoft.com/office/drawing/2016/5/14/chartex" xmlns:mc="http://schemas.openxmlformats.org/markup-compatibility/2006" xmlns:aink="http://schemas.microsoft.com/office/drawing/2016/ink" xmlns:am3d="http://schemas.microsoft.com/office/drawing/2017/model3d" xmlns:o="urn:schemas-microsoft-com:office:office" xmlns:oel="http://schemas.microsoft.com/office/2019/extlst" xmlns:r="http://schemas.openxmlformats.org/officeDocument/2006/relationships" xmlns:m="http://schemas.openxmlformats.org/officeDocument/2006/math" xmlns:v="urn:schemas-microsoft-com:vml" xmlns:wp14="http://schemas.microsoft.com/office/word/2010/wordprocessingDrawing" xmlns:wp="http://schemas.openxmlformats.org/drawingml/2006/wordprocessingDrawing" xmlns:w10="urn:schemas-microsoft-com:office:word" xmlns:w="http://schemas.openxmlformats.org/wordprocessingml/2006/main" xmlns:w14="http://schemas.microsoft.com/office/word/2010/wordml" xmlns:w15="http://schemas.microsoft.com/office/word/2012/wordml" xmlns:w16cex="http://schemas.microsoft.com/office/word/2018/wordml/cex" xmlns:w16cid="http://schemas.microsoft.com/office/word/2016/wordml/cid" xmlns:w16="http://schemas.microsoft.com/office/word/2018/wordml" xmlns:w16du="http://schemas.microsoft.com/office/word/2023/wordml/word16du" xmlns:w16sdtdh="http://schemas.microsoft.com/office/word/2020/wordml/sdtdatahash" xmlns:w16sdtfl="http://schemas.microsoft.com/office/word/2024/wordml/sdtformatlock" xmlns:w16se="http://schemas.microsoft.com/office/word/2015/wordml/symex" xmlns:wpg="http://schemas.microsoft.com/office/word/2010/wordprocessingGroup" xmlns:wpi="http://schemas.microsoft.com/office/word/2010/wordprocessingInk" xmlns:wne="http://schemas.microsoft.com/office/word/2006/wordml" xmlns:wps="http://schemas.microsoft.com/office/word/2010/wordprocessingShape" mc:Ignorable="w14 w15 w16se w16cid w16 w16cex w16sdtdh w16sdtfl w16du wp14">
+<w:document xmlns:wpc="http://schemas.microsoft.com/office/word/2010/wordprocessingCanvas" xmlns:cx="http://schemas.microsoft.com/office/drawing/2014/chartex" xmlns:cx1="http://schemas.microsoft.com/office/drawing/2015/9/8/chartex" xmlns:cx2="http://schemas.microsoft.com/office/drawing/2015/10/21/chartex" xmlns:cx3="http://schemas.microsoft.com/office/drawing/2016/5/9/chartex" xmlns:cx4="http://schemas.microsoft.com/office/drawing/2016/5/10/chartex" xmlns:cx5="http://schemas.microsoft.com/office/drawing/2016/5/11/chartex" xmlns:cx6="http://schemas.microsoft.com/office/drawing/2016/5/12/chartex" xmlns:cx7="http://schemas.microsoft.com/office/drawing/2016/5/13/chartex" xmlns:cx8="http://schemas.microsoft.com/office/drawing/2016/5/14/chartex" xmlns:mc="http://schemas.openxmlformats.org/markup-compatibility/2006" xmlns:m="http://schemas.openxmlformats.org/officeDocument/2006/math" xmlns:aink="http://schemas.microsoft.com/office/drawing/2016/ink" xmlns:am3d="http://schemas.microsoft.com/office/drawing/2017/model3d" xmlns:oel="http://schemas.microsoft.com/office/2019/extlst" xmlns:r="http://schemas.openxmlformats.org/officeDocument/2006/relationships" xmlns:wp14="http://schemas.microsoft.com/office/word/2010/wordprocessingDrawing" xmlns:wp="http://schemas.openxmlformats.org/drawingml/2006/wordprocessingDrawing" xmlns:wpg="http://schemas.microsoft.com/office/word/2010/wordprocessingGroup" xmlns:wpi="http://schemas.microsoft.com/office/word/2010/wordprocessingInk" xmlns:wps="http://schemas.microsoft.com/office/word/2010/wordprocessingShape" xmlns:o="urn:schemas-microsoft-com:office:office" xmlns:v="urn:schemas-microsoft-com:vml" xmlns:w10="urn:schemas-microsoft-com:office:word" xmlns:w="http://schemas.openxmlformats.org/wordprocessingml/2006/main" xmlns:w14="http://schemas.microsoft.com/office/word/2010/wordml" xmlns:w15="http://schemas.microsoft.com/office/word/2012/wordml" xmlns:w16cex="http://schemas.microsoft.com/office/word/2018/wordml/cex" xmlns:w16cid="http://schemas.microsoft.com/office/word/2016/wordml/cid" xmlns:w16="http://schemas.microsoft.com/office/word/2018/wordml" xmlns:w16sdtdh="http://schemas.microsoft.com/office/word/2020/wordml/sdtdatahash" xmlns:w16sdtfl="http://schemas.microsoft.com/office/word/2024/wordml/sdtformatlock" xmlns:w16se="http://schemas.microsoft.com/office/word/2015/wordml/symex" xmlns:w16du="http://schemas.microsoft.com/office/word/2023/wordml/word16du" xmlns:wne="http://schemas.microsoft.com/office/word/2006/wordml" mc:Ignorable="w14 w15 w16se w16cid w16 w16cex w16sdtdh w16sdtfl w16du wp14">
   <w:body>
     <w:p>
       <w:pPr>
@@ -27,7 +27,7 @@
           <w:lang w:val="en-US"/>
         </w:rPr>
         <w:drawing>
-          <wp:anchor distT="0" distB="0" distL="114300" distR="114300" simplePos="0" relativeHeight="251659264" behindDoc="0" locked="1" layoutInCell="1" allowOverlap="1" wp14:anchorId="68A6F703" wp14:editId="7992DAA0">
+          <wp:anchor distT="0" distB="0" distL="114300" distR="114300" simplePos="0" relativeHeight="251659264" behindDoc="0" locked="1" layoutInCell="1" allowOverlap="1" wp14:anchorId="68A6F703" wp14:editId="675661B3">
             <wp:simplePos x="0" y="0"/>
             <wp:positionH relativeFrom="margin">
               <wp:posOffset>0</wp:posOffset>
@@ -310,18 +310,20 @@
           <w:szCs w:val="32"/>
           <w:lang w:eastAsia="en-GB"/>
         </w:rPr>
-        <w:t>1</w:t>
-      </w:r>
-      <w:r>
-        <w:rPr>
-          <w:rFonts w:ascii="TH Sarabun New" w:eastAsia="Times New Roman" w:hAnsi="TH Sarabun New" w:cs="TH Sarabun New"/>
-          <w:color w:val="000000" w:themeColor="text1"/>
-          <w:sz w:val="32"/>
-          <w:szCs w:val="32"/>
-          <w:lang w:val="en-US" w:eastAsia="en-GB"/>
-        </w:rPr>
         <w:t/>
       </w:r>
+      <w:proofErr w:type="spellStart"/>
+      <w:r>
+        <w:rPr>
+          <w:rFonts w:ascii="TH Sarabun New" w:eastAsia="Times New Roman" w:hAnsi="TH Sarabun New" w:cs="TH Sarabun New"/>
+          <w:color w:val="000000" w:themeColor="text1"/>
+          <w:sz w:val="32"/>
+          <w:szCs w:val="32"/>
+          <w:lang w:val="en-US" w:eastAsia="en-GB"/>
+        </w:rPr>
+        <w:t/>
+      </w:r>
+      <w:proofErr w:type="spellEnd"/>
       <w:r>
         <w:rPr>
           <w:rFonts w:ascii="TH Sarabun New" w:eastAsia="Times New Roman" w:hAnsi="TH Sarabun New" w:cs="TH Sarabun New"/>
@@ -397,7 +399,7 @@
           <w:szCs w:val="32"/>
           <w:lang w:eastAsia="en-GB"/>
         </w:rPr>
-        <w:t>21 สิงหาคม 2569</w:t>
+        <w:t>1 กันยายน 2569</w:t>
       </w:r>
     </w:p>
     <w:p>
@@ -586,7 +588,7 @@
           <w:szCs w:val="32"/>
           <w:lang w:eastAsia="en-GB"/>
         </w:rPr>
-        <w:t xml:space="preserve"> นายสมชาย ใจดีวิชาการ</w:t>
+        <w:t xml:space="preserve"> ขอรับการประเมินผลการสอนสมชาย ใจดี</w:t>
       </w:r>
       <w:r>
         <w:rPr>
@@ -608,6 +610,7 @@
         </w:rPr>
         <w:t/>
       </w:r>
+      <w:proofErr w:type="spellStart"/>
       <w:r>
         <w:rPr>
           <w:rFonts w:ascii="TH Sarabun New" w:eastAsia="Times New Roman" w:hAnsi="TH Sarabun New" w:cs="TH Sarabun New"/>
@@ -618,6 +621,7 @@
         </w:rPr>
         <w:t/>
       </w:r>
+      <w:proofErr w:type="spellEnd"/>
       <w:r>
         <w:rPr>
           <w:rFonts w:ascii="TH Sarabun New" w:eastAsia="Times New Roman" w:hAnsi="TH Sarabun New" w:cs="TH Sarabun New"/>
@@ -649,6 +653,7 @@
         </w:rPr>
         <w:t>พนักงานมหาวิทยาลัย</w:t>
       </w:r>
+      <w:proofErr w:type="spellStart"/>
       <w:r>
         <w:rPr>
           <w:rFonts w:ascii="TH Sarabun New" w:eastAsia="Times New Roman" w:hAnsi="TH Sarabun New" w:cs="TH Sarabun New"/>
@@ -671,6 +676,27 @@
       </w:r>
       <w:r>
         <w:rPr>
+          <w:rFonts w:ascii="TH Sarabun New" w:eastAsia="Times New Roman" w:hAnsi="TH Sarabun New" w:cs="TH Sarabun New"/>
+          <w:color w:val="000000" w:themeColor="text1"/>
+          <w:sz w:val="32"/>
+          <w:szCs w:val="32"/>
+          <w:lang w:eastAsia="en-GB"/>
+        </w:rPr>
+        <w:t/>
+      </w:r>
+      <w:proofErr w:type="spellEnd"/>
+      <w:r>
+        <w:rPr>
+          <w:rFonts w:ascii="TH Sarabun New" w:eastAsia="Times New Roman" w:hAnsi="TH Sarabun New" w:cs="TH Sarabun New"/>
+          <w:color w:val="000000" w:themeColor="text1"/>
+          <w:sz w:val="32"/>
+          <w:szCs w:val="32"/>
+          <w:lang w:eastAsia="en-GB"/>
+        </w:rPr>
+        <w:t/>
+      </w:r>
+      <w:r>
+        <w:rPr>
           <w:rFonts w:ascii="TH Sarabun New" w:eastAsia="Times New Roman" w:hAnsi="TH Sarabun New" w:cs="TH Sarabun New" w:hint="cs"/>
           <w:color w:val="000000" w:themeColor="text1"/>
           <w:sz w:val="32"/>
@@ -698,8 +724,9 @@
           <w:szCs w:val="32"/>
           <w:lang w:eastAsia="en-GB"/>
         </w:rPr>
-        <w:t>ผู้ช่วยศาสตราจารย์</w:t>
-      </w:r>
+        <w:t>อาจารย์</w:t>
+      </w:r>
+      <w:proofErr w:type="spellStart"/>
       <w:r>
         <w:rPr>
           <w:rFonts w:ascii="TH Sarabun New" w:eastAsia="Times New Roman" w:hAnsi="TH Sarabun New" w:cs="TH Sarabun New"/>
@@ -720,6 +747,17 @@
         </w:rPr>
         <w:t/>
       </w:r>
+      <w:proofErr w:type="spellEnd"/>
+      <w:r>
+        <w:rPr>
+          <w:rFonts w:ascii="TH Sarabun New" w:eastAsia="Times New Roman" w:hAnsi="TH Sarabun New" w:cs="TH Sarabun New"/>
+          <w:color w:val="000000" w:themeColor="text1"/>
+          <w:sz w:val="32"/>
+          <w:szCs w:val="32"/>
+          <w:lang w:eastAsia="en-GB"/>
+        </w:rPr>
+        <w:t/>
+      </w:r>
       <w:r>
         <w:rPr>
           <w:rFonts w:ascii="TH Sarabun New" w:eastAsia="Times New Roman" w:hAnsi="TH Sarabun New" w:cs="TH Sarabun New" w:hint="cs"/>
@@ -780,7 +818,7 @@
           <w:szCs w:val="32"/>
           <w:lang w:val="en-US" w:eastAsia="en-GB"/>
         </w:rPr>
-        <w:t>[ ]</w:t>
+        <w:t>[]</w:t>
       </w:r>
       <w:r>
         <w:rPr>
@@ -801,38 +839,7 @@
           <w:cs/>
           <w:lang w:val="en-US" w:eastAsia="en-GB"/>
         </w:rPr>
-        <w:t xml:space="preserve">รองศาสตราจารย์ </w:t>
-      </w:r>
-      <w:r>
-        <w:rPr>
-          <w:rFonts w:ascii="TH Sarabun New" w:eastAsia="Times New Roman" w:hAnsi="TH Sarabun New" w:cs="TH Sarabun New"/>
-          <w:color w:val="000000" w:themeColor="text1"/>
-          <w:sz w:val="32"/>
-          <w:szCs w:val="32"/>
-          <w:lang w:val="en-US" w:eastAsia="en-GB"/>
-        </w:rPr>
-        <w:t>[ ]</w:t>
-      </w:r>
-      <w:r>
-        <w:rPr>
-          <w:rFonts w:ascii="TH Sarabun New" w:eastAsia="Times New Roman" w:hAnsi="TH Sarabun New" w:cs="TH Sarabun New"/>
-          <w:color w:val="000000" w:themeColor="text1"/>
-          <w:sz w:val="32"/>
-          <w:szCs w:val="32"/>
-          <w:lang w:val="en-US" w:eastAsia="en-GB"/>
-        </w:rPr>
-        <w:t xml:space="preserve"> </w:t>
-      </w:r>
-      <w:r>
-        <w:rPr>
-          <w:rFonts w:ascii="TH Sarabun New" w:eastAsia="Times New Roman" w:hAnsi="TH Sarabun New" w:cs="TH Sarabun New" w:hint="cs"/>
-          <w:color w:val="000000" w:themeColor="text1"/>
-          <w:sz w:val="32"/>
-          <w:szCs w:val="32"/>
-          <w:cs/>
-          <w:lang w:val="en-US" w:eastAsia="en-GB"/>
-        </w:rPr>
-        <w:t>ศาสตราจารย์ พร้อมนี้ได้แนบเอกสารประกอบการขอประเมินผลการสอน จำนวน  3 ชุด ดังนี้</w:t>
+        <w:t>รองศาสตราจารย์ พร้อมนี้ได้แนบเอกสารประกอบการขอประเมินผลการสอน จำนวน  3 ชุด ดังนี้</w:t>
       </w:r>
     </w:p>
     <w:p>
@@ -898,8 +905,9 @@
           <w:szCs w:val="32"/>
           <w:lang w:val="en-US" w:eastAsia="en-GB"/>
         </w:rPr>
-        <w:t xml:space="preserve"> การคำนวณควอนตัม </w:t>
-      </w:r>
+        <w:t xml:space="preserve"> การเขียนโปรแกรมคอมพิวเตอร์ </w:t>
+      </w:r>
+      <w:proofErr w:type="spellStart"/>
       <w:r>
         <w:rPr>
           <w:rFonts w:ascii="TH Sarabun New" w:hAnsi="TH Sarabun New" w:cs="TH Sarabun New"/>
@@ -910,6 +918,7 @@
         </w:rPr>
         <w:t/>
       </w:r>
+      <w:proofErr w:type="spellEnd"/>
       <w:r>
         <w:rPr>
           <w:rFonts w:ascii="TH Sarabun New" w:eastAsia="Times New Roman" w:hAnsi="TH Sarabun New" w:cs="TH Sarabun New"/>
@@ -939,8 +948,9 @@
           <w:szCs w:val="32"/>
           <w:lang w:val="en-US" w:eastAsia="en-GB"/>
         </w:rPr>
-        <w:t xml:space="preserve"> CP 256 256</w:t>
-      </w:r>
+        <w:t xml:space="preserve"> CP101</w:t>
+      </w:r>
+      <w:proofErr w:type="spellStart"/>
       <w:r>
         <w:rPr>
           <w:rFonts w:ascii="TH Sarabun New" w:hAnsi="TH Sarabun New" w:cs="TH Sarabun New"/>
@@ -951,6 +961,7 @@
         </w:rPr>
         <w:t/>
       </w:r>
+      <w:proofErr w:type="spellEnd"/>
       <w:r>
         <w:rPr>
           <w:rFonts w:ascii="TH Sarabun New" w:eastAsia="Times New Roman" w:hAnsi="TH Sarabun New" w:cs="TH Sarabun New"/>
@@ -982,6 +993,7 @@
         </w:rPr>
         <w:t xml:space="preserve"> 2569</w:t>
       </w:r>
+      <w:proofErr w:type="spellStart"/>
       <w:r>
         <w:rPr>
           <w:rFonts w:ascii="TH Sarabun New" w:eastAsia="Times New Roman" w:hAnsi="TH Sarabun New" w:cs="TH Sarabun New"/>
@@ -992,6 +1004,7 @@
         </w:rPr>
         <w:t/>
       </w:r>
+      <w:proofErr w:type="spellEnd"/>
       <w:r>
         <w:rPr>
           <w:rFonts w:ascii="TH Sarabun New" w:eastAsia="Times New Roman" w:hAnsi="TH Sarabun New" w:cs="TH Sarabun New"/>
@@ -1066,8 +1079,9 @@
           <w:szCs w:val="32"/>
           <w:lang w:val="en-US" w:eastAsia="en-GB"/>
         </w:rPr>
-        <w:t xml:space="preserve"> การคำนวณควอนตัม</w:t>
-      </w:r>
+        <w:t xml:space="preserve"> การเขียนโปรแกรมคอมพิวเตอร์</w:t>
+      </w:r>
+      <w:proofErr w:type="spellStart"/>
       <w:r>
         <w:rPr>
           <w:rFonts w:ascii="TH Sarabun New" w:hAnsi="TH Sarabun New" w:cs="TH Sarabun New"/>
@@ -1078,6 +1092,7 @@
         </w:rPr>
         <w:t/>
       </w:r>
+      <w:proofErr w:type="spellEnd"/>
       <w:r>
         <w:rPr>
           <w:rFonts w:ascii="TH Sarabun New" w:eastAsia="Times New Roman" w:hAnsi="TH Sarabun New" w:cs="TH Sarabun New"/>
@@ -1107,8 +1122,9 @@
           <w:szCs w:val="32"/>
           <w:lang w:val="en-US" w:eastAsia="en-GB"/>
         </w:rPr>
-        <w:t>CP 256 256 </w:t>
-      </w:r>
+        <w:t>CP101 </w:t>
+      </w:r>
+      <w:proofErr w:type="spellStart"/>
       <w:r>
         <w:rPr>
           <w:rFonts w:ascii="TH Sarabun New" w:hAnsi="TH Sarabun New" w:cs="TH Sarabun New"/>
@@ -1119,6 +1135,7 @@
         </w:rPr>
         <w:t/>
       </w:r>
+      <w:proofErr w:type="spellEnd"/>
       <w:r>
         <w:rPr>
           <w:rFonts w:ascii="TH Sarabun New" w:eastAsia="Times New Roman" w:hAnsi="TH Sarabun New" w:cs="TH Sarabun New"/>
@@ -1150,6 +1167,7 @@
         </w:rPr>
         <w:t xml:space="preserve"> 2569</w:t>
       </w:r>
+      <w:proofErr w:type="spellStart"/>
       <w:r>
         <w:rPr>
           <w:rFonts w:ascii="TH Sarabun New" w:eastAsia="Times New Roman" w:hAnsi="TH Sarabun New" w:cs="TH Sarabun New"/>
@@ -1160,6 +1178,7 @@
         </w:rPr>
         <w:t/>
       </w:r>
+      <w:proofErr w:type="spellEnd"/>
       <w:r>
         <w:rPr>
           <w:rFonts w:ascii="TH Sarabun New" w:eastAsia="Times New Roman" w:hAnsi="TH Sarabun New" w:cs="TH Sarabun New"/>
@@ -1255,8 +1274,9 @@
           <w:szCs w:val="32"/>
           <w:lang w:val="en-US" w:eastAsia="en-GB"/>
         </w:rPr>
-        <w:t xml:space="preserve"> การคำนวณควอนตัม </w:t>
-      </w:r>
+        <w:t xml:space="preserve"> การเขียนโปรแกรมคอมพิวเตอร์ </w:t>
+      </w:r>
+      <w:proofErr w:type="spellStart"/>
       <w:r>
         <w:rPr>
           <w:rFonts w:ascii="TH Sarabun New" w:hAnsi="TH Sarabun New" w:cs="TH Sarabun New"/>
@@ -1267,6 +1287,7 @@
         </w:rPr>
         <w:t/>
       </w:r>
+      <w:proofErr w:type="spellEnd"/>
       <w:r>
         <w:rPr>
           <w:rFonts w:ascii="TH Sarabun New" w:eastAsia="Times New Roman" w:hAnsi="TH Sarabun New" w:cs="TH Sarabun New"/>
@@ -1296,8 +1317,9 @@
           <w:szCs w:val="32"/>
           <w:lang w:val="en-US" w:eastAsia="en-GB"/>
         </w:rPr>
-        <w:t xml:space="preserve"> CP 256 256 </w:t>
-      </w:r>
+        <w:t xml:space="preserve"> CP101 </w:t>
+      </w:r>
+      <w:proofErr w:type="spellStart"/>
       <w:r>
         <w:rPr>
           <w:rFonts w:ascii="TH Sarabun New" w:hAnsi="TH Sarabun New" w:cs="TH Sarabun New"/>
@@ -1308,6 +1330,7 @@
         </w:rPr>
         <w:t/>
       </w:r>
+      <w:proofErr w:type="spellEnd"/>
       <w:r>
         <w:rPr>
           <w:rFonts w:ascii="TH Sarabun New" w:eastAsia="Times New Roman" w:hAnsi="TH Sarabun New" w:cs="TH Sarabun New"/>
@@ -1339,6 +1362,7 @@
         </w:rPr>
         <w:t xml:space="preserve"> 2569</w:t>
       </w:r>
+      <w:proofErr w:type="spellStart"/>
       <w:r>
         <w:rPr>
           <w:rFonts w:ascii="TH Sarabun New" w:eastAsia="Times New Roman" w:hAnsi="TH Sarabun New" w:cs="TH Sarabun New"/>
@@ -1349,6 +1373,7 @@
         </w:rPr>
         <w:t/>
       </w:r>
+      <w:proofErr w:type="spellEnd"/>
       <w:r>
         <w:rPr>
           <w:rFonts w:ascii="TH Sarabun New" w:eastAsia="Times New Roman" w:hAnsi="TH Sarabun New" w:cs="TH Sarabun New"/>
@@ -1551,7 +1576,7 @@
           <w:szCs w:val="32"/>
           <w:lang w:eastAsia="en-GB"/>
         </w:rPr>
-        <w:t>นาย</w:t>
+        <w:t>ขอรับการประเมินผลการสอน</w:t>
       </w:r>
       <w:r>
         <w:rPr>
@@ -1581,7 +1606,29 @@
           <w:szCs w:val="32"/>
           <w:lang w:eastAsia="en-GB"/>
         </w:rPr>
-        <w:t>สมชาย ใจดีวิชาการ</w:t>
+        <w:t>สมชาย ใจดี</w:t>
+      </w:r>
+      <w:proofErr w:type="spellStart"/>
+      <w:r>
+        <w:rPr>
+          <w:rFonts w:ascii="TH Sarabun New" w:eastAsia="Times New Roman" w:hAnsi="TH Sarabun New" w:cs="TH Sarabun New"/>
+          <w:color w:val="000000" w:themeColor="text1"/>
+          <w:sz w:val="32"/>
+          <w:szCs w:val="32"/>
+          <w:lang w:eastAsia="en-GB"/>
+        </w:rPr>
+        <w:t/>
+      </w:r>
+      <w:proofErr w:type="spellEnd"/>
+      <w:r>
+        <w:rPr>
+          <w:rFonts w:ascii="TH Sarabun New" w:eastAsia="Times New Roman" w:hAnsi="TH Sarabun New" w:cs="TH Sarabun New"/>
+          <w:color w:val="000000" w:themeColor="text1"/>
+          <w:sz w:val="32"/>
+          <w:szCs w:val="32"/>
+          <w:lang w:eastAsia="en-GB"/>
+        </w:rPr>
+        <w:t/>
       </w:r>
       <w:r>
         <w:rPr>
@@ -1682,7 +1729,7 @@
 </file>
 
 <file path=word/endnotes.xml><?xml version="1.0" encoding="utf-8"?>
-<w:endnotes xmlns:wpc="http://schemas.microsoft.com/office/word/2010/wordprocessingCanvas" xmlns:cx="http://schemas.microsoft.com/office/drawing/2014/chartex" xmlns:cx1="http://schemas.microsoft.com/office/drawing/2015/9/8/chartex" xmlns:cx2="http://schemas.microsoft.com/office/drawing/2015/10/21/chartex" xmlns:cx3="http://schemas.microsoft.com/office/drawing/2016/5/9/chartex" xmlns:cx4="http://schemas.microsoft.com/office/drawing/2016/5/10/chartex" xmlns:cx5="http://schemas.microsoft.com/office/drawing/2016/5/11/chartex" xmlns:cx6="http://schemas.microsoft.com/office/drawing/2016/5/12/chartex" xmlns:cx7="http://schemas.microsoft.com/office/drawing/2016/5/13/chartex" xmlns:cx8="http://schemas.microsoft.com/office/drawing/2016/5/14/chartex" xmlns:mc="http://schemas.openxmlformats.org/markup-compatibility/2006" xmlns:aink="http://schemas.microsoft.com/office/drawing/2016/ink" xmlns:am3d="http://schemas.microsoft.com/office/drawing/2017/model3d" xmlns:o="urn:schemas-microsoft-com:office:office" xmlns:oel="http://schemas.microsoft.com/office/2019/extlst" xmlns:r="http://schemas.openxmlformats.org/officeDocument/2006/relationships" xmlns:m="http://schemas.openxmlformats.org/officeDocument/2006/math" xmlns:v="urn:schemas-microsoft-com:vml" xmlns:wp14="http://schemas.microsoft.com/office/word/2010/wordprocessingDrawing" xmlns:wp="http://schemas.openxmlformats.org/drawingml/2006/wordprocessingDrawing" xmlns:w10="urn:schemas-microsoft-com:office:word" xmlns:w="http://schemas.openxmlformats.org/wordprocessingml/2006/main" xmlns:w14="http://schemas.microsoft.com/office/word/2010/wordml" xmlns:w15="http://schemas.microsoft.com/office/word/2012/wordml" xmlns:w16cex="http://schemas.microsoft.com/office/word/2018/wordml/cex" xmlns:w16cid="http://schemas.microsoft.com/office/word/2016/wordml/cid" xmlns:w16="http://schemas.microsoft.com/office/word/2018/wordml" xmlns:w16du="http://schemas.microsoft.com/office/word/2023/wordml/word16du" xmlns:w16sdtdh="http://schemas.microsoft.com/office/word/2020/wordml/sdtdatahash" xmlns:w16sdtfl="http://schemas.microsoft.com/office/word/2024/wordml/sdtformatlock" xmlns:w16se="http://schemas.microsoft.com/office/word/2015/wordml/symex" xmlns:wpg="http://schemas.microsoft.com/office/word/2010/wordprocessingGroup" xmlns:wpi="http://schemas.microsoft.com/office/word/2010/wordprocessingInk" xmlns:wne="http://schemas.microsoft.com/office/word/2006/wordml" xmlns:wps="http://schemas.microsoft.com/office/word/2010/wordprocessingShape" mc:Ignorable="w14 w15 w16se w16cid w16 w16cex w16sdtdh w16sdtfl w16du wp14">
+<w:endnotes xmlns:wpc="http://schemas.microsoft.com/office/word/2010/wordprocessingCanvas" xmlns:cx="http://schemas.microsoft.com/office/drawing/2014/chartex" xmlns:cx1="http://schemas.microsoft.com/office/drawing/2015/9/8/chartex" xmlns:cx2="http://schemas.microsoft.com/office/drawing/2015/10/21/chartex" xmlns:cx3="http://schemas.microsoft.com/office/drawing/2016/5/9/chartex" xmlns:cx4="http://schemas.microsoft.com/office/drawing/2016/5/10/chartex" xmlns:cx5="http://schemas.microsoft.com/office/drawing/2016/5/11/chartex" xmlns:cx6="http://schemas.microsoft.com/office/drawing/2016/5/12/chartex" xmlns:cx7="http://schemas.microsoft.com/office/drawing/2016/5/13/chartex" xmlns:cx8="http://schemas.microsoft.com/office/drawing/2016/5/14/chartex" xmlns:mc="http://schemas.openxmlformats.org/markup-compatibility/2006" xmlns:m="http://schemas.openxmlformats.org/officeDocument/2006/math" xmlns:aink="http://schemas.microsoft.com/office/drawing/2016/ink" xmlns:am3d="http://schemas.microsoft.com/office/drawing/2017/model3d" xmlns:oel="http://schemas.microsoft.com/office/2019/extlst" xmlns:r="http://schemas.openxmlformats.org/officeDocument/2006/relationships" xmlns:wp14="http://schemas.microsoft.com/office/word/2010/wordprocessingDrawing" xmlns:wp="http://schemas.openxmlformats.org/drawingml/2006/wordprocessingDrawing" xmlns:wpg="http://schemas.microsoft.com/office/word/2010/wordprocessingGroup" xmlns:wpi="http://schemas.microsoft.com/office/word/2010/wordprocessingInk" xmlns:wps="http://schemas.microsoft.com/office/word/2010/wordprocessingShape" xmlns:o="urn:schemas-microsoft-com:office:office" xmlns:v="urn:schemas-microsoft-com:vml" xmlns:w10="urn:schemas-microsoft-com:office:word" xmlns:w="http://schemas.openxmlformats.org/wordprocessingml/2006/main" xmlns:w14="http://schemas.microsoft.com/office/word/2010/wordml" xmlns:w15="http://schemas.microsoft.com/office/word/2012/wordml" xmlns:w16cex="http://schemas.microsoft.com/office/word/2018/wordml/cex" xmlns:w16cid="http://schemas.microsoft.com/office/word/2016/wordml/cid" xmlns:w16="http://schemas.microsoft.com/office/word/2018/wordml" xmlns:w16sdtdh="http://schemas.microsoft.com/office/word/2020/wordml/sdtdatahash" xmlns:w16sdtfl="http://schemas.microsoft.com/office/word/2024/wordml/sdtformatlock" xmlns:w16se="http://schemas.microsoft.com/office/word/2015/wordml/symex" xmlns:w16du="http://schemas.microsoft.com/office/word/2023/wordml/word16du" xmlns:wne="http://schemas.microsoft.com/office/word/2006/wordml" mc:Ignorable="w14 w15 w16se w16cid w16 w16cex w16sdtdh w16sdtfl w16du wp14">
   <w:endnote w:type="separator" w:id="-1">
     <w:p>
       <w:r>
@@ -1701,7 +1748,7 @@
 </file>
 
 <file path=word/footnotes.xml><?xml version="1.0" encoding="utf-8"?>
-<w:footnotes xmlns:wpc="http://schemas.microsoft.com/office/word/2010/wordprocessingCanvas" xmlns:cx="http://schemas.microsoft.com/office/drawing/2014/chartex" xmlns:cx1="http://schemas.microsoft.com/office/drawing/2015/9/8/chartex" xmlns:cx2="http://schemas.microsoft.com/office/drawing/2015/10/21/chartex" xmlns:cx3="http://schemas.microsoft.com/office/drawing/2016/5/9/chartex" xmlns:cx4="http://schemas.microsoft.com/office/drawing/2016/5/10/chartex" xmlns:cx5="http://schemas.microsoft.com/office/drawing/2016/5/11/chartex" xmlns:cx6="http://schemas.microsoft.com/office/drawing/2016/5/12/chartex" xmlns:cx7="http://schemas.microsoft.com/office/drawing/2016/5/13/chartex" xmlns:cx8="http://schemas.microsoft.com/office/drawing/2016/5/14/chartex" xmlns:mc="http://schemas.openxmlformats.org/markup-compatibility/2006" xmlns:aink="http://schemas.microsoft.com/office/drawing/2016/ink" xmlns:am3d="http://schemas.microsoft.com/office/drawing/2017/model3d" xmlns:o="urn:schemas-microsoft-com:office:office" xmlns:oel="http://schemas.microsoft.com/office/2019/extlst" xmlns:r="http://schemas.openxmlformats.org/officeDocument/2006/relationships" xmlns:m="http://schemas.openxmlformats.org/officeDocument/2006/math" xmlns:v="urn:schemas-microsoft-com:vml" xmlns:wp14="http://schemas.microsoft.com/office/word/2010/wordprocessingDrawing" xmlns:wp="http://schemas.openxmlformats.org/drawingml/2006/wordprocessingDrawing" xmlns:w10="urn:schemas-microsoft-com:office:word" xmlns:w="http://schemas.openxmlformats.org/wordprocessingml/2006/main" xmlns:w14="http://schemas.microsoft.com/office/word/2010/wordml" xmlns:w15="http://schemas.microsoft.com/office/word/2012/wordml" xmlns:w16cex="http://schemas.microsoft.com/office/word/2018/wordml/cex" xmlns:w16cid="http://schemas.microsoft.com/office/word/2016/wordml/cid" xmlns:w16="http://schemas.microsoft.com/office/word/2018/wordml" xmlns:w16du="http://schemas.microsoft.com/office/word/2023/wordml/word16du" xmlns:w16sdtdh="http://schemas.microsoft.com/office/word/2020/wordml/sdtdatahash" xmlns:w16sdtfl="http://schemas.microsoft.com/office/word/2024/wordml/sdtformatlock" xmlns:w16se="http://schemas.microsoft.com/office/word/2015/wordml/symex" xmlns:wpg="http://schemas.microsoft.com/office/word/2010/wordprocessingGroup" xmlns:wpi="http://schemas.microsoft.com/office/word/2010/wordprocessingInk" xmlns:wne="http://schemas.microsoft.com/office/word/2006/wordml" xmlns:wps="http://schemas.microsoft.com/office/word/2010/wordprocessingShape" mc:Ignorable="w14 w15 w16se w16cid w16 w16cex w16sdtdh w16sdtfl w16du wp14">
+<w:footnotes xmlns:wpc="http://schemas.microsoft.com/office/word/2010/wordprocessingCanvas" xmlns:cx="http://schemas.microsoft.com/office/drawing/2014/chartex" xmlns:cx1="http://schemas.microsoft.com/office/drawing/2015/9/8/chartex" xmlns:cx2="http://schemas.microsoft.com/office/drawing/2015/10/21/chartex" xmlns:cx3="http://schemas.microsoft.com/office/drawing/2016/5/9/chartex" xmlns:cx4="http://schemas.microsoft.com/office/drawing/2016/5/10/chartex" xmlns:cx5="http://schemas.microsoft.com/office/drawing/2016/5/11/chartex" xmlns:cx6="http://schemas.microsoft.com/office/drawing/2016/5/12/chartex" xmlns:cx7="http://schemas.microsoft.com/office/drawing/2016/5/13/chartex" xmlns:cx8="http://schemas.microsoft.com/office/drawing/2016/5/14/chartex" xmlns:mc="http://schemas.openxmlformats.org/markup-compatibility/2006" xmlns:m="http://schemas.openxmlformats.org/officeDocument/2006/math" xmlns:aink="http://schemas.microsoft.com/office/drawing/2016/ink" xmlns:am3d="http://schemas.microsoft.com/office/drawing/2017/model3d" xmlns:oel="http://schemas.microsoft.com/office/2019/extlst" xmlns:r="http://schemas.openxmlformats.org/officeDocument/2006/relationships" xmlns:wp14="http://schemas.microsoft.com/office/word/2010/wordprocessingDrawing" xmlns:wp="http://schemas.openxmlformats.org/drawingml/2006/wordprocessingDrawing" xmlns:wpg="http://schemas.microsoft.com/office/word/2010/wordprocessingGroup" xmlns:wpi="http://schemas.microsoft.com/office/word/2010/wordprocessingInk" xmlns:wps="http://schemas.microsoft.com/office/word/2010/wordprocessingShape" xmlns:o="urn:schemas-microsoft-com:office:office" xmlns:v="urn:schemas-microsoft-com:vml" xmlns:w10="urn:schemas-microsoft-com:office:word" xmlns:w="http://schemas.openxmlformats.org/wordprocessingml/2006/main" xmlns:w14="http://schemas.microsoft.com/office/word/2010/wordml" xmlns:w15="http://schemas.microsoft.com/office/word/2012/wordml" xmlns:w16cex="http://schemas.microsoft.com/office/word/2018/wordml/cex" xmlns:w16cid="http://schemas.microsoft.com/office/word/2016/wordml/cid" xmlns:w16="http://schemas.microsoft.com/office/word/2018/wordml" xmlns:w16sdtdh="http://schemas.microsoft.com/office/word/2020/wordml/sdtdatahash" xmlns:w16sdtfl="http://schemas.microsoft.com/office/word/2024/wordml/sdtformatlock" xmlns:w16se="http://schemas.microsoft.com/office/word/2015/wordml/symex" xmlns:w16du="http://schemas.microsoft.com/office/word/2023/wordml/word16du" xmlns:wne="http://schemas.microsoft.com/office/word/2006/wordml" mc:Ignorable="w14 w15 w16se w16cid w16 w16cex w16sdtdh w16sdtfl w16du wp14">
   <w:footnote w:type="separator" w:id="-1">
     <w:p>
       <w:r>
@@ -1720,7 +1767,7 @@
 </file>
 
 <file path=word/styles.xml><?xml version="1.0" encoding="utf-8"?>
-<w:styles xmlns:mc="http://schemas.openxmlformats.org/markup-compatibility/2006" xmlns:r="http://schemas.openxmlformats.org/officeDocument/2006/relationships" xmlns:w="http://schemas.openxmlformats.org/wordprocessingml/2006/main" xmlns:w14="http://schemas.microsoft.com/office/word/2010/wordml" xmlns:w15="http://schemas.microsoft.com/office/word/2012/wordml" xmlns:w16cex="http://schemas.microsoft.com/office/word/2018/wordml/cex" xmlns:w16cid="http://schemas.microsoft.com/office/word/2016/wordml/cid" xmlns:w16="http://schemas.microsoft.com/office/word/2018/wordml" xmlns:w16du="http://schemas.microsoft.com/office/word/2023/wordml/word16du" xmlns:w16sdtdh="http://schemas.microsoft.com/office/word/2020/wordml/sdtdatahash" xmlns:w16sdtfl="http://schemas.microsoft.com/office/word/2024/wordml/sdtformatlock" xmlns:w16se="http://schemas.microsoft.com/office/word/2015/wordml/symex" mc:Ignorable="w14 w15 w16se w16cid w16 w16cex w16sdtdh w16sdtfl w16du">
+<w:styles xmlns:mc="http://schemas.openxmlformats.org/markup-compatibility/2006" xmlns:r="http://schemas.openxmlformats.org/officeDocument/2006/relationships" xmlns:w="http://schemas.openxmlformats.org/wordprocessingml/2006/main" xmlns:w14="http://schemas.microsoft.com/office/word/2010/wordml" xmlns:w15="http://schemas.microsoft.com/office/word/2012/wordml" xmlns:w16cex="http://schemas.microsoft.com/office/word/2018/wordml/cex" xmlns:w16cid="http://schemas.microsoft.com/office/word/2016/wordml/cid" xmlns:w16="http://schemas.microsoft.com/office/word/2018/wordml" xmlns:w16sdtdh="http://schemas.microsoft.com/office/word/2020/wordml/sdtdatahash" xmlns:w16sdtfl="http://schemas.microsoft.com/office/word/2024/wordml/sdtformatlock" xmlns:w16se="http://schemas.microsoft.com/office/word/2015/wordml/symex" xmlns:w16du="http://schemas.microsoft.com/office/word/2023/wordml/word16du" mc:Ignorable="w14 w15 w16se w16cid w16 w16cex w16sdtdh w16sdtfl w16du">
   <w:docDefaults>
     <w:rPrDefault>
       <w:rPr>
@@ -2110,7 +2157,7 @@
     <w:lsdException w:name="Unresolved Mention" w:semiHidden="1" w:unhideWhenUsed="1"/>
     <w:lsdException w:name="Smart Link" w:semiHidden="1" w:unhideWhenUsed="1"/>
   </w:latentStyles>
-  <w:style w:type="paragraph" w:default="1" w:styleId="a">
+  <w:style w:type="paragraph" w:default="1" w:styleId="Normal">
     <w:name w:val="Normal"/>
     <w:qFormat/>
     <w:rsid w:val="005D52E8"/>
@@ -2119,11 +2166,11 @@
       <w:szCs w:val="24"/>
     </w:rPr>
   </w:style>
-  <w:style w:type="paragraph" w:styleId="1">
+  <w:style w:type="paragraph" w:styleId="Heading1">
     <w:name w:val="heading 1"/>
-    <w:basedOn w:val="a"/>
-    <w:next w:val="a"/>
-    <w:link w:val="10"/>
+    <w:basedOn w:val="Normal"/>
+    <w:next w:val="Normal"/>
+    <w:link w:val="Heading1Char"/>
     <w:uiPriority w:val="9"/>
     <w:qFormat/>
     <w:rsid w:val="005D52E8"/>
@@ -2141,11 +2188,11 @@
       <w:szCs w:val="32"/>
     </w:rPr>
   </w:style>
-  <w:style w:type="paragraph" w:styleId="2">
+  <w:style w:type="paragraph" w:styleId="Heading2">
     <w:name w:val="heading 2"/>
-    <w:basedOn w:val="a"/>
-    <w:next w:val="a"/>
-    <w:link w:val="20"/>
+    <w:basedOn w:val="Normal"/>
+    <w:next w:val="Normal"/>
+    <w:link w:val="Heading2Char"/>
     <w:uiPriority w:val="9"/>
     <w:semiHidden/>
     <w:unhideWhenUsed/>
@@ -2166,11 +2213,11 @@
       <w:szCs w:val="28"/>
     </w:rPr>
   </w:style>
-  <w:style w:type="paragraph" w:styleId="3">
+  <w:style w:type="paragraph" w:styleId="Heading3">
     <w:name w:val="heading 3"/>
-    <w:basedOn w:val="a"/>
-    <w:next w:val="a"/>
-    <w:link w:val="30"/>
+    <w:basedOn w:val="Normal"/>
+    <w:next w:val="Normal"/>
+    <w:link w:val="Heading3Char"/>
     <w:uiPriority w:val="9"/>
     <w:semiHidden/>
     <w:unhideWhenUsed/>
@@ -2189,11 +2236,11 @@
       <w:szCs w:val="26"/>
     </w:rPr>
   </w:style>
-  <w:style w:type="paragraph" w:styleId="4">
+  <w:style w:type="paragraph" w:styleId="Heading4">
     <w:name w:val="heading 4"/>
-    <w:basedOn w:val="a"/>
-    <w:next w:val="a"/>
-    <w:link w:val="40"/>
+    <w:basedOn w:val="Normal"/>
+    <w:next w:val="Normal"/>
+    <w:link w:val="Heading4Char"/>
     <w:uiPriority w:val="9"/>
     <w:semiHidden/>
     <w:unhideWhenUsed/>
@@ -2211,11 +2258,11 @@
       <w:szCs w:val="28"/>
     </w:rPr>
   </w:style>
-  <w:style w:type="paragraph" w:styleId="5">
+  <w:style w:type="paragraph" w:styleId="Heading5">
     <w:name w:val="heading 5"/>
-    <w:basedOn w:val="a"/>
-    <w:next w:val="a"/>
-    <w:link w:val="50"/>
+    <w:basedOn w:val="Normal"/>
+    <w:next w:val="Normal"/>
+    <w:link w:val="Heading5Char"/>
     <w:uiPriority w:val="9"/>
     <w:semiHidden/>
     <w:unhideWhenUsed/>
@@ -2234,11 +2281,11 @@
       <w:szCs w:val="26"/>
     </w:rPr>
   </w:style>
-  <w:style w:type="paragraph" w:styleId="6">
+  <w:style w:type="paragraph" w:styleId="Heading6">
     <w:name w:val="heading 6"/>
-    <w:basedOn w:val="a"/>
-    <w:next w:val="a"/>
-    <w:link w:val="60"/>
+    <w:basedOn w:val="Normal"/>
+    <w:next w:val="Normal"/>
+    <w:link w:val="Heading6Char"/>
     <w:uiPriority w:val="9"/>
     <w:semiHidden/>
     <w:unhideWhenUsed/>
@@ -2255,11 +2302,11 @@
       <w:szCs w:val="22"/>
     </w:rPr>
   </w:style>
-  <w:style w:type="paragraph" w:styleId="7">
+  <w:style w:type="paragraph" w:styleId="Heading7">
     <w:name w:val="heading 7"/>
-    <w:basedOn w:val="a"/>
-    <w:next w:val="a"/>
-    <w:link w:val="70"/>
+    <w:basedOn w:val="Normal"/>
+    <w:next w:val="Normal"/>
+    <w:link w:val="Heading7Char"/>
     <w:uiPriority w:val="9"/>
     <w:semiHidden/>
     <w:unhideWhenUsed/>
@@ -2270,11 +2317,11 @@
       <w:outlineLvl w:val="6"/>
     </w:pPr>
   </w:style>
-  <w:style w:type="paragraph" w:styleId="8">
+  <w:style w:type="paragraph" w:styleId="Heading8">
     <w:name w:val="heading 8"/>
-    <w:basedOn w:val="a"/>
-    <w:next w:val="a"/>
-    <w:link w:val="80"/>
+    <w:basedOn w:val="Normal"/>
+    <w:next w:val="Normal"/>
+    <w:link w:val="Heading8Char"/>
     <w:uiPriority w:val="9"/>
     <w:semiHidden/>
     <w:unhideWhenUsed/>
@@ -2289,11 +2336,11 @@
       <w:iCs/>
     </w:rPr>
   </w:style>
-  <w:style w:type="paragraph" w:styleId="9">
+  <w:style w:type="paragraph" w:styleId="Heading9">
     <w:name w:val="heading 9"/>
-    <w:basedOn w:val="a"/>
-    <w:next w:val="a"/>
-    <w:link w:val="90"/>
+    <w:basedOn w:val="Normal"/>
+    <w:next w:val="Normal"/>
+    <w:link w:val="Heading9Char"/>
     <w:uiPriority w:val="9"/>
     <w:semiHidden/>
     <w:unhideWhenUsed/>
@@ -2309,13 +2356,13 @@
       <w:szCs w:val="22"/>
     </w:rPr>
   </w:style>
-  <w:style w:type="character" w:default="1" w:styleId="a0">
+  <w:style w:type="character" w:default="1" w:styleId="DefaultParagraphFont">
     <w:name w:val="Default Paragraph Font"/>
     <w:uiPriority w:val="1"/>
     <w:semiHidden/>
     <w:unhideWhenUsed/>
   </w:style>
-  <w:style w:type="table" w:default="1" w:styleId="a1">
+  <w:style w:type="table" w:default="1" w:styleId="TableNormal">
     <w:name w:val="Normal Table"/>
     <w:uiPriority w:val="99"/>
     <w:semiHidden/>
@@ -2330,15 +2377,15 @@
       </w:tblCellMar>
     </w:tblPr>
   </w:style>
-  <w:style w:type="numbering" w:default="1" w:styleId="a2">
+  <w:style w:type="numbering" w:default="1" w:styleId="NoList">
     <w:name w:val="No List"/>
     <w:uiPriority w:val="99"/>
     <w:semiHidden/>
     <w:unhideWhenUsed/>
   </w:style>
-  <w:style w:type="paragraph" w:styleId="a3">
+  <w:style w:type="paragraph" w:styleId="NormalWeb">
     <w:name w:val="Normal (Web)"/>
-    <w:basedOn w:val="a"/>
+    <w:basedOn w:val="Normal"/>
     <w:uiPriority w:val="99"/>
     <w:semiHidden/>
     <w:unhideWhenUsed/>
@@ -2353,13 +2400,13 @@
   </w:style>
   <w:style w:type="character" w:customStyle="1" w:styleId="apple-tab-span">
     <w:name w:val="apple-tab-span"/>
-    <w:basedOn w:val="a0"/>
+    <w:basedOn w:val="DefaultParagraphFont"/>
     <w:rsid w:val="000463DB"/>
   </w:style>
-  <w:style w:type="paragraph" w:styleId="a4">
+  <w:style w:type="paragraph" w:styleId="BalloonText">
     <w:name w:val="Balloon Text"/>
-    <w:basedOn w:val="a"/>
-    <w:link w:val="a5"/>
+    <w:basedOn w:val="Normal"/>
+    <w:link w:val="BalloonTextChar"/>
     <w:uiPriority w:val="99"/>
     <w:semiHidden/>
     <w:unhideWhenUsed/>
@@ -2370,10 +2417,10 @@
       <w:szCs w:val="22"/>
     </w:rPr>
   </w:style>
-  <w:style w:type="character" w:customStyle="1" w:styleId="a5">
-    <w:name w:val="ข้อความบอลลูน อักขระ"/>
-    <w:basedOn w:val="a0"/>
-    <w:link w:val="a4"/>
+  <w:style w:type="character" w:customStyle="1" w:styleId="BalloonTextChar">
+    <w:name w:val="Balloon Text Char"/>
+    <w:basedOn w:val="DefaultParagraphFont"/>
+    <w:link w:val="BalloonText"/>
     <w:uiPriority w:val="99"/>
     <w:semiHidden/>
     <w:rsid w:val="000C52FD"/>
@@ -2383,10 +2430,10 @@
       <w:szCs w:val="22"/>
     </w:rPr>
   </w:style>
-  <w:style w:type="paragraph" w:styleId="a6">
+  <w:style w:type="paragraph" w:styleId="Header">
     <w:name w:val="header"/>
-    <w:basedOn w:val="a"/>
-    <w:link w:val="a7"/>
+    <w:basedOn w:val="Normal"/>
+    <w:link w:val="HeaderChar"/>
     <w:uiPriority w:val="99"/>
     <w:unhideWhenUsed/>
     <w:rsid w:val="002E55A6"/>
@@ -2397,17 +2444,17 @@
       </w:tabs>
     </w:pPr>
   </w:style>
-  <w:style w:type="character" w:customStyle="1" w:styleId="a7">
-    <w:name w:val="หัวกระดาษ อักขระ"/>
-    <w:basedOn w:val="a0"/>
-    <w:link w:val="a6"/>
+  <w:style w:type="character" w:customStyle="1" w:styleId="HeaderChar">
+    <w:name w:val="Header Char"/>
+    <w:basedOn w:val="DefaultParagraphFont"/>
+    <w:link w:val="Header"/>
     <w:uiPriority w:val="99"/>
     <w:rsid w:val="002E55A6"/>
   </w:style>
-  <w:style w:type="paragraph" w:styleId="a8">
+  <w:style w:type="paragraph" w:styleId="Footer">
     <w:name w:val="footer"/>
-    <w:basedOn w:val="a"/>
-    <w:link w:val="a9"/>
+    <w:basedOn w:val="Normal"/>
+    <w:link w:val="FooterChar"/>
     <w:uiPriority w:val="99"/>
     <w:unhideWhenUsed/>
     <w:rsid w:val="002E55A6"/>
@@ -2418,17 +2465,17 @@
       </w:tabs>
     </w:pPr>
   </w:style>
-  <w:style w:type="character" w:customStyle="1" w:styleId="a9">
-    <w:name w:val="ท้ายกระดาษ อักขระ"/>
-    <w:basedOn w:val="a0"/>
-    <w:link w:val="a8"/>
+  <w:style w:type="character" w:customStyle="1" w:styleId="FooterChar">
+    <w:name w:val="Footer Char"/>
+    <w:basedOn w:val="DefaultParagraphFont"/>
+    <w:link w:val="Footer"/>
     <w:uiPriority w:val="99"/>
     <w:rsid w:val="002E55A6"/>
   </w:style>
-  <w:style w:type="character" w:customStyle="1" w:styleId="10">
-    <w:name w:val="หัวเรื่อง 1 อักขระ"/>
-    <w:basedOn w:val="a0"/>
-    <w:link w:val="1"/>
+  <w:style w:type="character" w:customStyle="1" w:styleId="Heading1Char">
+    <w:name w:val="Heading 1 Char"/>
+    <w:basedOn w:val="DefaultParagraphFont"/>
+    <w:link w:val="Heading1"/>
     <w:uiPriority w:val="9"/>
     <w:rsid w:val="005D52E8"/>
     <w:rPr>
@@ -2440,10 +2487,10 @@
       <w:szCs w:val="32"/>
     </w:rPr>
   </w:style>
-  <w:style w:type="character" w:customStyle="1" w:styleId="20">
-    <w:name w:val="หัวเรื่อง 2 อักขระ"/>
-    <w:basedOn w:val="a0"/>
-    <w:link w:val="2"/>
+  <w:style w:type="character" w:customStyle="1" w:styleId="Heading2Char">
+    <w:name w:val="Heading 2 Char"/>
+    <w:basedOn w:val="DefaultParagraphFont"/>
+    <w:link w:val="Heading2"/>
     <w:uiPriority w:val="9"/>
     <w:semiHidden/>
     <w:rsid w:val="005D52E8"/>
@@ -2457,10 +2504,10 @@
       <w:szCs w:val="28"/>
     </w:rPr>
   </w:style>
-  <w:style w:type="character" w:customStyle="1" w:styleId="30">
-    <w:name w:val="หัวเรื่อง 3 อักขระ"/>
-    <w:basedOn w:val="a0"/>
-    <w:link w:val="3"/>
+  <w:style w:type="character" w:customStyle="1" w:styleId="Heading3Char">
+    <w:name w:val="Heading 3 Char"/>
+    <w:basedOn w:val="DefaultParagraphFont"/>
+    <w:link w:val="Heading3"/>
     <w:uiPriority w:val="9"/>
     <w:semiHidden/>
     <w:rsid w:val="005D52E8"/>
@@ -2472,10 +2519,10 @@
       <w:szCs w:val="26"/>
     </w:rPr>
   </w:style>
-  <w:style w:type="character" w:customStyle="1" w:styleId="40">
-    <w:name w:val="หัวเรื่อง 4 อักขระ"/>
-    <w:basedOn w:val="a0"/>
-    <w:link w:val="4"/>
+  <w:style w:type="character" w:customStyle="1" w:styleId="Heading4Char">
+    <w:name w:val="Heading 4 Char"/>
+    <w:basedOn w:val="DefaultParagraphFont"/>
+    <w:link w:val="Heading4"/>
     <w:uiPriority w:val="9"/>
     <w:semiHidden/>
     <w:rsid w:val="005D52E8"/>
@@ -2486,10 +2533,10 @@
       <w:szCs w:val="28"/>
     </w:rPr>
   </w:style>
-  <w:style w:type="character" w:customStyle="1" w:styleId="50">
-    <w:name w:val="หัวเรื่อง 5 อักขระ"/>
-    <w:basedOn w:val="a0"/>
-    <w:link w:val="5"/>
+  <w:style w:type="character" w:customStyle="1" w:styleId="Heading5Char">
+    <w:name w:val="Heading 5 Char"/>
+    <w:basedOn w:val="DefaultParagraphFont"/>
+    <w:link w:val="Heading5"/>
     <w:uiPriority w:val="9"/>
     <w:semiHidden/>
     <w:rsid w:val="005D52E8"/>
@@ -2502,10 +2549,10 @@
       <w:szCs w:val="26"/>
     </w:rPr>
   </w:style>
-  <w:style w:type="character" w:customStyle="1" w:styleId="60">
-    <w:name w:val="หัวเรื่อง 6 อักขระ"/>
-    <w:basedOn w:val="a0"/>
-    <w:link w:val="6"/>
+  <w:style w:type="character" w:customStyle="1" w:styleId="Heading6Char">
+    <w:name w:val="Heading 6 Char"/>
+    <w:basedOn w:val="DefaultParagraphFont"/>
+    <w:link w:val="Heading6"/>
     <w:uiPriority w:val="9"/>
     <w:semiHidden/>
     <w:rsid w:val="005D52E8"/>
@@ -2514,10 +2561,10 @@
       <w:bCs/>
     </w:rPr>
   </w:style>
-  <w:style w:type="character" w:customStyle="1" w:styleId="70">
-    <w:name w:val="หัวเรื่อง 7 อักขระ"/>
-    <w:basedOn w:val="a0"/>
-    <w:link w:val="7"/>
+  <w:style w:type="character" w:customStyle="1" w:styleId="Heading7Char">
+    <w:name w:val="Heading 7 Char"/>
+    <w:basedOn w:val="DefaultParagraphFont"/>
+    <w:link w:val="Heading7"/>
     <w:uiPriority w:val="9"/>
     <w:semiHidden/>
     <w:rsid w:val="005D52E8"/>
@@ -2526,10 +2573,10 @@
       <w:szCs w:val="24"/>
     </w:rPr>
   </w:style>
-  <w:style w:type="character" w:customStyle="1" w:styleId="80">
-    <w:name w:val="หัวเรื่อง 8 อักขระ"/>
-    <w:basedOn w:val="a0"/>
-    <w:link w:val="8"/>
+  <w:style w:type="character" w:customStyle="1" w:styleId="Heading8Char">
+    <w:name w:val="Heading 8 Char"/>
+    <w:basedOn w:val="DefaultParagraphFont"/>
+    <w:link w:val="Heading8"/>
     <w:uiPriority w:val="9"/>
     <w:semiHidden/>
     <w:rsid w:val="005D52E8"/>
@@ -2540,10 +2587,10 @@
       <w:szCs w:val="24"/>
     </w:rPr>
   </w:style>
-  <w:style w:type="character" w:customStyle="1" w:styleId="90">
-    <w:name w:val="หัวเรื่อง 9 อักขระ"/>
-    <w:basedOn w:val="a0"/>
-    <w:link w:val="9"/>
+  <w:style w:type="character" w:customStyle="1" w:styleId="Heading9Char">
+    <w:name w:val="Heading 9 Char"/>
+    <w:basedOn w:val="DefaultParagraphFont"/>
+    <w:link w:val="Heading9"/>
     <w:uiPriority w:val="9"/>
     <w:semiHidden/>
     <w:rsid w:val="005D52E8"/>
@@ -2551,11 +2598,11 @@
       <w:rFonts w:asciiTheme="majorHAnsi" w:eastAsiaTheme="majorEastAsia" w:hAnsiTheme="majorHAnsi"/>
     </w:rPr>
   </w:style>
-  <w:style w:type="paragraph" w:styleId="aa">
+  <w:style w:type="paragraph" w:styleId="Title">
     <w:name w:val="Title"/>
-    <w:basedOn w:val="a"/>
-    <w:next w:val="a"/>
-    <w:link w:val="ab"/>
+    <w:basedOn w:val="Normal"/>
+    <w:next w:val="Normal"/>
+    <w:link w:val="TitleChar"/>
     <w:uiPriority w:val="10"/>
     <w:qFormat/>
     <w:rsid w:val="005D52E8"/>
@@ -2573,10 +2620,10 @@
       <w:szCs w:val="32"/>
     </w:rPr>
   </w:style>
-  <w:style w:type="character" w:customStyle="1" w:styleId="ab">
-    <w:name w:val="ชื่อเรื่อง อักขระ"/>
-    <w:basedOn w:val="a0"/>
-    <w:link w:val="aa"/>
+  <w:style w:type="character" w:customStyle="1" w:styleId="TitleChar">
+    <w:name w:val="Title Char"/>
+    <w:basedOn w:val="DefaultParagraphFont"/>
+    <w:link w:val="Title"/>
     <w:uiPriority w:val="10"/>
     <w:rsid w:val="005D52E8"/>
     <w:rPr>
@@ -2588,11 +2635,11 @@
       <w:szCs w:val="32"/>
     </w:rPr>
   </w:style>
-  <w:style w:type="paragraph" w:styleId="ac">
+  <w:style w:type="paragraph" w:styleId="Subtitle">
     <w:name w:val="Subtitle"/>
-    <w:basedOn w:val="a"/>
-    <w:next w:val="a"/>
-    <w:link w:val="ad"/>
+    <w:basedOn w:val="Normal"/>
+    <w:next w:val="Normal"/>
+    <w:link w:val="SubtitleChar"/>
     <w:uiPriority w:val="11"/>
     <w:qFormat/>
     <w:rsid w:val="005D52E8"/>
@@ -2605,10 +2652,10 @@
       <w:rFonts w:asciiTheme="majorHAnsi" w:eastAsiaTheme="majorEastAsia" w:hAnsiTheme="majorHAnsi"/>
     </w:rPr>
   </w:style>
-  <w:style w:type="character" w:customStyle="1" w:styleId="ad">
-    <w:name w:val="ชื่อเรื่องรอง อักขระ"/>
-    <w:basedOn w:val="a0"/>
-    <w:link w:val="ac"/>
+  <w:style w:type="character" w:customStyle="1" w:styleId="SubtitleChar">
+    <w:name w:val="Subtitle Char"/>
+    <w:basedOn w:val="DefaultParagraphFont"/>
+    <w:link w:val="Subtitle"/>
     <w:uiPriority w:val="11"/>
     <w:rsid w:val="005D52E8"/>
     <w:rPr>
@@ -2617,9 +2664,9 @@
       <w:szCs w:val="24"/>
     </w:rPr>
   </w:style>
-  <w:style w:type="character" w:styleId="ae">
+  <w:style w:type="character" w:styleId="Strong">
     <w:name w:val="Strong"/>
-    <w:basedOn w:val="a0"/>
+    <w:basedOn w:val="DefaultParagraphFont"/>
     <w:uiPriority w:val="22"/>
     <w:qFormat/>
     <w:rsid w:val="005D52E8"/>
@@ -2628,9 +2675,9 @@
       <w:bCs/>
     </w:rPr>
   </w:style>
-  <w:style w:type="character" w:styleId="af">
+  <w:style w:type="character" w:styleId="Emphasis">
     <w:name w:val="Emphasis"/>
-    <w:basedOn w:val="a0"/>
+    <w:basedOn w:val="DefaultParagraphFont"/>
     <w:uiPriority w:val="20"/>
     <w:qFormat/>
     <w:rsid w:val="005D52E8"/>
@@ -2641,9 +2688,9 @@
       <w:iCs/>
     </w:rPr>
   </w:style>
-  <w:style w:type="paragraph" w:styleId="af0">
+  <w:style w:type="paragraph" w:styleId="NoSpacing">
     <w:name w:val="No Spacing"/>
-    <w:basedOn w:val="a"/>
+    <w:basedOn w:val="Normal"/>
     <w:uiPriority w:val="1"/>
     <w:qFormat/>
     <w:rsid w:val="005D52E8"/>
@@ -2651,9 +2698,9 @@
       <w:szCs w:val="32"/>
     </w:rPr>
   </w:style>
-  <w:style w:type="paragraph" w:styleId="af1">
+  <w:style w:type="paragraph" w:styleId="ListParagraph">
     <w:name w:val="List Paragraph"/>
-    <w:basedOn w:val="a"/>
+    <w:basedOn w:val="Normal"/>
     <w:uiPriority w:val="34"/>
     <w:qFormat/>
     <w:rsid w:val="005D52E8"/>
@@ -2662,11 +2709,11 @@
       <w:contextualSpacing/>
     </w:pPr>
   </w:style>
-  <w:style w:type="paragraph" w:styleId="af2">
+  <w:style w:type="paragraph" w:styleId="Quote">
     <w:name w:val="Quote"/>
-    <w:basedOn w:val="a"/>
-    <w:next w:val="a"/>
-    <w:link w:val="af3"/>
+    <w:basedOn w:val="Normal"/>
+    <w:next w:val="Normal"/>
+    <w:link w:val="QuoteChar"/>
     <w:uiPriority w:val="29"/>
     <w:qFormat/>
     <w:rsid w:val="005D52E8"/>
@@ -2674,10 +2721,10 @@
       <w:i/>
     </w:rPr>
   </w:style>
-  <w:style w:type="character" w:customStyle="1" w:styleId="af3">
-    <w:name w:val="คำอ้างอิง อักขระ"/>
-    <w:basedOn w:val="a0"/>
-    <w:link w:val="af2"/>
+  <w:style w:type="character" w:customStyle="1" w:styleId="QuoteChar">
+    <w:name w:val="Quote Char"/>
+    <w:basedOn w:val="DefaultParagraphFont"/>
+    <w:link w:val="Quote"/>
     <w:uiPriority w:val="29"/>
     <w:rsid w:val="005D52E8"/>
     <w:rPr>
@@ -2686,11 +2733,11 @@
       <w:szCs w:val="24"/>
     </w:rPr>
   </w:style>
-  <w:style w:type="paragraph" w:styleId="af4">
+  <w:style w:type="paragraph" w:styleId="IntenseQuote">
     <w:name w:val="Intense Quote"/>
-    <w:basedOn w:val="a"/>
-    <w:next w:val="a"/>
-    <w:link w:val="af5"/>
+    <w:basedOn w:val="Normal"/>
+    <w:next w:val="Normal"/>
+    <w:link w:val="IntenseQuoteChar"/>
     <w:uiPriority w:val="30"/>
     <w:qFormat/>
     <w:rsid w:val="005D52E8"/>
@@ -2703,10 +2750,10 @@
       <w:szCs w:val="22"/>
     </w:rPr>
   </w:style>
-  <w:style w:type="character" w:customStyle="1" w:styleId="af5">
-    <w:name w:val="ทำให้คำอ้างอิงเป็นสีเข้มขึ้น อักขระ"/>
-    <w:basedOn w:val="a0"/>
-    <w:link w:val="af4"/>
+  <w:style w:type="character" w:customStyle="1" w:styleId="IntenseQuoteChar">
+    <w:name w:val="Intense Quote Char"/>
+    <w:basedOn w:val="DefaultParagraphFont"/>
+    <w:link w:val="IntenseQuote"/>
     <w:uiPriority w:val="30"/>
     <w:rsid w:val="005D52E8"/>
     <w:rPr>
@@ -2715,7 +2762,7 @@
       <w:sz w:val="24"/>
     </w:rPr>
   </w:style>
-  <w:style w:type="character" w:styleId="af6">
+  <w:style w:type="character" w:styleId="SubtleEmphasis">
     <w:name w:val="Subtle Emphasis"/>
     <w:uiPriority w:val="19"/>
     <w:qFormat/>
@@ -2725,9 +2772,9 @@
       <w:color w:val="5A5A5A" w:themeColor="text1" w:themeTint="A5"/>
     </w:rPr>
   </w:style>
-  <w:style w:type="character" w:styleId="af7">
+  <w:style w:type="character" w:styleId="IntenseEmphasis">
     <w:name w:val="Intense Emphasis"/>
-    <w:basedOn w:val="a0"/>
+    <w:basedOn w:val="DefaultParagraphFont"/>
     <w:uiPriority w:val="21"/>
     <w:qFormat/>
     <w:rsid w:val="005D52E8"/>
@@ -2739,9 +2786,9 @@
       <w:u w:val="single"/>
     </w:rPr>
   </w:style>
-  <w:style w:type="character" w:styleId="af8">
+  <w:style w:type="character" w:styleId="SubtleReference">
     <w:name w:val="Subtle Reference"/>
-    <w:basedOn w:val="a0"/>
+    <w:basedOn w:val="DefaultParagraphFont"/>
     <w:uiPriority w:val="31"/>
     <w:qFormat/>
     <w:rsid w:val="005D52E8"/>
@@ -2751,9 +2798,9 @@
       <w:u w:val="single"/>
     </w:rPr>
   </w:style>
-  <w:style w:type="character" w:styleId="af9">
+  <w:style w:type="character" w:styleId="IntenseReference">
     <w:name w:val="Intense Reference"/>
-    <w:basedOn w:val="a0"/>
+    <w:basedOn w:val="DefaultParagraphFont"/>
     <w:uiPriority w:val="32"/>
     <w:qFormat/>
     <w:rsid w:val="005D52E8"/>
@@ -2763,9 +2810,9 @@
       <w:u w:val="single"/>
     </w:rPr>
   </w:style>
-  <w:style w:type="character" w:styleId="afa">
+  <w:style w:type="character" w:styleId="BookTitle">
     <w:name w:val="Book Title"/>
-    <w:basedOn w:val="a0"/>
+    <w:basedOn w:val="DefaultParagraphFont"/>
     <w:uiPriority w:val="33"/>
     <w:qFormat/>
     <w:rsid w:val="005D52E8"/>
@@ -2777,10 +2824,10 @@
       <w:szCs w:val="24"/>
     </w:rPr>
   </w:style>
-  <w:style w:type="paragraph" w:styleId="afb">
+  <w:style w:type="paragraph" w:styleId="TOCHeading">
     <w:name w:val="TOC Heading"/>
-    <w:basedOn w:val="1"/>
-    <w:next w:val="a"/>
+    <w:basedOn w:val="Heading1"/>
+    <w:next w:val="Normal"/>
     <w:uiPriority w:val="39"/>
     <w:semiHidden/>
     <w:unhideWhenUsed/>
@@ -2790,9 +2837,9 @@
       <w:outlineLvl w:val="9"/>
     </w:pPr>
   </w:style>
-  <w:style w:type="table" w:styleId="afc">
+  <w:style w:type="table" w:styleId="TableGrid">
     <w:name w:val="Table Grid"/>
-    <w:basedOn w:val="a1"/>
+    <w:basedOn w:val="TableNormal"/>
     <w:uiPriority w:val="39"/>
     <w:rsid w:val="005E088A"/>
     <w:tblPr>
